--- a/reports/docx/corpus.docx
+++ b/reports/docx/corpus.docx
@@ -15,7 +15,7 @@
         <w:pStyle w:val="ListBullet"/>
       </w:pPr>
       <w:r>
-        <w:t>Отчёт построен: 2026-09-28T09:16:40+00:00; сборка корпуса 2026-09-28T08:20:09+00:00.</w:t>
+        <w:t>Отчёт построен: 2026-09-28T10:17:09+00:00; сборка корпуса 2026-09-28T10:16:48+00:00.</w:t>
       </w:r>
     </w:p>
     <w:p>
@@ -29,7 +29,7 @@
         <w:rPr>
           <w:b/>
         </w:rPr>
-        <w:t>6</w:t>
+        <w:t>8</w:t>
       </w:r>
       <w:r>
         <w:t xml:space="preserve">, пар (троек предложений EN–ZH–RU): </w:t>
@@ -38,10 +38,10 @@
         <w:rPr>
           <w:b/>
         </w:rPr>
-        <w:t>110</w:t>
+        <w:t>2630</w:t>
       </w:r>
       <w:r>
-        <w:t>; предложений EN 111, ZH 115, RU 111.</w:t>
+        <w:t>; предложений EN 2692, ZH 2654, RU 2663.</w:t>
       </w:r>
     </w:p>
     <w:p>
@@ -49,7 +49,7 @@
         <w:pStyle w:val="ListBullet"/>
       </w:pPr>
       <w:r>
-        <w:t>Объём: слов EN 1277, иероглифов ZH 1911, слов RU 994.</w:t>
+        <w:t>Объём: слов EN 27046, иероглифов ZH 39314, слов RU 23310.</w:t>
       </w:r>
     </w:p>
     <w:p>
@@ -57,7 +57,7 @@
         <w:pStyle w:val="ListBullet"/>
       </w:pPr>
       <w:r>
-        <w:t>Размечено: артиклей 160, конструкций с 量词 107 (32 разных 量词), существительных RU 348; спорных пометок 36, из них неоднозначных падежей 28.</w:t>
+        <w:t>Размечено: артиклей 2905, конструкций с 量词 558 (48 разных 量词), существительных RU 10864; спорных пометок 1835, из них неоднозначных падежей 1677.</w:t>
       </w:r>
     </w:p>
     <w:p>
@@ -65,7 +65,7 @@
         <w:pStyle w:val="ListBullet"/>
       </w:pPr>
       <w:r>
-        <w:t>Выравнивание: Гейл–Чёрч (длина предложений); средний alignment_score 0,706, медиана 0,714; ниже порога 0,35 — 0 пар.</w:t>
+        <w:t>Выравнивание: Гейл–Чёрч (длина предложений); средний alignment_score 0,977, медиана 1,000; ниже порога 0,35 — 22 пар.</w:t>
       </w:r>
     </w:p>
     <w:p>
@@ -73,7 +73,7 @@
         <w:pStyle w:val="ListBullet"/>
       </w:pPr>
       <w:r>
-        <w:t>Ручная проверка: проверено 0, исправлено 0, автоматически 110.</w:t>
+        <w:t>Ручная проверка: проверено 0, исправлено 0, автоматически 2630.</w:t>
       </w:r>
     </w:p>
     <w:p>
@@ -546,7 +546,7 @@
               <w:rPr>
                 <w:sz w:val="22"/>
               </w:rPr>
-              <w:t>Дождливая суббота</w:t>
+              <w:t>Tatoeba: предложения с переводами</w:t>
             </w:r>
           </w:p>
         </w:tc>
@@ -563,7 +563,7 @@
               <w:rPr>
                 <w:sz w:val="22"/>
               </w:rPr>
-              <w:t>A2</w:t>
+              <w:t>A1</w:t>
             </w:r>
           </w:p>
         </w:tc>
@@ -581,7 +581,7 @@
               <w:rPr>
                 <w:sz w:val="22"/>
               </w:rPr>
-              <w:t>25</w:t>
+              <w:t>510</w:t>
             </w:r>
           </w:p>
         </w:tc>
@@ -599,7 +599,7 @@
               <w:rPr>
                 <w:sz w:val="22"/>
               </w:rPr>
-              <w:t>26</w:t>
+              <w:t>509</w:t>
             </w:r>
           </w:p>
         </w:tc>
@@ -617,7 +617,7 @@
               <w:rPr>
                 <w:sz w:val="22"/>
               </w:rPr>
-              <w:t>25</w:t>
+              <w:t>510</w:t>
             </w:r>
           </w:p>
         </w:tc>
@@ -635,7 +635,7 @@
               <w:rPr>
                 <w:sz w:val="22"/>
               </w:rPr>
-              <w:t>24</w:t>
+              <w:t>506</w:t>
             </w:r>
           </w:p>
         </w:tc>
@@ -652,7 +652,7 @@
               <w:rPr>
                 <w:sz w:val="22"/>
               </w:rPr>
-              <w:t>1–1–1: 21, 1–2–1: 2, 2–1–2: 1</w:t>
+              <w:t>1–1–1: 498, 1–2–2: 3, 2–1–1: 2, 2–1–2: 2, 1–1–0: 1</w:t>
             </w:r>
           </w:p>
         </w:tc>
@@ -670,7 +670,7 @@
               <w:rPr>
                 <w:sz w:val="22"/>
               </w:rPr>
-              <w:t>0,692</w:t>
+              <w:t>0,991</w:t>
             </w:r>
           </w:p>
         </w:tc>
@@ -688,7 +688,7 @@
               <w:rPr>
                 <w:sz w:val="22"/>
               </w:rPr>
-              <w:t>243</w:t>
+              <w:t>3416</w:t>
             </w:r>
           </w:p>
         </w:tc>
@@ -706,7 +706,7 @@
               <w:rPr>
                 <w:sz w:val="22"/>
               </w:rPr>
-              <w:t>343</w:t>
+              <w:t>4754</w:t>
             </w:r>
           </w:p>
         </w:tc>
@@ -724,7 +724,7 @@
               <w:rPr>
                 <w:sz w:val="22"/>
               </w:rPr>
-              <w:t>186</w:t>
+              <w:t>2831</w:t>
             </w:r>
           </w:p>
         </w:tc>
@@ -743,7 +743,7 @@
               <w:rPr>
                 <w:sz w:val="22"/>
               </w:rPr>
-              <w:t>Письмо из Сианя</w:t>
+              <w:t>Дождливая суббота</w:t>
             </w:r>
           </w:p>
         </w:tc>
@@ -760,7 +760,7 @@
               <w:rPr>
                 <w:sz w:val="22"/>
               </w:rPr>
-              <w:t>B1</w:t>
+              <w:t>A2</w:t>
             </w:r>
           </w:p>
         </w:tc>
@@ -778,7 +778,7 @@
               <w:rPr>
                 <w:sz w:val="22"/>
               </w:rPr>
-              <w:t>19</w:t>
+              <w:t>25</w:t>
             </w:r>
           </w:p>
         </w:tc>
@@ -796,7 +796,7 @@
               <w:rPr>
                 <w:sz w:val="22"/>
               </w:rPr>
-              <w:t>20</w:t>
+              <w:t>26</w:t>
             </w:r>
           </w:p>
         </w:tc>
@@ -814,7 +814,7 @@
               <w:rPr>
                 <w:sz w:val="22"/>
               </w:rPr>
-              <w:t>19</w:t>
+              <w:t>25</w:t>
             </w:r>
           </w:p>
         </w:tc>
@@ -832,7 +832,7 @@
               <w:rPr>
                 <w:sz w:val="22"/>
               </w:rPr>
-              <w:t>19</w:t>
+              <w:t>24</w:t>
             </w:r>
           </w:p>
         </w:tc>
@@ -849,7 +849,7 @@
               <w:rPr>
                 <w:sz w:val="22"/>
               </w:rPr>
-              <w:t>1–1–1: 18, 1–2–1: 1</w:t>
+              <w:t>1–1–1: 21, 1–2–1: 2, 2–1–2: 1</w:t>
             </w:r>
           </w:p>
         </w:tc>
@@ -867,7 +867,7 @@
               <w:rPr>
                 <w:sz w:val="22"/>
               </w:rPr>
-              <w:t>0,734</w:t>
+              <w:t>0,692</w:t>
             </w:r>
           </w:p>
         </w:tc>
@@ -885,7 +885,7 @@
               <w:rPr>
                 <w:sz w:val="22"/>
               </w:rPr>
-              <w:t>202</w:t>
+              <w:t>243</w:t>
             </w:r>
           </w:p>
         </w:tc>
@@ -903,7 +903,7 @@
               <w:rPr>
                 <w:sz w:val="22"/>
               </w:rPr>
-              <w:t>291</w:t>
+              <w:t>343</w:t>
             </w:r>
           </w:p>
         </w:tc>
@@ -921,7 +921,7 @@
               <w:rPr>
                 <w:sz w:val="22"/>
               </w:rPr>
-              <w:t>158</w:t>
+              <w:t>186</w:t>
             </w:r>
           </w:p>
         </w:tc>
@@ -940,6 +940,203 @@
               <w:rPr>
                 <w:sz w:val="22"/>
               </w:rPr>
+              <w:t>Письмо из Сианя</w:t>
+            </w:r>
+          </w:p>
+        </w:tc>
+        <w:tc>
+          <w:tcPr>
+            <w:tcW w:type="dxa" w:w="850"/>
+          </w:tcPr>
+          <w:p>
+            <w:pPr>
+              <w:spacing w:line="240" w:lineRule="auto"/>
+              <w:ind w:firstLine="0"/>
+            </w:pPr>
+            <w:r>
+              <w:rPr>
+                <w:sz w:val="22"/>
+              </w:rPr>
+              <w:t>B1</w:t>
+            </w:r>
+          </w:p>
+        </w:tc>
+        <w:tc>
+          <w:tcPr>
+            <w:tcW w:type="dxa" w:w="850"/>
+          </w:tcPr>
+          <w:p>
+            <w:pPr>
+              <w:spacing w:line="240" w:lineRule="auto"/>
+              <w:ind w:firstLine="0"/>
+              <w:jc w:val="right"/>
+            </w:pPr>
+            <w:r>
+              <w:rPr>
+                <w:sz w:val="22"/>
+              </w:rPr>
+              <w:t>19</w:t>
+            </w:r>
+          </w:p>
+        </w:tc>
+        <w:tc>
+          <w:tcPr>
+            <w:tcW w:type="dxa" w:w="850"/>
+          </w:tcPr>
+          <w:p>
+            <w:pPr>
+              <w:spacing w:line="240" w:lineRule="auto"/>
+              <w:ind w:firstLine="0"/>
+              <w:jc w:val="right"/>
+            </w:pPr>
+            <w:r>
+              <w:rPr>
+                <w:sz w:val="22"/>
+              </w:rPr>
+              <w:t>20</w:t>
+            </w:r>
+          </w:p>
+        </w:tc>
+        <w:tc>
+          <w:tcPr>
+            <w:tcW w:type="dxa" w:w="850"/>
+          </w:tcPr>
+          <w:p>
+            <w:pPr>
+              <w:spacing w:line="240" w:lineRule="auto"/>
+              <w:ind w:firstLine="0"/>
+              <w:jc w:val="right"/>
+            </w:pPr>
+            <w:r>
+              <w:rPr>
+                <w:sz w:val="22"/>
+              </w:rPr>
+              <w:t>19</w:t>
+            </w:r>
+          </w:p>
+        </w:tc>
+        <w:tc>
+          <w:tcPr>
+            <w:tcW w:type="dxa" w:w="850"/>
+          </w:tcPr>
+          <w:p>
+            <w:pPr>
+              <w:spacing w:line="240" w:lineRule="auto"/>
+              <w:ind w:firstLine="0"/>
+              <w:jc w:val="right"/>
+            </w:pPr>
+            <w:r>
+              <w:rPr>
+                <w:sz w:val="22"/>
+              </w:rPr>
+              <w:t>19</w:t>
+            </w:r>
+          </w:p>
+        </w:tc>
+        <w:tc>
+          <w:tcPr>
+            <w:tcW w:type="dxa" w:w="850"/>
+          </w:tcPr>
+          <w:p>
+            <w:pPr>
+              <w:spacing w:line="240" w:lineRule="auto"/>
+              <w:ind w:firstLine="0"/>
+            </w:pPr>
+            <w:r>
+              <w:rPr>
+                <w:sz w:val="22"/>
+              </w:rPr>
+              <w:t>1–1–1: 18, 1–2–1: 1</w:t>
+            </w:r>
+          </w:p>
+        </w:tc>
+        <w:tc>
+          <w:tcPr>
+            <w:tcW w:type="dxa" w:w="850"/>
+          </w:tcPr>
+          <w:p>
+            <w:pPr>
+              <w:spacing w:line="240" w:lineRule="auto"/>
+              <w:ind w:firstLine="0"/>
+              <w:jc w:val="right"/>
+            </w:pPr>
+            <w:r>
+              <w:rPr>
+                <w:sz w:val="22"/>
+              </w:rPr>
+              <w:t>0,734</w:t>
+            </w:r>
+          </w:p>
+        </w:tc>
+        <w:tc>
+          <w:tcPr>
+            <w:tcW w:type="dxa" w:w="850"/>
+          </w:tcPr>
+          <w:p>
+            <w:pPr>
+              <w:spacing w:line="240" w:lineRule="auto"/>
+              <w:ind w:firstLine="0"/>
+              <w:jc w:val="right"/>
+            </w:pPr>
+            <w:r>
+              <w:rPr>
+                <w:sz w:val="22"/>
+              </w:rPr>
+              <w:t>202</w:t>
+            </w:r>
+          </w:p>
+        </w:tc>
+        <w:tc>
+          <w:tcPr>
+            <w:tcW w:type="dxa" w:w="850"/>
+          </w:tcPr>
+          <w:p>
+            <w:pPr>
+              <w:spacing w:line="240" w:lineRule="auto"/>
+              <w:ind w:firstLine="0"/>
+              <w:jc w:val="right"/>
+            </w:pPr>
+            <w:r>
+              <w:rPr>
+                <w:sz w:val="22"/>
+              </w:rPr>
+              <w:t>291</w:t>
+            </w:r>
+          </w:p>
+        </w:tc>
+        <w:tc>
+          <w:tcPr>
+            <w:tcW w:type="dxa" w:w="850"/>
+          </w:tcPr>
+          <w:p>
+            <w:pPr>
+              <w:spacing w:line="240" w:lineRule="auto"/>
+              <w:ind w:firstLine="0"/>
+              <w:jc w:val="right"/>
+            </w:pPr>
+            <w:r>
+              <w:rPr>
+                <w:sz w:val="22"/>
+              </w:rPr>
+              <w:t>158</w:t>
+            </w:r>
+          </w:p>
+        </w:tc>
+      </w:tr>
+      <w:tr>
+        <w:tc>
+          <w:tcPr>
+            <w:tcW w:type="dxa" w:w="850"/>
+          </w:tcPr>
+          <w:p>
+            <w:pPr>
+              <w:spacing w:line="240" w:lineRule="auto"/>
+              <w:ind w:firstLine="0"/>
+            </w:pPr>
+            <w:r>
+              <w:rPr>
+                <w:sz w:val="22"/>
+              </w:rPr>
               <w:t>На рынке</w:t>
             </w:r>
           </w:p>
@@ -1119,6 +1316,203 @@
                 <w:sz w:val="22"/>
               </w:rPr>
               <w:t>134</w:t>
+            </w:r>
+          </w:p>
+        </w:tc>
+      </w:tr>
+      <w:tr>
+        <w:tc>
+          <w:tcPr>
+            <w:tcW w:type="dxa" w:w="850"/>
+          </w:tcPr>
+          <w:p>
+            <w:pPr>
+              <w:spacing w:line="240" w:lineRule="auto"/>
+              <w:ind w:firstLine="0"/>
+            </w:pPr>
+            <w:r>
+              <w:rPr>
+                <w:sz w:val="22"/>
+              </w:rPr>
+              <w:t>Параллельный корпус ООН v1.0 (фрагмент)</w:t>
+            </w:r>
+          </w:p>
+        </w:tc>
+        <w:tc>
+          <w:tcPr>
+            <w:tcW w:type="dxa" w:w="850"/>
+          </w:tcPr>
+          <w:p>
+            <w:pPr>
+              <w:spacing w:line="240" w:lineRule="auto"/>
+              <w:ind w:firstLine="0"/>
+            </w:pPr>
+            <w:r>
+              <w:rPr>
+                <w:sz w:val="22"/>
+              </w:rPr>
+              <w:t>B1</w:t>
+            </w:r>
+          </w:p>
+        </w:tc>
+        <w:tc>
+          <w:tcPr>
+            <w:tcW w:type="dxa" w:w="850"/>
+          </w:tcPr>
+          <w:p>
+            <w:pPr>
+              <w:spacing w:line="240" w:lineRule="auto"/>
+              <w:ind w:firstLine="0"/>
+              <w:jc w:val="right"/>
+            </w:pPr>
+            <w:r>
+              <w:rPr>
+                <w:sz w:val="22"/>
+              </w:rPr>
+              <w:t>2071</w:t>
+            </w:r>
+          </w:p>
+        </w:tc>
+        <w:tc>
+          <w:tcPr>
+            <w:tcW w:type="dxa" w:w="850"/>
+          </w:tcPr>
+          <w:p>
+            <w:pPr>
+              <w:spacing w:line="240" w:lineRule="auto"/>
+              <w:ind w:firstLine="0"/>
+              <w:jc w:val="right"/>
+            </w:pPr>
+            <w:r>
+              <w:rPr>
+                <w:sz w:val="22"/>
+              </w:rPr>
+              <w:t>2030</w:t>
+            </w:r>
+          </w:p>
+        </w:tc>
+        <w:tc>
+          <w:tcPr>
+            <w:tcW w:type="dxa" w:w="850"/>
+          </w:tcPr>
+          <w:p>
+            <w:pPr>
+              <w:spacing w:line="240" w:lineRule="auto"/>
+              <w:ind w:firstLine="0"/>
+              <w:jc w:val="right"/>
+            </w:pPr>
+            <w:r>
+              <w:rPr>
+                <w:sz w:val="22"/>
+              </w:rPr>
+              <w:t>2042</w:t>
+            </w:r>
+          </w:p>
+        </w:tc>
+        <w:tc>
+          <w:tcPr>
+            <w:tcW w:type="dxa" w:w="850"/>
+          </w:tcPr>
+          <w:p>
+            <w:pPr>
+              <w:spacing w:line="240" w:lineRule="auto"/>
+              <w:ind w:firstLine="0"/>
+              <w:jc w:val="right"/>
+            </w:pPr>
+            <w:r>
+              <w:rPr>
+                <w:sz w:val="22"/>
+              </w:rPr>
+              <w:t>2014</w:t>
+            </w:r>
+          </w:p>
+        </w:tc>
+        <w:tc>
+          <w:tcPr>
+            <w:tcW w:type="dxa" w:w="850"/>
+          </w:tcPr>
+          <w:p>
+            <w:pPr>
+              <w:spacing w:line="240" w:lineRule="auto"/>
+              <w:ind w:firstLine="0"/>
+            </w:pPr>
+            <w:r>
+              <w:rPr>
+                <w:sz w:val="22"/>
+              </w:rPr>
+              <w:t>1–1–1: 1898, 2–1–1: 50, 1–1–2: 22, 1–2–1: 15, 1–1–0: 10, 2–1–2: 5, 1–1–3: 4, 1–2–2: 3, 1–0–0: 3, 2–2–1: 2, 1–1–4: 1, 1–0–1: 1</w:t>
+            </w:r>
+          </w:p>
+        </w:tc>
+        <w:tc>
+          <w:tcPr>
+            <w:tcW w:type="dxa" w:w="850"/>
+          </w:tcPr>
+          <w:p>
+            <w:pPr>
+              <w:spacing w:line="240" w:lineRule="auto"/>
+              <w:ind w:firstLine="0"/>
+              <w:jc w:val="right"/>
+            </w:pPr>
+            <w:r>
+              <w:rPr>
+                <w:sz w:val="22"/>
+              </w:rPr>
+              <w:t>0,989</w:t>
+            </w:r>
+          </w:p>
+        </w:tc>
+        <w:tc>
+          <w:tcPr>
+            <w:tcW w:type="dxa" w:w="850"/>
+          </w:tcPr>
+          <w:p>
+            <w:pPr>
+              <w:spacing w:line="240" w:lineRule="auto"/>
+              <w:ind w:firstLine="0"/>
+              <w:jc w:val="right"/>
+            </w:pPr>
+            <w:r>
+              <w:rPr>
+                <w:sz w:val="22"/>
+              </w:rPr>
+              <w:t>22353</w:t>
+            </w:r>
+          </w:p>
+        </w:tc>
+        <w:tc>
+          <w:tcPr>
+            <w:tcW w:type="dxa" w:w="850"/>
+          </w:tcPr>
+          <w:p>
+            <w:pPr>
+              <w:spacing w:line="240" w:lineRule="auto"/>
+              <w:ind w:firstLine="0"/>
+              <w:jc w:val="right"/>
+            </w:pPr>
+            <w:r>
+              <w:rPr>
+                <w:sz w:val="22"/>
+              </w:rPr>
+              <w:t>32649</w:t>
+            </w:r>
+          </w:p>
+        </w:tc>
+        <w:tc>
+          <w:tcPr>
+            <w:tcW w:type="dxa" w:w="850"/>
+          </w:tcPr>
+          <w:p>
+            <w:pPr>
+              <w:spacing w:line="240" w:lineRule="auto"/>
+              <w:ind w:firstLine="0"/>
+              <w:jc w:val="right"/>
+            </w:pPr>
+            <w:r>
+              <w:rPr>
+                <w:sz w:val="22"/>
+              </w:rPr>
+              <w:t>19485</w:t>
             </w:r>
           </w:p>
         </w:tc>
@@ -1825,7 +2219,7 @@
               <w:rPr>
                 <w:sz w:val="22"/>
               </w:rPr>
-              <w:t>Дождливая суббота</w:t>
+              <w:t>Tatoeba: предложения с переводами</w:t>
             </w:r>
           </w:p>
         </w:tc>
@@ -1843,7 +2237,7 @@
               <w:rPr>
                 <w:sz w:val="22"/>
               </w:rPr>
-              <w:t>45</w:t>
+              <w:t>321</w:t>
             </w:r>
           </w:p>
         </w:tc>
@@ -1861,7 +2255,7 @@
               <w:rPr>
                 <w:sz w:val="22"/>
               </w:rPr>
-              <w:t>29</w:t>
+              <w:t>128</w:t>
             </w:r>
           </w:p>
         </w:tc>
@@ -1879,7 +2273,7 @@
               <w:rPr>
                 <w:sz w:val="22"/>
               </w:rPr>
-              <w:t>70</w:t>
+              <w:t>801</w:t>
             </w:r>
           </w:p>
         </w:tc>
@@ -1897,7 +2291,7 @@
               <w:rPr>
                 <w:sz w:val="22"/>
               </w:rPr>
-              <w:t>18,5</w:t>
+              <w:t>9,4</w:t>
             </w:r>
           </w:p>
         </w:tc>
@@ -1915,7 +2309,7 @@
               <w:rPr>
                 <w:sz w:val="22"/>
               </w:rPr>
-              <w:t>8,5</w:t>
+              <w:t>2,7</w:t>
             </w:r>
           </w:p>
         </w:tc>
@@ -1933,7 +2327,7 @@
               <w:rPr>
                 <w:sz w:val="22"/>
               </w:rPr>
-              <w:t>37,6</w:t>
+              <w:t>28,3</w:t>
             </w:r>
           </w:p>
         </w:tc>
@@ -1952,7 +2346,7 @@
               <w:rPr>
                 <w:sz w:val="22"/>
               </w:rPr>
-              <w:t>Письмо из Сианя</w:t>
+              <w:t>Дождливая суббота</w:t>
             </w:r>
           </w:p>
         </w:tc>
@@ -1970,7 +2364,7 @@
               <w:rPr>
                 <w:sz w:val="22"/>
               </w:rPr>
-              <w:t>22</w:t>
+              <w:t>45</w:t>
             </w:r>
           </w:p>
         </w:tc>
@@ -1988,7 +2382,7 @@
               <w:rPr>
                 <w:sz w:val="22"/>
               </w:rPr>
-              <w:t>12</w:t>
+              <w:t>29</w:t>
             </w:r>
           </w:p>
         </w:tc>
@@ -2006,7 +2400,7 @@
               <w:rPr>
                 <w:sz w:val="22"/>
               </w:rPr>
-              <w:t>49</w:t>
+              <w:t>70</w:t>
             </w:r>
           </w:p>
         </w:tc>
@@ -2024,7 +2418,7 @@
               <w:rPr>
                 <w:sz w:val="22"/>
               </w:rPr>
-              <w:t>10,9</w:t>
+              <w:t>18,5</w:t>
             </w:r>
           </w:p>
         </w:tc>
@@ -2042,7 +2436,7 @@
               <w:rPr>
                 <w:sz w:val="22"/>
               </w:rPr>
-              <w:t>4,1</w:t>
+              <w:t>8,5</w:t>
             </w:r>
           </w:p>
         </w:tc>
@@ -2060,7 +2454,7 @@
               <w:rPr>
                 <w:sz w:val="22"/>
               </w:rPr>
-              <w:t>31,0</w:t>
+              <w:t>37,6</w:t>
             </w:r>
           </w:p>
         </w:tc>
@@ -2079,6 +2473,133 @@
               <w:rPr>
                 <w:sz w:val="22"/>
               </w:rPr>
+              <w:t>Письмо из Сианя</w:t>
+            </w:r>
+          </w:p>
+        </w:tc>
+        <w:tc>
+          <w:tcPr>
+            <w:tcW w:type="dxa" w:w="1336"/>
+          </w:tcPr>
+          <w:p>
+            <w:pPr>
+              <w:spacing w:line="240" w:lineRule="auto"/>
+              <w:ind w:firstLine="0"/>
+              <w:jc w:val="right"/>
+            </w:pPr>
+            <w:r>
+              <w:rPr>
+                <w:sz w:val="22"/>
+              </w:rPr>
+              <w:t>22</w:t>
+            </w:r>
+          </w:p>
+        </w:tc>
+        <w:tc>
+          <w:tcPr>
+            <w:tcW w:type="dxa" w:w="1336"/>
+          </w:tcPr>
+          <w:p>
+            <w:pPr>
+              <w:spacing w:line="240" w:lineRule="auto"/>
+              <w:ind w:firstLine="0"/>
+              <w:jc w:val="right"/>
+            </w:pPr>
+            <w:r>
+              <w:rPr>
+                <w:sz w:val="22"/>
+              </w:rPr>
+              <w:t>12</w:t>
+            </w:r>
+          </w:p>
+        </w:tc>
+        <w:tc>
+          <w:tcPr>
+            <w:tcW w:type="dxa" w:w="1336"/>
+          </w:tcPr>
+          <w:p>
+            <w:pPr>
+              <w:spacing w:line="240" w:lineRule="auto"/>
+              <w:ind w:firstLine="0"/>
+              <w:jc w:val="right"/>
+            </w:pPr>
+            <w:r>
+              <w:rPr>
+                <w:sz w:val="22"/>
+              </w:rPr>
+              <w:t>49</w:t>
+            </w:r>
+          </w:p>
+        </w:tc>
+        <w:tc>
+          <w:tcPr>
+            <w:tcW w:type="dxa" w:w="1336"/>
+          </w:tcPr>
+          <w:p>
+            <w:pPr>
+              <w:spacing w:line="240" w:lineRule="auto"/>
+              <w:ind w:firstLine="0"/>
+              <w:jc w:val="right"/>
+            </w:pPr>
+            <w:r>
+              <w:rPr>
+                <w:sz w:val="22"/>
+              </w:rPr>
+              <w:t>10,9</w:t>
+            </w:r>
+          </w:p>
+        </w:tc>
+        <w:tc>
+          <w:tcPr>
+            <w:tcW w:type="dxa" w:w="1336"/>
+          </w:tcPr>
+          <w:p>
+            <w:pPr>
+              <w:spacing w:line="240" w:lineRule="auto"/>
+              <w:ind w:firstLine="0"/>
+              <w:jc w:val="right"/>
+            </w:pPr>
+            <w:r>
+              <w:rPr>
+                <w:sz w:val="22"/>
+              </w:rPr>
+              <w:t>4,1</w:t>
+            </w:r>
+          </w:p>
+        </w:tc>
+        <w:tc>
+          <w:tcPr>
+            <w:tcW w:type="dxa" w:w="1336"/>
+          </w:tcPr>
+          <w:p>
+            <w:pPr>
+              <w:spacing w:line="240" w:lineRule="auto"/>
+              <w:ind w:firstLine="0"/>
+              <w:jc w:val="right"/>
+            </w:pPr>
+            <w:r>
+              <w:rPr>
+                <w:sz w:val="22"/>
+              </w:rPr>
+              <w:t>31,0</w:t>
+            </w:r>
+          </w:p>
+        </w:tc>
+      </w:tr>
+      <w:tr>
+        <w:tc>
+          <w:tcPr>
+            <w:tcW w:type="dxa" w:w="1336"/>
+          </w:tcPr>
+          <w:p>
+            <w:pPr>
+              <w:spacing w:line="240" w:lineRule="auto"/>
+              <w:ind w:firstLine="0"/>
+            </w:pPr>
+            <w:r>
+              <w:rPr>
+                <w:sz w:val="22"/>
+              </w:rPr>
               <w:t>На рынке</w:t>
             </w:r>
           </w:p>
@@ -2188,6 +2709,133 @@
                 <w:sz w:val="22"/>
               </w:rPr>
               <w:t>37,3</w:t>
+            </w:r>
+          </w:p>
+        </w:tc>
+      </w:tr>
+      <w:tr>
+        <w:tc>
+          <w:tcPr>
+            <w:tcW w:type="dxa" w:w="1336"/>
+          </w:tcPr>
+          <w:p>
+            <w:pPr>
+              <w:spacing w:line="240" w:lineRule="auto"/>
+              <w:ind w:firstLine="0"/>
+            </w:pPr>
+            <w:r>
+              <w:rPr>
+                <w:sz w:val="22"/>
+              </w:rPr>
+              <w:t>Параллельный корпус ООН v1.0 (фрагмент)</w:t>
+            </w:r>
+          </w:p>
+        </w:tc>
+        <w:tc>
+          <w:tcPr>
+            <w:tcW w:type="dxa" w:w="1336"/>
+          </w:tcPr>
+          <w:p>
+            <w:pPr>
+              <w:spacing w:line="240" w:lineRule="auto"/>
+              <w:ind w:firstLine="0"/>
+              <w:jc w:val="right"/>
+            </w:pPr>
+            <w:r>
+              <w:rPr>
+                <w:sz w:val="22"/>
+              </w:rPr>
+              <w:t>2424</w:t>
+            </w:r>
+          </w:p>
+        </w:tc>
+        <w:tc>
+          <w:tcPr>
+            <w:tcW w:type="dxa" w:w="1336"/>
+          </w:tcPr>
+          <w:p>
+            <w:pPr>
+              <w:spacing w:line="240" w:lineRule="auto"/>
+              <w:ind w:firstLine="0"/>
+              <w:jc w:val="right"/>
+            </w:pPr>
+            <w:r>
+              <w:rPr>
+                <w:sz w:val="22"/>
+              </w:rPr>
+              <w:t>323</w:t>
+            </w:r>
+          </w:p>
+        </w:tc>
+        <w:tc>
+          <w:tcPr>
+            <w:tcW w:type="dxa" w:w="1336"/>
+          </w:tcPr>
+          <w:p>
+            <w:pPr>
+              <w:spacing w:line="240" w:lineRule="auto"/>
+              <w:ind w:firstLine="0"/>
+              <w:jc w:val="right"/>
+            </w:pPr>
+            <w:r>
+              <w:rPr>
+                <w:sz w:val="22"/>
+              </w:rPr>
+              <w:t>9715</w:t>
+            </w:r>
+          </w:p>
+        </w:tc>
+        <w:tc>
+          <w:tcPr>
+            <w:tcW w:type="dxa" w:w="1336"/>
+          </w:tcPr>
+          <w:p>
+            <w:pPr>
+              <w:spacing w:line="240" w:lineRule="auto"/>
+              <w:ind w:firstLine="0"/>
+              <w:jc w:val="right"/>
+            </w:pPr>
+            <w:r>
+              <w:rPr>
+                <w:sz w:val="22"/>
+              </w:rPr>
+              <w:t>10,8</w:t>
+            </w:r>
+          </w:p>
+        </w:tc>
+        <w:tc>
+          <w:tcPr>
+            <w:tcW w:type="dxa" w:w="1336"/>
+          </w:tcPr>
+          <w:p>
+            <w:pPr>
+              <w:spacing w:line="240" w:lineRule="auto"/>
+              <w:ind w:firstLine="0"/>
+              <w:jc w:val="right"/>
+            </w:pPr>
+            <w:r>
+              <w:rPr>
+                <w:sz w:val="22"/>
+              </w:rPr>
+              <w:t>1,0</w:t>
+            </w:r>
+          </w:p>
+        </w:tc>
+        <w:tc>
+          <w:tcPr>
+            <w:tcW w:type="dxa" w:w="1336"/>
+          </w:tcPr>
+          <w:p>
+            <w:pPr>
+              <w:spacing w:line="240" w:lineRule="auto"/>
+              <w:ind w:firstLine="0"/>
+              <w:jc w:val="right"/>
+            </w:pPr>
+            <w:r>
+              <w:rPr>
+                <w:sz w:val="22"/>
+              </w:rPr>
+              <w:t>49,9</w:t>
             </w:r>
           </w:p>
         </w:tc>
@@ -2607,7 +3255,7 @@
               <w:rPr>
                 <w:sz w:val="22"/>
               </w:rPr>
-              <w:t>83</w:t>
+              <w:t>1701</w:t>
             </w:r>
           </w:p>
         </w:tc>
@@ -2625,7 +3273,7 @@
               <w:rPr>
                 <w:sz w:val="22"/>
               </w:rPr>
-              <w:t>10</w:t>
+              <w:t>369</w:t>
             </w:r>
           </w:p>
         </w:tc>
@@ -2643,7 +3291,7 @@
               <w:rPr>
                 <w:sz w:val="22"/>
               </w:rPr>
-              <w:t>93</w:t>
+              <w:t>2070</w:t>
             </w:r>
           </w:p>
         </w:tc>
@@ -2661,7 +3309,7 @@
               <w:rPr>
                 <w:sz w:val="22"/>
               </w:rPr>
-              <w:t>14</w:t>
+              <w:t>812</w:t>
             </w:r>
           </w:p>
         </w:tc>
@@ -2698,7 +3346,7 @@
               <w:rPr>
                 <w:sz w:val="22"/>
               </w:rPr>
-              <w:t>68</w:t>
+              <w:t>3714</w:t>
             </w:r>
           </w:p>
         </w:tc>
@@ -2716,7 +3364,7 @@
               <w:rPr>
                 <w:sz w:val="22"/>
               </w:rPr>
-              <w:t>34</w:t>
+              <w:t>1378</w:t>
             </w:r>
           </w:p>
         </w:tc>
@@ -2734,7 +3382,7 @@
               <w:rPr>
                 <w:sz w:val="22"/>
               </w:rPr>
-              <w:t>102</w:t>
+              <w:t>5092</w:t>
             </w:r>
           </w:p>
         </w:tc>
@@ -2752,7 +3400,7 @@
               <w:rPr>
                 <w:sz w:val="22"/>
               </w:rPr>
-              <w:t>4</w:t>
+              <w:t>287</w:t>
             </w:r>
           </w:p>
         </w:tc>
@@ -2789,7 +3437,7 @@
               <w:rPr>
                 <w:sz w:val="22"/>
               </w:rPr>
-              <w:t>13</w:t>
+              <w:t>428</w:t>
             </w:r>
           </w:p>
         </w:tc>
@@ -2807,7 +3455,7 @@
               <w:rPr>
                 <w:sz w:val="22"/>
               </w:rPr>
-              <w:t>4</w:t>
+              <w:t>215</w:t>
             </w:r>
           </w:p>
         </w:tc>
@@ -2825,7 +3473,7 @@
               <w:rPr>
                 <w:sz w:val="22"/>
               </w:rPr>
-              <w:t>17</w:t>
+              <w:t>643</w:t>
             </w:r>
           </w:p>
         </w:tc>
@@ -2843,7 +3491,7 @@
               <w:rPr>
                 <w:sz w:val="22"/>
               </w:rPr>
-              <w:t>0</w:t>
+              <w:t>18</w:t>
             </w:r>
           </w:p>
         </w:tc>
@@ -2880,7 +3528,7 @@
               <w:rPr>
                 <w:sz w:val="22"/>
               </w:rPr>
-              <w:t>56</w:t>
+              <w:t>1087</w:t>
             </w:r>
           </w:p>
         </w:tc>
@@ -2898,7 +3546,7 @@
               <w:rPr>
                 <w:sz w:val="22"/>
               </w:rPr>
-              <w:t>15</w:t>
+              <w:t>379</w:t>
             </w:r>
           </w:p>
         </w:tc>
@@ -2916,7 +3564,7 @@
               <w:rPr>
                 <w:sz w:val="22"/>
               </w:rPr>
-              <w:t>71</w:t>
+              <w:t>1466</w:t>
             </w:r>
           </w:p>
         </w:tc>
@@ -2934,7 +3582,7 @@
               <w:rPr>
                 <w:sz w:val="22"/>
               </w:rPr>
-              <w:t>8</w:t>
+              <w:t>526</w:t>
             </w:r>
           </w:p>
         </w:tc>
@@ -2971,7 +3619,7 @@
               <w:rPr>
                 <w:sz w:val="22"/>
               </w:rPr>
-              <w:t>28</w:t>
+              <w:t>399</w:t>
             </w:r>
           </w:p>
         </w:tc>
@@ -2989,7 +3637,7 @@
               <w:rPr>
                 <w:sz w:val="22"/>
               </w:rPr>
-              <w:t>5</w:t>
+              <w:t>184</w:t>
             </w:r>
           </w:p>
         </w:tc>
@@ -3007,7 +3655,7 @@
               <w:rPr>
                 <w:sz w:val="22"/>
               </w:rPr>
-              <w:t>33</w:t>
+              <w:t>583</w:t>
             </w:r>
           </w:p>
         </w:tc>
@@ -3062,7 +3710,7 @@
               <w:rPr>
                 <w:sz w:val="22"/>
               </w:rPr>
-              <w:t>29</w:t>
+              <w:t>783</w:t>
             </w:r>
           </w:p>
         </w:tc>
@@ -3080,7 +3728,7 @@
               <w:rPr>
                 <w:sz w:val="22"/>
               </w:rPr>
-              <w:t>3</w:t>
+              <w:t>227</w:t>
             </w:r>
           </w:p>
         </w:tc>
@@ -3098,7 +3746,7 @@
               <w:rPr>
                 <w:sz w:val="22"/>
               </w:rPr>
-              <w:t>32</w:t>
+              <w:t>1010</w:t>
             </w:r>
           </w:p>
         </w:tc>
@@ -3116,7 +3764,7 @@
               <w:rPr>
                 <w:sz w:val="22"/>
               </w:rPr>
-              <w:t>2</w:t>
+              <w:t>34</w:t>
             </w:r>
           </w:p>
         </w:tc>
@@ -3316,7 +3964,7 @@
               <w:rPr>
                 <w:sz w:val="22"/>
               </w:rPr>
-              <w:t>25</w:t>
+              <w:t>128</w:t>
             </w:r>
           </w:p>
         </w:tc>
@@ -3333,7 +3981,7 @@
               <w:rPr>
                 <w:sz w:val="22"/>
               </w:rPr>
-              <w:t>小时, 故事, 系统, 孩子, 小镇</w:t>
+              <w:t>人, 问题, 孩子, 小时, 国家</w:t>
             </w:r>
           </w:p>
         </w:tc>
@@ -3352,7 +4000,7 @@
               <w:rPr>
                 <w:sz w:val="22"/>
               </w:rPr>
-              <w:t>种</w:t>
+              <w:t>条</w:t>
             </w:r>
           </w:p>
         </w:tc>
@@ -3369,7 +4017,7 @@
               <w:rPr>
                 <w:sz w:val="22"/>
               </w:rPr>
-              <w:t>zhǒng</w:t>
+              <w:t>tiáo</w:t>
             </w:r>
           </w:p>
         </w:tc>
@@ -3386,7 +4034,7 @@
               <w:rPr>
                 <w:sz w:val="22"/>
               </w:rPr>
-              <w:t>вид, сорт, разновидность</w:t>
+              <w:t>длинные гибкие предметы: реки, дороги, рыбы, брюки; новости</w:t>
             </w:r>
           </w:p>
         </w:tc>
@@ -3404,7 +4052,7 @@
               <w:rPr>
                 <w:sz w:val="22"/>
               </w:rPr>
-              <w:t>15</w:t>
+              <w:t>75</w:t>
             </w:r>
           </w:p>
         </w:tc>
@@ -3421,7 +4069,7 @@
               <w:rPr>
                 <w:sz w:val="22"/>
               </w:rPr>
-              <w:t>语言, 观点, 小吃, 饮料, 水</w:t>
+              <w:t>规定, 报告, 街, 提交, 措施</w:t>
             </w:r>
           </w:p>
         </w:tc>
@@ -3440,7 +4088,7 @@
               <w:rPr>
                 <w:sz w:val="22"/>
               </w:rPr>
-              <w:t>本</w:t>
+              <w:t>些</w:t>
             </w:r>
           </w:p>
         </w:tc>
@@ -3457,7 +4105,7 @@
               <w:rPr>
                 <w:sz w:val="22"/>
               </w:rPr>
-              <w:t>běn</w:t>
+              <w:t>xiē</w:t>
             </w:r>
           </w:p>
         </w:tc>
@@ -3474,7 +4122,7 @@
               <w:rPr>
                 <w:sz w:val="22"/>
               </w:rPr>
-              <w:t>книги, тетради, журналы (переплетённые предметы)</w:t>
+              <w:t>некоторое количество (неопределённое множество)</w:t>
             </w:r>
           </w:p>
         </w:tc>
@@ -3492,7 +4140,7 @@
               <w:rPr>
                 <w:sz w:val="22"/>
               </w:rPr>
-              <w:t>8</w:t>
+              <w:t>70</w:t>
             </w:r>
           </w:p>
         </w:tc>
@@ -3509,7 +4157,7 @@
               <w:rPr>
                 <w:sz w:val="22"/>
               </w:rPr>
-              <w:t>书</w:t>
+              <w:t>宪法, 措施, 条件, 政府, 会员国</w:t>
             </w:r>
           </w:p>
         </w:tc>
@@ -3528,7 +4176,7 @@
               <w:rPr>
                 <w:sz w:val="22"/>
               </w:rPr>
-              <w:t>位</w:t>
+              <w:t>次</w:t>
             </w:r>
           </w:p>
         </w:tc>
@@ -3545,7 +4193,7 @@
               <w:rPr>
                 <w:sz w:val="22"/>
               </w:rPr>
-              <w:t>wèi</w:t>
+              <w:t>cì</w:t>
             </w:r>
           </w:p>
         </w:tc>
@@ -3562,7 +4210,7 @@
               <w:rPr>
                 <w:sz w:val="22"/>
               </w:rPr>
-              <w:t>люди (вежливо)</w:t>
+              <w:t>раз, случай (кратность действия)</w:t>
             </w:r>
           </w:p>
         </w:tc>
@@ -3580,7 +4228,7 @@
               <w:rPr>
                 <w:sz w:val="22"/>
               </w:rPr>
-              <w:t>7</w:t>
+              <w:t>55</w:t>
             </w:r>
           </w:p>
         </w:tc>
@@ -3597,7 +4245,7 @@
               <w:rPr>
                 <w:sz w:val="22"/>
               </w:rPr>
-              <w:t>女士, 老爷爷, 管理员, 老太太, 学者</w:t>
+              <w:t>会议, 全体会议, 报告, 旅行, 参观</w:t>
             </w:r>
           </w:p>
         </w:tc>
@@ -3616,7 +4264,7 @@
               <w:rPr>
                 <w:sz w:val="22"/>
               </w:rPr>
-              <w:t>张</w:t>
+              <w:t>种</w:t>
             </w:r>
           </w:p>
         </w:tc>
@@ -3633,7 +4281,7 @@
               <w:rPr>
                 <w:sz w:val="22"/>
               </w:rPr>
-              <w:t>zhāng</w:t>
+              <w:t>zhǒng</w:t>
             </w:r>
           </w:p>
         </w:tc>
@@ -3650,7 +4298,7 @@
               <w:rPr>
                 <w:sz w:val="22"/>
               </w:rPr>
-              <w:t>плоские предметы: бумага, билеты, фото, столы, кровати; лицо</w:t>
+              <w:t>вид, сорт, разновидность</w:t>
             </w:r>
           </w:p>
         </w:tc>
@@ -3668,7 +4316,7 @@
               <w:rPr>
                 <w:sz w:val="22"/>
               </w:rPr>
-              <w:t>7</w:t>
+              <w:t>30</w:t>
             </w:r>
           </w:p>
         </w:tc>
@@ -3685,7 +4333,7 @@
               <w:rPr>
                 <w:sz w:val="22"/>
               </w:rPr>
-              <w:t>桌子, 借书卡, 地图, 卡片, 照片</w:t>
+              <w:t>语言, 观点, 选择, 小吃, 方式</w:t>
             </w:r>
           </w:p>
         </w:tc>
@@ -3704,7 +4352,7 @@
               <w:rPr>
                 <w:sz w:val="22"/>
               </w:rPr>
-              <w:t>家</w:t>
+              <w:t>项</w:t>
             </w:r>
           </w:p>
         </w:tc>
@@ -3721,7 +4369,7 @@
               <w:rPr>
                 <w:sz w:val="22"/>
               </w:rPr>
-              <w:t>jiā</w:t>
+              <w:t>xiàng</w:t>
             </w:r>
           </w:p>
         </w:tc>
@@ -3738,7 +4386,7 @@
               <w:rPr>
                 <w:sz w:val="22"/>
               </w:rPr>
-              <w:t>предприятия, магазины, рестораны; семьи</w:t>
+              <w:t>пункты, задачи, проекты, исследования</w:t>
             </w:r>
           </w:p>
         </w:tc>
@@ -3756,7 +4404,7 @@
               <w:rPr>
                 <w:sz w:val="22"/>
               </w:rPr>
-              <w:t>5</w:t>
+              <w:t>29</w:t>
             </w:r>
           </w:p>
         </w:tc>
@@ -3773,7 +4421,7 @@
               <w:rPr>
                 <w:sz w:val="22"/>
               </w:rPr>
-              <w:t>咖啡馆, 医院, 酒店, 小店</w:t>
+              <w:t>负担, 提出, 决定, 提案, 人权</w:t>
             </w:r>
           </w:p>
         </w:tc>
@@ -3792,7 +4440,7 @@
               <w:rPr>
                 <w:sz w:val="22"/>
               </w:rPr>
-              <w:t>只</w:t>
+              <w:t>名</w:t>
             </w:r>
           </w:p>
         </w:tc>
@@ -3809,7 +4457,7 @@
               <w:rPr>
                 <w:sz w:val="22"/>
               </w:rPr>
-              <w:t>zhī</w:t>
+              <w:t>míng</w:t>
             </w:r>
           </w:p>
         </w:tc>
@@ -3826,7 +4474,7 @@
               <w:rPr>
                 <w:sz w:val="22"/>
               </w:rPr>
-              <w:t>многие животные; один предмет из пары</w:t>
+              <w:t>люди (по профессии, статусу)</w:t>
             </w:r>
           </w:p>
         </w:tc>
@@ -3844,7 +4492,7 @@
               <w:rPr>
                 <w:sz w:val="22"/>
               </w:rPr>
-              <w:t>5</w:t>
+              <w:t>22</w:t>
             </w:r>
           </w:p>
         </w:tc>
@@ -3861,7 +4509,7 @@
               <w:rPr>
                 <w:sz w:val="22"/>
               </w:rPr>
-              <w:t>狗, 猫, 玩具熊</w:t>
+              <w:t>成员, 主席, 医生, 飞行员, 护士</w:t>
             </w:r>
           </w:p>
         </w:tc>
@@ -3880,7 +4528,7 @@
               <w:rPr>
                 <w:sz w:val="22"/>
               </w:rPr>
-              <w:t>些</w:t>
+              <w:t>段</w:t>
             </w:r>
           </w:p>
         </w:tc>
@@ -3897,7 +4545,7 @@
               <w:rPr>
                 <w:sz w:val="22"/>
               </w:rPr>
-              <w:t>xiē</w:t>
+              <w:t>duàn</w:t>
             </w:r>
           </w:p>
         </w:tc>
@@ -3914,7 +4562,7 @@
               <w:rPr>
                 <w:sz w:val="22"/>
               </w:rPr>
-              <w:t>некоторое количество (неопределённое множество)</w:t>
+              <w:t>отрезки времени; отрывки</w:t>
             </w:r>
           </w:p>
         </w:tc>
@@ -3932,7 +4580,7 @@
               <w:rPr>
                 <w:sz w:val="22"/>
               </w:rPr>
-              <w:t>4</w:t>
+              <w:t>16</w:t>
             </w:r>
           </w:p>
         </w:tc>
@@ -3949,7 +4597,7 @@
               <w:rPr>
                 <w:sz w:val="22"/>
               </w:rPr>
-              <w:t>陶俑, 观察, 错误, 方面</w:t>
+              <w:t>规定, 使团, 建议, 路程</w:t>
             </w:r>
           </w:p>
         </w:tc>
@@ -3968,7 +4616,7 @@
               <w:rPr>
                 <w:sz w:val="22"/>
               </w:rPr>
-              <w:t>座</w:t>
+              <w:t>本</w:t>
             </w:r>
           </w:p>
         </w:tc>
@@ -3985,7 +4633,7 @@
               <w:rPr>
                 <w:sz w:val="22"/>
               </w:rPr>
-              <w:t>zuò</w:t>
+              <w:t>běn</w:t>
             </w:r>
           </w:p>
         </w:tc>
@@ -4002,7 +4650,7 @@
               <w:rPr>
                 <w:sz w:val="22"/>
               </w:rPr>
-              <w:t>крупные сооружения, горы, города, мосты</w:t>
+              <w:t>книги, тетради, журналы (переплетённые предметы)</w:t>
             </w:r>
           </w:p>
         </w:tc>
@@ -4020,7 +4668,7 @@
               <w:rPr>
                 <w:sz w:val="22"/>
               </w:rPr>
-              <w:t>3</w:t>
+              <w:t>15</w:t>
             </w:r>
           </w:p>
         </w:tc>
@@ -4037,7 +4685,7 @@
               <w:rPr>
                 <w:sz w:val="22"/>
               </w:rPr>
-              <w:t>房子, 楼, 古城</w:t>
+              <w:t>书, 杂志</w:t>
             </w:r>
           </w:p>
         </w:tc>
@@ -4056,7 +4704,7 @@
               <w:rPr>
                 <w:sz w:val="22"/>
               </w:rPr>
-              <w:t>杯</w:t>
+              <w:t>张</w:t>
             </w:r>
           </w:p>
         </w:tc>
@@ -4073,7 +4721,7 @@
               <w:rPr>
                 <w:sz w:val="22"/>
               </w:rPr>
-              <w:t>bēi</w:t>
+              <w:t>zhāng</w:t>
             </w:r>
           </w:p>
         </w:tc>
@@ -4090,7 +4738,7 @@
               <w:rPr>
                 <w:sz w:val="22"/>
               </w:rPr>
-              <w:t>чашка, стакан (напитки)</w:t>
+              <w:t>плоские предметы: бумага, билеты, фото, столы, кровати; лицо</w:t>
             </w:r>
           </w:p>
         </w:tc>
@@ -4108,7 +4756,7 @@
               <w:rPr>
                 <w:sz w:val="22"/>
               </w:rPr>
-              <w:t>3</w:t>
+              <w:t>12</w:t>
             </w:r>
           </w:p>
         </w:tc>
@@ -4125,7 +4773,7 @@
               <w:rPr>
                 <w:sz w:val="22"/>
               </w:rPr>
-              <w:t>茶, 绿茶</w:t>
+              <w:t>照片, 桌子, 地图, 入场券, 往返票</w:t>
             </w:r>
           </w:p>
         </w:tc>
@@ -4144,7 +4792,7 @@
               <w:rPr>
                 <w:sz w:val="22"/>
               </w:rPr>
-              <w:t>公斤</w:t>
+              <w:t>只</w:t>
             </w:r>
           </w:p>
         </w:tc>
@@ -4161,7 +4809,7 @@
               <w:rPr>
                 <w:sz w:val="22"/>
               </w:rPr>
-              <w:t>gōngjīn</w:t>
+              <w:t>zhī</w:t>
             </w:r>
           </w:p>
         </w:tc>
@@ -4178,7 +4826,7 @@
               <w:rPr>
                 <w:sz w:val="22"/>
               </w:rPr>
-              <w:t>килограмм</w:t>
+              <w:t>многие животные; один предмет из пары</w:t>
             </w:r>
           </w:p>
         </w:tc>
@@ -4196,7 +4844,7 @@
               <w:rPr>
                 <w:sz w:val="22"/>
               </w:rPr>
-              <w:t>2</w:t>
+              <w:t>10</w:t>
             </w:r>
           </w:p>
         </w:tc>
@@ -4213,7 +4861,7 @@
               <w:rPr>
                 <w:sz w:val="22"/>
               </w:rPr>
-              <w:t>果干, 苹果</w:t>
+              <w:t>狗, 猫, 玩具熊, 蝴蝶, 飞蛾</w:t>
             </w:r>
           </w:p>
         </w:tc>
@@ -4232,7 +4880,7 @@
               <w:rPr>
                 <w:sz w:val="22"/>
               </w:rPr>
-              <w:t>节</w:t>
+              <w:t>位</w:t>
             </w:r>
           </w:p>
         </w:tc>
@@ -4249,7 +4897,7 @@
               <w:rPr>
                 <w:sz w:val="22"/>
               </w:rPr>
-              <w:t>jié</w:t>
+              <w:t>wèi</w:t>
             </w:r>
           </w:p>
         </w:tc>
@@ -4266,7 +4914,7 @@
               <w:rPr>
                 <w:sz w:val="22"/>
               </w:rPr>
-              <w:t>уроки, занятия</w:t>
+              <w:t>люди (вежливо)</w:t>
             </w:r>
           </w:p>
         </w:tc>
@@ -4284,7 +4932,7 @@
               <w:rPr>
                 <w:sz w:val="22"/>
               </w:rPr>
-              <w:t>2</w:t>
+              <w:t>9</w:t>
             </w:r>
           </w:p>
         </w:tc>
@@ -4301,7 +4949,7 @@
               <w:rPr>
                 <w:sz w:val="22"/>
               </w:rPr>
-              <w:t>烹饪课, 语法课</w:t>
+              <w:t>女士, 老爷爷, 管理员, 老太太, 成员</w:t>
             </w:r>
           </w:p>
         </w:tc>
@@ -4320,7 +4968,7 @@
               <w:rPr>
                 <w:sz w:val="22"/>
               </w:rPr>
-              <w:t>棵</w:t>
+              <w:t>份</w:t>
             </w:r>
           </w:p>
         </w:tc>
@@ -4337,7 +4985,7 @@
               <w:rPr>
                 <w:sz w:val="22"/>
               </w:rPr>
-              <w:t>kē</w:t>
+              <w:t>fèn</w:t>
             </w:r>
           </w:p>
         </w:tc>
@@ -4354,7 +5002,7 @@
               <w:rPr>
                 <w:sz w:val="22"/>
               </w:rPr>
-              <w:t>деревья, растения</w:t>
+              <w:t>порции, экземпляры, документы; работа</w:t>
             </w:r>
           </w:p>
         </w:tc>
@@ -4372,7 +5020,7 @@
               <w:rPr>
                 <w:sz w:val="22"/>
               </w:rPr>
-              <w:t>2</w:t>
+              <w:t>9</w:t>
             </w:r>
           </w:p>
         </w:tc>
@@ -4389,7 +5037,7 @@
               <w:rPr>
                 <w:sz w:val="22"/>
               </w:rPr>
-              <w:t>白菜, 树</w:t>
+              <w:t>工作, 名单, 英译本, 人权, 报告</w:t>
             </w:r>
           </w:p>
         </w:tc>
@@ -4408,7 +5056,7 @@
               <w:rPr>
                 <w:sz w:val="22"/>
               </w:rPr>
-              <w:t>口</w:t>
+              <w:t>家</w:t>
             </w:r>
           </w:p>
         </w:tc>
@@ -4425,7 +5073,7 @@
               <w:rPr>
                 <w:sz w:val="22"/>
               </w:rPr>
-              <w:t>kǒu</w:t>
+              <w:t>jiā</w:t>
             </w:r>
           </w:p>
         </w:tc>
@@ -4442,7 +5090,7 @@
               <w:rPr>
                 <w:sz w:val="22"/>
               </w:rPr>
-              <w:t>члены семьи (при подсчёте)</w:t>
+              <w:t>предприятия, магазины, рестораны; семьи</w:t>
             </w:r>
           </w:p>
         </w:tc>
@@ -4460,7 +5108,7 @@
               <w:rPr>
                 <w:sz w:val="22"/>
               </w:rPr>
-              <w:t>1</w:t>
+              <w:t>6</w:t>
             </w:r>
           </w:p>
         </w:tc>
@@ -4477,7 +5125,7 @@
               <w:rPr>
                 <w:sz w:val="22"/>
               </w:rPr>
-              <w:t>人</w:t>
+              <w:t>咖啡馆, 医院, 公司, 酒店, 小店</w:t>
             </w:r>
           </w:p>
         </w:tc>
@@ -4496,7 +5144,7 @@
               <w:rPr>
                 <w:sz w:val="22"/>
               </w:rPr>
-              <w:t>名</w:t>
+              <w:t>杯</w:t>
             </w:r>
           </w:p>
         </w:tc>
@@ -4513,7 +5161,7 @@
               <w:rPr>
                 <w:sz w:val="22"/>
               </w:rPr>
-              <w:t>míng</w:t>
+              <w:t>bēi</w:t>
             </w:r>
           </w:p>
         </w:tc>
@@ -4530,7 +5178,7 @@
               <w:rPr>
                 <w:sz w:val="22"/>
               </w:rPr>
-              <w:t>люди (по профессии, статусу)</w:t>
+              <w:t>чашка, стакан (напитки)</w:t>
             </w:r>
           </w:p>
         </w:tc>
@@ -4548,7 +5196,7 @@
               <w:rPr>
                 <w:sz w:val="22"/>
               </w:rPr>
-              <w:t>1</w:t>
+              <w:t>6</w:t>
             </w:r>
           </w:p>
         </w:tc>
@@ -4565,7 +5213,7 @@
               <w:rPr>
                 <w:sz w:val="22"/>
               </w:rPr>
-              <w:t>医生</w:t>
+              <w:t>咖啡, 茶, 苹果汁, 绿茶</w:t>
             </w:r>
           </w:p>
         </w:tc>
@@ -4577,7 +5225,7 @@
         <w:ind w:firstLine="709"/>
       </w:pPr>
       <w:r>
-        <w:t xml:space="preserve">Показаны 15 самых частых из 32; полный список — </w:t>
+        <w:t xml:space="preserve">Показаны 15 самых частых из 48; полный список — </w:t>
       </w:r>
       <w:r>
         <w:rPr>
@@ -4692,7 +5340,7 @@
               <w:rPr>
                 <w:sz w:val="22"/>
               </w:rPr>
-              <w:t>86</w:t>
+              <w:t>2406</w:t>
             </w:r>
           </w:p>
         </w:tc>
@@ -4729,7 +5377,7 @@
               <w:rPr>
                 <w:sz w:val="22"/>
               </w:rPr>
-              <w:t>62</w:t>
+              <w:t>416</w:t>
             </w:r>
           </w:p>
         </w:tc>
@@ -4766,7 +5414,7 @@
               <w:rPr>
                 <w:sz w:val="22"/>
               </w:rPr>
-              <w:t>12</w:t>
+              <w:t>83</w:t>
             </w:r>
           </w:p>
         </w:tc>
@@ -4787,7 +5435,7 @@
         <w:t>the</w:t>
       </w:r>
       <w:r>
-        <w:t xml:space="preserve">: library (4), book (4), wall (4), librarian (3), market (3), room (2), story (2), emperor (2); с </w:t>
+        <w:t xml:space="preserve">: committee (103), nations (89), general (65), meeting (60), convention (51), council (50), government (44), agenda (39); с </w:t>
       </w:r>
       <w:r>
         <w:rPr>
@@ -4796,7 +5444,7 @@
         <w:t>a/an</w:t>
       </w:r>
       <w:r>
-        <w:t>: few (3), child (3), woman (2), cup (2), kind (2), place (2), town (1), house (1).</w:t>
+        <w:t>: state (14), document (10), statement (9), representative (8), vote (7), obstacle (7), period (7), curfew (7).</w:t>
       </w:r>
     </w:p>
     <w:p>
@@ -4901,7 +5549,7 @@
               <w:rPr>
                 <w:sz w:val="22"/>
               </w:rPr>
-              <w:t>104</w:t>
+              <w:t>2500</w:t>
             </w:r>
           </w:p>
         </w:tc>
@@ -4920,7 +5568,7 @@
               <w:rPr>
                 <w:sz w:val="22"/>
               </w:rPr>
-              <w:t>1–2–1</w:t>
+              <w:t>2–1–1</w:t>
             </w:r>
           </w:p>
         </w:tc>
@@ -4938,7 +5586,7 @@
               <w:rPr>
                 <w:sz w:val="22"/>
               </w:rPr>
-              <w:t>5</w:t>
+              <w:t>52</w:t>
             </w:r>
           </w:p>
         </w:tc>
@@ -4957,7 +5605,340 @@
               <w:rPr>
                 <w:sz w:val="22"/>
               </w:rPr>
+              <w:t>1–1–2</w:t>
+            </w:r>
+          </w:p>
+        </w:tc>
+        <w:tc>
+          <w:tcPr>
+            <w:tcW w:type="dxa" w:w="4677"/>
+          </w:tcPr>
+          <w:p>
+            <w:pPr>
+              <w:spacing w:line="240" w:lineRule="auto"/>
+              <w:ind w:firstLine="0"/>
+              <w:jc w:val="right"/>
+            </w:pPr>
+            <w:r>
+              <w:rPr>
+                <w:sz w:val="22"/>
+              </w:rPr>
+              <w:t>22</w:t>
+            </w:r>
+          </w:p>
+        </w:tc>
+      </w:tr>
+      <w:tr>
+        <w:tc>
+          <w:tcPr>
+            <w:tcW w:type="dxa" w:w="4677"/>
+          </w:tcPr>
+          <w:p>
+            <w:pPr>
+              <w:spacing w:line="240" w:lineRule="auto"/>
+              <w:ind w:firstLine="0"/>
+            </w:pPr>
+            <w:r>
+              <w:rPr>
+                <w:sz w:val="22"/>
+              </w:rPr>
+              <w:t>1–2–1</w:t>
+            </w:r>
+          </w:p>
+        </w:tc>
+        <w:tc>
+          <w:tcPr>
+            <w:tcW w:type="dxa" w:w="4677"/>
+          </w:tcPr>
+          <w:p>
+            <w:pPr>
+              <w:spacing w:line="240" w:lineRule="auto"/>
+              <w:ind w:firstLine="0"/>
+              <w:jc w:val="right"/>
+            </w:pPr>
+            <w:r>
+              <w:rPr>
+                <w:sz w:val="22"/>
+              </w:rPr>
+              <w:t>20</w:t>
+            </w:r>
+          </w:p>
+        </w:tc>
+      </w:tr>
+      <w:tr>
+        <w:tc>
+          <w:tcPr>
+            <w:tcW w:type="dxa" w:w="4677"/>
+          </w:tcPr>
+          <w:p>
+            <w:pPr>
+              <w:spacing w:line="240" w:lineRule="auto"/>
+              <w:ind w:firstLine="0"/>
+            </w:pPr>
+            <w:r>
+              <w:rPr>
+                <w:sz w:val="22"/>
+              </w:rPr>
+              <w:t>1–1–0</w:t>
+            </w:r>
+          </w:p>
+        </w:tc>
+        <w:tc>
+          <w:tcPr>
+            <w:tcW w:type="dxa" w:w="4677"/>
+          </w:tcPr>
+          <w:p>
+            <w:pPr>
+              <w:spacing w:line="240" w:lineRule="auto"/>
+              <w:ind w:firstLine="0"/>
+              <w:jc w:val="right"/>
+            </w:pPr>
+            <w:r>
+              <w:rPr>
+                <w:sz w:val="22"/>
+              </w:rPr>
+              <w:t>11</w:t>
+            </w:r>
+          </w:p>
+        </w:tc>
+      </w:tr>
+      <w:tr>
+        <w:tc>
+          <w:tcPr>
+            <w:tcW w:type="dxa" w:w="4677"/>
+          </w:tcPr>
+          <w:p>
+            <w:pPr>
+              <w:spacing w:line="240" w:lineRule="auto"/>
+              <w:ind w:firstLine="0"/>
+            </w:pPr>
+            <w:r>
+              <w:rPr>
+                <w:sz w:val="22"/>
+              </w:rPr>
               <w:t>2–1–2</w:t>
+            </w:r>
+          </w:p>
+        </w:tc>
+        <w:tc>
+          <w:tcPr>
+            <w:tcW w:type="dxa" w:w="4677"/>
+          </w:tcPr>
+          <w:p>
+            <w:pPr>
+              <w:spacing w:line="240" w:lineRule="auto"/>
+              <w:ind w:firstLine="0"/>
+              <w:jc w:val="right"/>
+            </w:pPr>
+            <w:r>
+              <w:rPr>
+                <w:sz w:val="22"/>
+              </w:rPr>
+              <w:t>8</w:t>
+            </w:r>
+          </w:p>
+        </w:tc>
+      </w:tr>
+      <w:tr>
+        <w:tc>
+          <w:tcPr>
+            <w:tcW w:type="dxa" w:w="4677"/>
+          </w:tcPr>
+          <w:p>
+            <w:pPr>
+              <w:spacing w:line="240" w:lineRule="auto"/>
+              <w:ind w:firstLine="0"/>
+            </w:pPr>
+            <w:r>
+              <w:rPr>
+                <w:sz w:val="22"/>
+              </w:rPr>
+              <w:t>1–2–2</w:t>
+            </w:r>
+          </w:p>
+        </w:tc>
+        <w:tc>
+          <w:tcPr>
+            <w:tcW w:type="dxa" w:w="4677"/>
+          </w:tcPr>
+          <w:p>
+            <w:pPr>
+              <w:spacing w:line="240" w:lineRule="auto"/>
+              <w:ind w:firstLine="0"/>
+              <w:jc w:val="right"/>
+            </w:pPr>
+            <w:r>
+              <w:rPr>
+                <w:sz w:val="22"/>
+              </w:rPr>
+              <w:t>6</w:t>
+            </w:r>
+          </w:p>
+        </w:tc>
+      </w:tr>
+      <w:tr>
+        <w:tc>
+          <w:tcPr>
+            <w:tcW w:type="dxa" w:w="4677"/>
+          </w:tcPr>
+          <w:p>
+            <w:pPr>
+              <w:spacing w:line="240" w:lineRule="auto"/>
+              <w:ind w:firstLine="0"/>
+            </w:pPr>
+            <w:r>
+              <w:rPr>
+                <w:sz w:val="22"/>
+              </w:rPr>
+              <w:t>1–1–3</w:t>
+            </w:r>
+          </w:p>
+        </w:tc>
+        <w:tc>
+          <w:tcPr>
+            <w:tcW w:type="dxa" w:w="4677"/>
+          </w:tcPr>
+          <w:p>
+            <w:pPr>
+              <w:spacing w:line="240" w:lineRule="auto"/>
+              <w:ind w:firstLine="0"/>
+              <w:jc w:val="right"/>
+            </w:pPr>
+            <w:r>
+              <w:rPr>
+                <w:sz w:val="22"/>
+              </w:rPr>
+              <w:t>4</w:t>
+            </w:r>
+          </w:p>
+        </w:tc>
+      </w:tr>
+      <w:tr>
+        <w:tc>
+          <w:tcPr>
+            <w:tcW w:type="dxa" w:w="4677"/>
+          </w:tcPr>
+          <w:p>
+            <w:pPr>
+              <w:spacing w:line="240" w:lineRule="auto"/>
+              <w:ind w:firstLine="0"/>
+            </w:pPr>
+            <w:r>
+              <w:rPr>
+                <w:sz w:val="22"/>
+              </w:rPr>
+              <w:t>1–0–0</w:t>
+            </w:r>
+          </w:p>
+        </w:tc>
+        <w:tc>
+          <w:tcPr>
+            <w:tcW w:type="dxa" w:w="4677"/>
+          </w:tcPr>
+          <w:p>
+            <w:pPr>
+              <w:spacing w:line="240" w:lineRule="auto"/>
+              <w:ind w:firstLine="0"/>
+              <w:jc w:val="right"/>
+            </w:pPr>
+            <w:r>
+              <w:rPr>
+                <w:sz w:val="22"/>
+              </w:rPr>
+              <w:t>3</w:t>
+            </w:r>
+          </w:p>
+        </w:tc>
+      </w:tr>
+      <w:tr>
+        <w:tc>
+          <w:tcPr>
+            <w:tcW w:type="dxa" w:w="4677"/>
+          </w:tcPr>
+          <w:p>
+            <w:pPr>
+              <w:spacing w:line="240" w:lineRule="auto"/>
+              <w:ind w:firstLine="0"/>
+            </w:pPr>
+            <w:r>
+              <w:rPr>
+                <w:sz w:val="22"/>
+              </w:rPr>
+              <w:t>2–2–1</w:t>
+            </w:r>
+          </w:p>
+        </w:tc>
+        <w:tc>
+          <w:tcPr>
+            <w:tcW w:type="dxa" w:w="4677"/>
+          </w:tcPr>
+          <w:p>
+            <w:pPr>
+              <w:spacing w:line="240" w:lineRule="auto"/>
+              <w:ind w:firstLine="0"/>
+              <w:jc w:val="right"/>
+            </w:pPr>
+            <w:r>
+              <w:rPr>
+                <w:sz w:val="22"/>
+              </w:rPr>
+              <w:t>2</w:t>
+            </w:r>
+          </w:p>
+        </w:tc>
+      </w:tr>
+      <w:tr>
+        <w:tc>
+          <w:tcPr>
+            <w:tcW w:type="dxa" w:w="4677"/>
+          </w:tcPr>
+          <w:p>
+            <w:pPr>
+              <w:spacing w:line="240" w:lineRule="auto"/>
+              <w:ind w:firstLine="0"/>
+            </w:pPr>
+            <w:r>
+              <w:rPr>
+                <w:sz w:val="22"/>
+              </w:rPr>
+              <w:t>1–1–4</w:t>
+            </w:r>
+          </w:p>
+        </w:tc>
+        <w:tc>
+          <w:tcPr>
+            <w:tcW w:type="dxa" w:w="4677"/>
+          </w:tcPr>
+          <w:p>
+            <w:pPr>
+              <w:spacing w:line="240" w:lineRule="auto"/>
+              <w:ind w:firstLine="0"/>
+              <w:jc w:val="right"/>
+            </w:pPr>
+            <w:r>
+              <w:rPr>
+                <w:sz w:val="22"/>
+              </w:rPr>
+              <w:t>1</w:t>
+            </w:r>
+          </w:p>
+        </w:tc>
+      </w:tr>
+      <w:tr>
+        <w:tc>
+          <w:tcPr>
+            <w:tcW w:type="dxa" w:w="4677"/>
+          </w:tcPr>
+          <w:p>
+            <w:pPr>
+              <w:spacing w:line="240" w:lineRule="auto"/>
+              <w:ind w:firstLine="0"/>
+            </w:pPr>
+            <w:r>
+              <w:rPr>
+                <w:sz w:val="22"/>
+              </w:rPr>
+              <w:t>1–0–1</w:t>
             </w:r>
           </w:p>
         </w:tc>
@@ -5007,7 +5988,7 @@
       <w:r>
         <w:drawing>
           <wp:inline xmlns:a="http://schemas.openxmlformats.org/drawingml/2006/main" xmlns:pic="http://schemas.openxmlformats.org/drawingml/2006/picture">
-            <wp:extent cx="5757683" cy="2130556"/>
+            <wp:extent cx="5757683" cy="2575565"/>
             <wp:docPr id="1" name="Picture 1"/>
             <wp:cNvGraphicFramePr>
               <a:graphicFrameLocks noChangeAspect="1"/>
@@ -5028,7 +6009,7 @@
                   <pic:spPr>
                     <a:xfrm>
                       <a:off x="0" y="0"/>
-                      <a:ext cx="5757683" cy="2130556"/>
+                      <a:ext cx="5757683" cy="2575565"/>
                     </a:xfrm>
                     <a:prstGeom prst="rect"/>
                   </pic:spPr>

--- a/reports/docx/corpus.docx
+++ b/reports/docx/corpus.docx
@@ -15,7 +15,7 @@
         <w:pStyle w:val="ListBullet"/>
       </w:pPr>
       <w:r>
-        <w:t>Отчёт построен: 2026-09-28T10:17:09+00:00; сборка корпуса 2026-09-28T10:16:48+00:00.</w:t>
+        <w:t>Отчёт построен: 2026-09-28T10:29:14+00:00; сборка корпуса 2026-09-28T10:28:42+00:00.</w:t>
       </w:r>
     </w:p>
     <w:p>
@@ -38,10 +38,10 @@
         <w:rPr>
           <w:b/>
         </w:rPr>
-        <w:t>2630</w:t>
+        <w:t>2620</w:t>
       </w:r>
       <w:r>
-        <w:t>; предложений EN 2692, ZH 2654, RU 2663.</w:t>
+        <w:t>; предложений EN 2641, ZH 2665, RU 2803.</w:t>
       </w:r>
     </w:p>
     <w:p>
@@ -49,7 +49,7 @@
         <w:pStyle w:val="ListBullet"/>
       </w:pPr>
       <w:r>
-        <w:t>Объём: слов EN 27046, иероглифов ZH 39314, слов RU 23310.</w:t>
+        <w:t>Объём: слов EN 49645, иероглифов ZH 74390, слов RU 44045.</w:t>
       </w:r>
     </w:p>
     <w:p>
@@ -57,7 +57,7 @@
         <w:pStyle w:val="ListBullet"/>
       </w:pPr>
       <w:r>
-        <w:t>Размечено: артиклей 2905, конструкций с 量词 558 (48 разных 量词), существительных RU 10864; спорных пометок 1835, из них неоднозначных падежей 1677.</w:t>
+        <w:t>Размечено: артиклей 5292, конструкций с 量词 1251 (53 разных 量词), существительных RU 17366; спорных пометок 1853, из них неоднозначных падежей 1480.</w:t>
       </w:r>
     </w:p>
     <w:p>
@@ -65,7 +65,7 @@
         <w:pStyle w:val="ListBullet"/>
       </w:pPr>
       <w:r>
-        <w:t>Выравнивание: Гейл–Чёрч (длина предложений); средний alignment_score 0,977, медиана 1,000; ниже порога 0,35 — 22 пар.</w:t>
+        <w:t>Выравнивание: Гейл–Чёрч (длина предложений); средний alignment_score 0,964, медиана 1,000; ниже порога 0,35 — 60 пар.</w:t>
       </w:r>
     </w:p>
     <w:p>
@@ -73,7 +73,7 @@
         <w:pStyle w:val="ListBullet"/>
       </w:pPr>
       <w:r>
-        <w:t>Ручная проверка: проверено 0, исправлено 0, автоматически 2630.</w:t>
+        <w:t>Ручная проверка: проверено 0, исправлено 0, автоматически 2620.</w:t>
       </w:r>
     </w:p>
     <w:p>
@@ -81,7 +81,7 @@
         <w:ind w:firstLine="709"/>
       </w:pPr>
       <w:r>
-        <w:t xml:space="preserve">Тексты корпуса составлены и переведены с помощью ИИ для демонстрации метода (указано в </w:t>
+        <w:t xml:space="preserve">Учебные тексты корпуса составлены и переведены с помощью ИИ для демонстрации метода (указано в </w:t>
       </w:r>
       <w:r>
         <w:rPr>
@@ -91,7 +91,7 @@
         <w:t>data/raw/*/meta.json</w:t>
       </w:r>
       <w:r>
-        <w:t>).</w:t>
+        <w:t>). Импортированные источники: Tatoeba: предложения с переводами — CC BY 2.0 FR (часть предложений — CC0 1.0); Параллельный корпус ООН v1.0 (фрагмент) — документы ООН, находящиеся в общественном достоянии; условия использования корпуса — на официальной странице (подробно — страница «Источники» на сайте).</w:t>
       </w:r>
     </w:p>
     <w:p>
@@ -1334,7 +1334,7 @@
               <w:rPr>
                 <w:sz w:val="22"/>
               </w:rPr>
-              <w:t>Параллельный корпус ООН v1.0 (фрагмент)</w:t>
+              <w:t>Краткая история чая</w:t>
             </w:r>
           </w:p>
         </w:tc>
@@ -1351,7 +1351,7 @@
               <w:rPr>
                 <w:sz w:val="22"/>
               </w:rPr>
-              <w:t>B1</w:t>
+              <w:t>B2</w:t>
             </w:r>
           </w:p>
         </w:tc>
@@ -1369,7 +1369,7 @@
               <w:rPr>
                 <w:sz w:val="22"/>
               </w:rPr>
-              <w:t>2071</w:t>
+              <w:t>16</w:t>
             </w:r>
           </w:p>
         </w:tc>
@@ -1387,7 +1387,7 @@
               <w:rPr>
                 <w:sz w:val="22"/>
               </w:rPr>
-              <w:t>2030</w:t>
+              <w:t>16</w:t>
             </w:r>
           </w:p>
         </w:tc>
@@ -1405,7 +1405,7 @@
               <w:rPr>
                 <w:sz w:val="22"/>
               </w:rPr>
-              <w:t>2042</w:t>
+              <w:t>16</w:t>
             </w:r>
           </w:p>
         </w:tc>
@@ -1423,7 +1423,7 @@
               <w:rPr>
                 <w:sz w:val="22"/>
               </w:rPr>
-              <w:t>2014</w:t>
+              <w:t>16</w:t>
             </w:r>
           </w:p>
         </w:tc>
@@ -1440,7 +1440,7 @@
               <w:rPr>
                 <w:sz w:val="22"/>
               </w:rPr>
-              <w:t>1–1–1: 1898, 2–1–1: 50, 1–1–2: 22, 1–2–1: 15, 1–1–0: 10, 2–1–2: 5, 1–1–3: 4, 1–2–2: 3, 1–0–0: 3, 2–2–1: 2, 1–1–4: 1, 1–0–1: 1</w:t>
+              <w:t>1–1–1: 16</w:t>
             </w:r>
           </w:p>
         </w:tc>
@@ -1458,7 +1458,7 @@
               <w:rPr>
                 <w:sz w:val="22"/>
               </w:rPr>
-              <w:t>0,989</w:t>
+              <w:t>0,709</w:t>
             </w:r>
           </w:p>
         </w:tc>
@@ -1476,7 +1476,7 @@
               <w:rPr>
                 <w:sz w:val="22"/>
               </w:rPr>
-              <w:t>22353</w:t>
+              <w:t>249</w:t>
             </w:r>
           </w:p>
         </w:tc>
@@ -1494,7 +1494,7 @@
               <w:rPr>
                 <w:sz w:val="22"/>
               </w:rPr>
-              <w:t>32649</w:t>
+              <w:t>366</w:t>
             </w:r>
           </w:p>
         </w:tc>
@@ -1512,7 +1512,7 @@
               <w:rPr>
                 <w:sz w:val="22"/>
               </w:rPr>
-              <w:t>19485</w:t>
+              <w:t>192</w:t>
             </w:r>
           </w:p>
         </w:tc>
@@ -1531,7 +1531,7 @@
               <w:rPr>
                 <w:sz w:val="22"/>
               </w:rPr>
-              <w:t>Краткая история чая</w:t>
+              <w:t>Как дети овладевают языком</w:t>
             </w:r>
           </w:p>
         </w:tc>
@@ -1548,7 +1548,7 @@
               <w:rPr>
                 <w:sz w:val="22"/>
               </w:rPr>
-              <w:t>B2</w:t>
+              <w:t>C1</w:t>
             </w:r>
           </w:p>
         </w:tc>
@@ -1566,7 +1566,7 @@
               <w:rPr>
                 <w:sz w:val="22"/>
               </w:rPr>
-              <w:t>16</w:t>
+              <w:t>15</w:t>
             </w:r>
           </w:p>
         </w:tc>
@@ -1584,7 +1584,7 @@
               <w:rPr>
                 <w:sz w:val="22"/>
               </w:rPr>
-              <w:t>16</w:t>
+              <w:t>17</w:t>
             </w:r>
           </w:p>
         </w:tc>
@@ -1602,7 +1602,7 @@
               <w:rPr>
                 <w:sz w:val="22"/>
               </w:rPr>
-              <w:t>16</w:t>
+              <w:t>15</w:t>
             </w:r>
           </w:p>
         </w:tc>
@@ -1620,7 +1620,7 @@
               <w:rPr>
                 <w:sz w:val="22"/>
               </w:rPr>
-              <w:t>16</w:t>
+              <w:t>15</w:t>
             </w:r>
           </w:p>
         </w:tc>
@@ -1637,7 +1637,7 @@
               <w:rPr>
                 <w:sz w:val="22"/>
               </w:rPr>
-              <w:t>1–1–1: 16</w:t>
+              <w:t>1–1–1: 13, 1–2–1: 2</w:t>
             </w:r>
           </w:p>
         </w:tc>
@@ -1655,7 +1655,7 @@
               <w:rPr>
                 <w:sz w:val="22"/>
               </w:rPr>
-              <w:t>0,709</w:t>
+              <w:t>0,689</w:t>
             </w:r>
           </w:p>
         </w:tc>
@@ -1673,7 +1673,7 @@
               <w:rPr>
                 <w:sz w:val="22"/>
               </w:rPr>
-              <w:t>249</w:t>
+              <w:t>264</w:t>
             </w:r>
           </w:p>
         </w:tc>
@@ -1691,7 +1691,7 @@
               <w:rPr>
                 <w:sz w:val="22"/>
               </w:rPr>
-              <w:t>366</w:t>
+              <w:t>447</w:t>
             </w:r>
           </w:p>
         </w:tc>
@@ -1709,7 +1709,7 @@
               <w:rPr>
                 <w:sz w:val="22"/>
               </w:rPr>
-              <w:t>192</w:t>
+              <w:t>207</w:t>
             </w:r>
           </w:p>
         </w:tc>
@@ -1728,7 +1728,7 @@
               <w:rPr>
                 <w:sz w:val="22"/>
               </w:rPr>
-              <w:t>Как дети овладевают языком</w:t>
+              <w:t>Параллельный корпус ООН v1.0 (фрагмент)</w:t>
             </w:r>
           </w:p>
         </w:tc>
@@ -1763,7 +1763,7 @@
               <w:rPr>
                 <w:sz w:val="22"/>
               </w:rPr>
-              <w:t>15</w:t>
+              <w:t>2020</w:t>
             </w:r>
           </w:p>
         </w:tc>
@@ -1781,7 +1781,7 @@
               <w:rPr>
                 <w:sz w:val="22"/>
               </w:rPr>
-              <w:t>17</w:t>
+              <w:t>2041</w:t>
             </w:r>
           </w:p>
         </w:tc>
@@ -1799,7 +1799,7 @@
               <w:rPr>
                 <w:sz w:val="22"/>
               </w:rPr>
-              <w:t>15</w:t>
+              <w:t>2182</w:t>
             </w:r>
           </w:p>
         </w:tc>
@@ -1817,7 +1817,7 @@
               <w:rPr>
                 <w:sz w:val="22"/>
               </w:rPr>
-              <w:t>15</w:t>
+              <w:t>2004</w:t>
             </w:r>
           </w:p>
         </w:tc>
@@ -1834,7 +1834,7 @@
               <w:rPr>
                 <w:sz w:val="22"/>
               </w:rPr>
-              <w:t>1–1–1: 13, 1–2–1: 2</w:t>
+              <w:t>1–1–1: 1838, 1–1–2: 68, 1–1–3: 36, 1–2–1: 31, 1–1–4: 8, 2–1–1: 8, 2–2–1: 4, 2–1–2: 3, 1–0–0: 2, 1–2–3: 1, 1–1–7: 1, 1–3–1: 1, 1–3–2: 1, 2–1–4: 1, 1–0–2: 1</w:t>
             </w:r>
           </w:p>
         </w:tc>
@@ -1852,7 +1852,7 @@
               <w:rPr>
                 <w:sz w:val="22"/>
               </w:rPr>
-              <w:t>0,689</w:t>
+              <w:t>0,971</w:t>
             </w:r>
           </w:p>
         </w:tc>
@@ -1870,7 +1870,7 @@
               <w:rPr>
                 <w:sz w:val="22"/>
               </w:rPr>
-              <w:t>264</w:t>
+              <w:t>44952</w:t>
             </w:r>
           </w:p>
         </w:tc>
@@ -1888,7 +1888,7 @@
               <w:rPr>
                 <w:sz w:val="22"/>
               </w:rPr>
-              <w:t>447</w:t>
+              <w:t>67725</w:t>
             </w:r>
           </w:p>
         </w:tc>
@@ -1906,7 +1906,7 @@
               <w:rPr>
                 <w:sz w:val="22"/>
               </w:rPr>
-              <w:t>207</w:t>
+              <w:t>40220</w:t>
             </w:r>
           </w:p>
         </w:tc>
@@ -2727,7 +2727,7 @@
               <w:rPr>
                 <w:sz w:val="22"/>
               </w:rPr>
-              <w:t>Параллельный корпус ООН v1.0 (фрагмент)</w:t>
+              <w:t>Краткая история чая</w:t>
             </w:r>
           </w:p>
         </w:tc>
@@ -2745,7 +2745,7 @@
               <w:rPr>
                 <w:sz w:val="22"/>
               </w:rPr>
-              <w:t>2424</w:t>
+              <w:t>27</w:t>
             </w:r>
           </w:p>
         </w:tc>
@@ -2763,7 +2763,7 @@
               <w:rPr>
                 <w:sz w:val="22"/>
               </w:rPr>
-              <w:t>323</w:t>
+              <w:t>17</w:t>
             </w:r>
           </w:p>
         </w:tc>
@@ -2781,7 +2781,7 @@
               <w:rPr>
                 <w:sz w:val="22"/>
               </w:rPr>
-              <w:t>9715</w:t>
+              <w:t>74</w:t>
             </w:r>
           </w:p>
         </w:tc>
@@ -2817,7 +2817,7 @@
               <w:rPr>
                 <w:sz w:val="22"/>
               </w:rPr>
-              <w:t>1,0</w:t>
+              <w:t>4,6</w:t>
             </w:r>
           </w:p>
         </w:tc>
@@ -2835,7 +2835,7 @@
               <w:rPr>
                 <w:sz w:val="22"/>
               </w:rPr>
-              <w:t>49,9</w:t>
+              <w:t>38,5</w:t>
             </w:r>
           </w:p>
         </w:tc>
@@ -2854,7 +2854,7 @@
               <w:rPr>
                 <w:sz w:val="22"/>
               </w:rPr>
-              <w:t>Краткая история чая</w:t>
+              <w:t>Как дети овладевают языком</w:t>
             </w:r>
           </w:p>
         </w:tc>
@@ -2872,7 +2872,7 @@
               <w:rPr>
                 <w:sz w:val="22"/>
               </w:rPr>
-              <w:t>27</w:t>
+              <w:t>26</w:t>
             </w:r>
           </w:p>
         </w:tc>
@@ -2890,7 +2890,7 @@
               <w:rPr>
                 <w:sz w:val="22"/>
               </w:rPr>
-              <w:t>17</w:t>
+              <w:t>20</w:t>
             </w:r>
           </w:p>
         </w:tc>
@@ -2908,7 +2908,7 @@
               <w:rPr>
                 <w:sz w:val="22"/>
               </w:rPr>
-              <w:t>74</w:t>
+              <w:t>64</w:t>
             </w:r>
           </w:p>
         </w:tc>
@@ -2926,7 +2926,7 @@
               <w:rPr>
                 <w:sz w:val="22"/>
               </w:rPr>
-              <w:t>10,8</w:t>
+              <w:t>9,8</w:t>
             </w:r>
           </w:p>
         </w:tc>
@@ -2944,7 +2944,7 @@
               <w:rPr>
                 <w:sz w:val="22"/>
               </w:rPr>
-              <w:t>4,6</w:t>
+              <w:t>4,5</w:t>
             </w:r>
           </w:p>
         </w:tc>
@@ -2962,7 +2962,7 @@
               <w:rPr>
                 <w:sz w:val="22"/>
               </w:rPr>
-              <w:t>38,5</w:t>
+              <w:t>30,9</w:t>
             </w:r>
           </w:p>
         </w:tc>
@@ -2981,7 +2981,7 @@
               <w:rPr>
                 <w:sz w:val="22"/>
               </w:rPr>
-              <w:t>Как дети овладевают языком</w:t>
+              <w:t>Параллельный корпус ООН v1.0 (фрагмент)</w:t>
             </w:r>
           </w:p>
         </w:tc>
@@ -2999,7 +2999,7 @@
               <w:rPr>
                 <w:sz w:val="22"/>
               </w:rPr>
-              <w:t>26</w:t>
+              <w:t>4811</w:t>
             </w:r>
           </w:p>
         </w:tc>
@@ -3017,7 +3017,7 @@
               <w:rPr>
                 <w:sz w:val="22"/>
               </w:rPr>
-              <w:t>20</w:t>
+              <w:t>1016</w:t>
             </w:r>
           </w:p>
         </w:tc>
@@ -3035,7 +3035,7 @@
               <w:rPr>
                 <w:sz w:val="22"/>
               </w:rPr>
-              <w:t>64</w:t>
+              <w:t>16217</w:t>
             </w:r>
           </w:p>
         </w:tc>
@@ -3053,7 +3053,7 @@
               <w:rPr>
                 <w:sz w:val="22"/>
               </w:rPr>
-              <w:t>9,8</w:t>
+              <w:t>10,7</w:t>
             </w:r>
           </w:p>
         </w:tc>
@@ -3071,7 +3071,7 @@
               <w:rPr>
                 <w:sz w:val="22"/>
               </w:rPr>
-              <w:t>4,5</w:t>
+              <w:t>1,5</w:t>
             </w:r>
           </w:p>
         </w:tc>
@@ -3089,7 +3089,7 @@
               <w:rPr>
                 <w:sz w:val="22"/>
               </w:rPr>
-              <w:t>30,9</w:t>
+              <w:t>40,3</w:t>
             </w:r>
           </w:p>
         </w:tc>
@@ -3255,7 +3255,7 @@
               <w:rPr>
                 <w:sz w:val="22"/>
               </w:rPr>
-              <w:t>1701</w:t>
+              <w:t>2191</w:t>
             </w:r>
           </w:p>
         </w:tc>
@@ -3273,7 +3273,7 @@
               <w:rPr>
                 <w:sz w:val="22"/>
               </w:rPr>
-              <w:t>369</w:t>
+              <w:t>634</w:t>
             </w:r>
           </w:p>
         </w:tc>
@@ -3291,7 +3291,7 @@
               <w:rPr>
                 <w:sz w:val="22"/>
               </w:rPr>
-              <w:t>2070</w:t>
+              <w:t>2825</w:t>
             </w:r>
           </w:p>
         </w:tc>
@@ -3309,7 +3309,7 @@
               <w:rPr>
                 <w:sz w:val="22"/>
               </w:rPr>
-              <w:t>812</w:t>
+              <w:t>657</w:t>
             </w:r>
           </w:p>
         </w:tc>
@@ -3346,7 +3346,7 @@
               <w:rPr>
                 <w:sz w:val="22"/>
               </w:rPr>
-              <w:t>3714</w:t>
+              <w:t>4894</w:t>
             </w:r>
           </w:p>
         </w:tc>
@@ -3364,7 +3364,7 @@
               <w:rPr>
                 <w:sz w:val="22"/>
               </w:rPr>
-              <w:t>1378</w:t>
+              <w:t>2457</w:t>
             </w:r>
           </w:p>
         </w:tc>
@@ -3382,7 +3382,7 @@
               <w:rPr>
                 <w:sz w:val="22"/>
               </w:rPr>
-              <w:t>5092</w:t>
+              <w:t>7351</w:t>
             </w:r>
           </w:p>
         </w:tc>
@@ -3400,7 +3400,7 @@
               <w:rPr>
                 <w:sz w:val="22"/>
               </w:rPr>
-              <w:t>287</w:t>
+              <w:t>391</w:t>
             </w:r>
           </w:p>
         </w:tc>
@@ -3437,7 +3437,7 @@
               <w:rPr>
                 <w:sz w:val="22"/>
               </w:rPr>
-              <w:t>428</w:t>
+              <w:t>798</w:t>
             </w:r>
           </w:p>
         </w:tc>
@@ -3455,7 +3455,7 @@
               <w:rPr>
                 <w:sz w:val="22"/>
               </w:rPr>
-              <w:t>215</w:t>
+              <w:t>361</w:t>
             </w:r>
           </w:p>
         </w:tc>
@@ -3473,7 +3473,7 @@
               <w:rPr>
                 <w:sz w:val="22"/>
               </w:rPr>
-              <w:t>643</w:t>
+              <w:t>1159</w:t>
             </w:r>
           </w:p>
         </w:tc>
@@ -3491,7 +3491,7 @@
               <w:rPr>
                 <w:sz w:val="22"/>
               </w:rPr>
-              <w:t>18</w:t>
+              <w:t>27</w:t>
             </w:r>
           </w:p>
         </w:tc>
@@ -3528,7 +3528,7 @@
               <w:rPr>
                 <w:sz w:val="22"/>
               </w:rPr>
-              <w:t>1087</w:t>
+              <w:t>1967</w:t>
             </w:r>
           </w:p>
         </w:tc>
@@ -3546,7 +3546,7 @@
               <w:rPr>
                 <w:sz w:val="22"/>
               </w:rPr>
-              <w:t>379</w:t>
+              <w:t>660</w:t>
             </w:r>
           </w:p>
         </w:tc>
@@ -3564,7 +3564,7 @@
               <w:rPr>
                 <w:sz w:val="22"/>
               </w:rPr>
-              <w:t>1466</w:t>
+              <w:t>2627</w:t>
             </w:r>
           </w:p>
         </w:tc>
@@ -3582,7 +3582,7 @@
               <w:rPr>
                 <w:sz w:val="22"/>
               </w:rPr>
-              <w:t>526</w:t>
+              <w:t>355</w:t>
             </w:r>
           </w:p>
         </w:tc>
@@ -3619,7 +3619,7 @@
               <w:rPr>
                 <w:sz w:val="22"/>
               </w:rPr>
-              <w:t>399</w:t>
+              <w:t>899</w:t>
             </w:r>
           </w:p>
         </w:tc>
@@ -3637,7 +3637,7 @@
               <w:rPr>
                 <w:sz w:val="22"/>
               </w:rPr>
-              <w:t>184</w:t>
+              <w:t>366</w:t>
             </w:r>
           </w:p>
         </w:tc>
@@ -3655,7 +3655,7 @@
               <w:rPr>
                 <w:sz w:val="22"/>
               </w:rPr>
-              <w:t>583</w:t>
+              <w:t>1265</w:t>
             </w:r>
           </w:p>
         </w:tc>
@@ -3673,7 +3673,7 @@
               <w:rPr>
                 <w:sz w:val="22"/>
               </w:rPr>
-              <w:t>0</w:t>
+              <w:t>7</w:t>
             </w:r>
           </w:p>
         </w:tc>
@@ -3710,7 +3710,7 @@
               <w:rPr>
                 <w:sz w:val="22"/>
               </w:rPr>
-              <w:t>783</w:t>
+              <w:t>1654</w:t>
             </w:r>
           </w:p>
         </w:tc>
@@ -3728,7 +3728,7 @@
               <w:rPr>
                 <w:sz w:val="22"/>
               </w:rPr>
-              <w:t>227</w:t>
+              <w:t>485</w:t>
             </w:r>
           </w:p>
         </w:tc>
@@ -3746,7 +3746,7 @@
               <w:rPr>
                 <w:sz w:val="22"/>
               </w:rPr>
-              <w:t>1010</w:t>
+              <w:t>2139</w:t>
             </w:r>
           </w:p>
         </w:tc>
@@ -3764,7 +3764,7 @@
               <w:rPr>
                 <w:sz w:val="22"/>
               </w:rPr>
-              <w:t>34</w:t>
+              <w:t>43</w:t>
             </w:r>
           </w:p>
         </w:tc>
@@ -3964,7 +3964,7 @@
               <w:rPr>
                 <w:sz w:val="22"/>
               </w:rPr>
-              <w:t>128</w:t>
+              <w:t>325</w:t>
             </w:r>
           </w:p>
         </w:tc>
@@ -3981,7 +3981,7 @@
               <w:rPr>
                 <w:sz w:val="22"/>
               </w:rPr>
-              <w:t>人, 问题, 孩子, 小时, 国家</w:t>
+              <w:t>问题, 人, 国家, 孩子, 项目</w:t>
             </w:r>
           </w:p>
         </w:tc>
@@ -4000,7 +4000,7 @@
               <w:rPr>
                 <w:sz w:val="22"/>
               </w:rPr>
-              <w:t>条</w:t>
+              <w:t>些</w:t>
             </w:r>
           </w:p>
         </w:tc>
@@ -4017,7 +4017,7 @@
               <w:rPr>
                 <w:sz w:val="22"/>
               </w:rPr>
-              <w:t>tiáo</w:t>
+              <w:t>xiē</w:t>
             </w:r>
           </w:p>
         </w:tc>
@@ -4034,7 +4034,7 @@
               <w:rPr>
                 <w:sz w:val="22"/>
               </w:rPr>
-              <w:t>длинные гибкие предметы: реки, дороги, рыбы, брюки; новости</w:t>
+              <w:t>некоторое количество (неопределённое множество)</w:t>
             </w:r>
           </w:p>
         </w:tc>
@@ -4052,7 +4052,7 @@
               <w:rPr>
                 <w:sz w:val="22"/>
               </w:rPr>
-              <w:t>75</w:t>
+              <w:t>280</w:t>
             </w:r>
           </w:p>
         </w:tc>
@@ -4069,7 +4069,7 @@
               <w:rPr>
                 <w:sz w:val="22"/>
               </w:rPr>
-              <w:t>规定, 报告, 街, 提交, 措施</w:t>
+              <w:t>人, 问题, 情况, 国家, 活动</w:t>
             </w:r>
           </w:p>
         </w:tc>
@@ -4088,7 +4088,7 @@
               <w:rPr>
                 <w:sz w:val="22"/>
               </w:rPr>
-              <w:t>些</w:t>
+              <w:t>种</w:t>
             </w:r>
           </w:p>
         </w:tc>
@@ -4105,7 +4105,7 @@
               <w:rPr>
                 <w:sz w:val="22"/>
               </w:rPr>
-              <w:t>xiē</w:t>
+              <w:t>zhǒng</w:t>
             </w:r>
           </w:p>
         </w:tc>
@@ -4122,7 +4122,7 @@
               <w:rPr>
                 <w:sz w:val="22"/>
               </w:rPr>
-              <w:t>некоторое количество (неопределённое множество)</w:t>
+              <w:t>вид, сорт, разновидность</w:t>
             </w:r>
           </w:p>
         </w:tc>
@@ -4140,7 +4140,7 @@
               <w:rPr>
                 <w:sz w:val="22"/>
               </w:rPr>
-              <w:t>70</w:t>
+              <w:t>132</w:t>
             </w:r>
           </w:p>
         </w:tc>
@@ -4157,7 +4157,7 @@
               <w:rPr>
                 <w:sz w:val="22"/>
               </w:rPr>
-              <w:t>宪法, 措施, 条件, 政府, 会员国</w:t>
+              <w:t>情况, 语言, 方法, 观点, 权利</w:t>
             </w:r>
           </w:p>
         </w:tc>
@@ -4176,7 +4176,7 @@
               <w:rPr>
                 <w:sz w:val="22"/>
               </w:rPr>
-              <w:t>次</w:t>
+              <w:t>条</w:t>
             </w:r>
           </w:p>
         </w:tc>
@@ -4193,7 +4193,7 @@
               <w:rPr>
                 <w:sz w:val="22"/>
               </w:rPr>
-              <w:t>cì</w:t>
+              <w:t>tiáo</w:t>
             </w:r>
           </w:p>
         </w:tc>
@@ -4210,7 +4210,7 @@
               <w:rPr>
                 <w:sz w:val="22"/>
               </w:rPr>
-              <w:t>раз, случай (кратность действия)</w:t>
+              <w:t>длинные гибкие предметы: реки, дороги, рыбы, брюки; новости</w:t>
             </w:r>
           </w:p>
         </w:tc>
@@ -4228,7 +4228,7 @@
               <w:rPr>
                 <w:sz w:val="22"/>
               </w:rPr>
-              <w:t>55</w:t>
+              <w:t>96</w:t>
             </w:r>
           </w:p>
         </w:tc>
@@ -4245,7 +4245,7 @@
               <w:rPr>
                 <w:sz w:val="22"/>
               </w:rPr>
-              <w:t>会议, 全体会议, 报告, 旅行, 参观</w:t>
+              <w:t>款, 原则, 情况, 内容, 规定</w:t>
             </w:r>
           </w:p>
         </w:tc>
@@ -4264,7 +4264,7 @@
               <w:rPr>
                 <w:sz w:val="22"/>
               </w:rPr>
-              <w:t>种</w:t>
+              <w:t>名</w:t>
             </w:r>
           </w:p>
         </w:tc>
@@ -4281,7 +4281,7 @@
               <w:rPr>
                 <w:sz w:val="22"/>
               </w:rPr>
-              <w:t>zhǒng</w:t>
+              <w:t>míng</w:t>
             </w:r>
           </w:p>
         </w:tc>
@@ -4298,7 +4298,7 @@
               <w:rPr>
                 <w:sz w:val="22"/>
               </w:rPr>
-              <w:t>вид, сорт, разновидность</w:t>
+              <w:t>люди (по профессии, статусу)</w:t>
             </w:r>
           </w:p>
         </w:tc>
@@ -4316,7 +4316,7 @@
               <w:rPr>
                 <w:sz w:val="22"/>
               </w:rPr>
-              <w:t>30</w:t>
+              <w:t>68</w:t>
             </w:r>
           </w:p>
         </w:tc>
@@ -4333,7 +4333,7 @@
               <w:rPr>
                 <w:sz w:val="22"/>
               </w:rPr>
-              <w:t>语言, 观点, 选择, 小吃, 方式</w:t>
+              <w:t>囚犯, 护士, 妇女, 律师, 警察</w:t>
             </w:r>
           </w:p>
         </w:tc>
@@ -4404,7 +4404,7 @@
               <w:rPr>
                 <w:sz w:val="22"/>
               </w:rPr>
-              <w:t>29</w:t>
+              <w:t>64</w:t>
             </w:r>
           </w:p>
         </w:tc>
@@ -4421,7 +4421,7 @@
               <w:rPr>
                 <w:sz w:val="22"/>
               </w:rPr>
-              <w:t>负担, 提出, 决定, 提案, 人权</w:t>
+              <w:t>实验, 活动, 方案, 规定, 权利</w:t>
             </w:r>
           </w:p>
         </w:tc>
@@ -4440,7 +4440,7 @@
               <w:rPr>
                 <w:sz w:val="22"/>
               </w:rPr>
-              <w:t>名</w:t>
+              <w:t>次</w:t>
             </w:r>
           </w:p>
         </w:tc>
@@ -4457,7 +4457,7 @@
               <w:rPr>
                 <w:sz w:val="22"/>
               </w:rPr>
-              <w:t>míng</w:t>
+              <w:t>cì</w:t>
             </w:r>
           </w:p>
         </w:tc>
@@ -4474,7 +4474,7 @@
               <w:rPr>
                 <w:sz w:val="22"/>
               </w:rPr>
-              <w:t>люди (по профессии, статусу)</w:t>
+              <w:t>раз, случай (кратность действия)</w:t>
             </w:r>
           </w:p>
         </w:tc>
@@ -4492,7 +4492,7 @@
               <w:rPr>
                 <w:sz w:val="22"/>
               </w:rPr>
-              <w:t>22</w:t>
+              <w:t>54</w:t>
             </w:r>
           </w:p>
         </w:tc>
@@ -4509,7 +4509,7 @@
               <w:rPr>
                 <w:sz w:val="22"/>
               </w:rPr>
-              <w:t>成员, 主席, 医生, 飞行员, 护士</w:t>
+              <w:t>会议, 审查会议, 旅行, 参观, 澡</w:t>
             </w:r>
           </w:p>
         </w:tc>
@@ -4528,7 +4528,7 @@
               <w:rPr>
                 <w:sz w:val="22"/>
               </w:rPr>
-              <w:t>段</w:t>
+              <w:t>份</w:t>
             </w:r>
           </w:p>
         </w:tc>
@@ -4545,7 +4545,7 @@
               <w:rPr>
                 <w:sz w:val="22"/>
               </w:rPr>
-              <w:t>duàn</w:t>
+              <w:t>fèn</w:t>
             </w:r>
           </w:p>
         </w:tc>
@@ -4562,7 +4562,7 @@
               <w:rPr>
                 <w:sz w:val="22"/>
               </w:rPr>
-              <w:t>отрезки времени; отрывки</w:t>
+              <w:t>порции, экземпляры, документы; работа</w:t>
             </w:r>
           </w:p>
         </w:tc>
@@ -4580,7 +4580,7 @@
               <w:rPr>
                 <w:sz w:val="22"/>
               </w:rPr>
-              <w:t>16</w:t>
+              <w:t>32</w:t>
             </w:r>
           </w:p>
         </w:tc>
@@ -4597,7 +4597,7 @@
               <w:rPr>
                 <w:sz w:val="22"/>
               </w:rPr>
-              <w:t>规定, 使团, 建议, 路程</w:t>
+              <w:t>出版物, 报告, 工作, 对象, 国家</w:t>
             </w:r>
           </w:p>
         </w:tc>
@@ -4616,7 +4616,7 @@
               <w:rPr>
                 <w:sz w:val="22"/>
               </w:rPr>
-              <w:t>本</w:t>
+              <w:t>段</w:t>
             </w:r>
           </w:p>
         </w:tc>
@@ -4633,7 +4633,7 @@
               <w:rPr>
                 <w:sz w:val="22"/>
               </w:rPr>
-              <w:t>běn</w:t>
+              <w:t>duàn</w:t>
             </w:r>
           </w:p>
         </w:tc>
@@ -4650,7 +4650,7 @@
               <w:rPr>
                 <w:sz w:val="22"/>
               </w:rPr>
-              <w:t>книги, тетради, журналы (переплетённые предметы)</w:t>
+              <w:t>отрезки времени; отрывки</w:t>
             </w:r>
           </w:p>
         </w:tc>
@@ -4668,7 +4668,7 @@
               <w:rPr>
                 <w:sz w:val="22"/>
               </w:rPr>
-              <w:t>15</w:t>
+              <w:t>23</w:t>
             </w:r>
           </w:p>
         </w:tc>
@@ -4685,7 +4685,7 @@
               <w:rPr>
                 <w:sz w:val="22"/>
               </w:rPr>
-              <w:t>书, 杂志</w:t>
+              <w:t>路程, 包括, 文本, 财务, 注意</w:t>
             </w:r>
           </w:p>
         </w:tc>
@@ -4704,7 +4704,7 @@
               <w:rPr>
                 <w:sz w:val="22"/>
               </w:rPr>
-              <w:t>张</w:t>
+              <w:t>位</w:t>
             </w:r>
           </w:p>
         </w:tc>
@@ -4721,7 +4721,7 @@
               <w:rPr>
                 <w:sz w:val="22"/>
               </w:rPr>
-              <w:t>zhāng</w:t>
+              <w:t>wèi</w:t>
             </w:r>
           </w:p>
         </w:tc>
@@ -4738,7 +4738,7 @@
               <w:rPr>
                 <w:sz w:val="22"/>
               </w:rPr>
-              <w:t>плоские предметы: бумага, билеты, фото, столы, кровати; лицо</w:t>
+              <w:t>люди (вежливо)</w:t>
             </w:r>
           </w:p>
         </w:tc>
@@ -4756,7 +4756,7 @@
               <w:rPr>
                 <w:sz w:val="22"/>
               </w:rPr>
-              <w:t>12</w:t>
+              <w:t>19</w:t>
             </w:r>
           </w:p>
         </w:tc>
@@ -4773,7 +4773,7 @@
               <w:rPr>
                 <w:sz w:val="22"/>
               </w:rPr>
-              <w:t>照片, 桌子, 地图, 入场券, 往返票</w:t>
+              <w:t>女士, 老爷爷, 代表, 管理员, 老太太</w:t>
             </w:r>
           </w:p>
         </w:tc>
@@ -4792,7 +4792,7 @@
               <w:rPr>
                 <w:sz w:val="22"/>
               </w:rPr>
-              <w:t>只</w:t>
+              <w:t>本</w:t>
             </w:r>
           </w:p>
         </w:tc>
@@ -4809,7 +4809,7 @@
               <w:rPr>
                 <w:sz w:val="22"/>
               </w:rPr>
-              <w:t>zhī</w:t>
+              <w:t>běn</w:t>
             </w:r>
           </w:p>
         </w:tc>
@@ -4826,7 +4826,7 @@
               <w:rPr>
                 <w:sz w:val="22"/>
               </w:rPr>
-              <w:t>многие животные; один предмет из пары</w:t>
+              <w:t>книги, тетради, журналы (переплетённые предметы)</w:t>
             </w:r>
           </w:p>
         </w:tc>
@@ -4844,7 +4844,7 @@
               <w:rPr>
                 <w:sz w:val="22"/>
               </w:rPr>
-              <w:t>10</w:t>
+              <w:t>15</w:t>
             </w:r>
           </w:p>
         </w:tc>
@@ -4861,7 +4861,7 @@
               <w:rPr>
                 <w:sz w:val="22"/>
               </w:rPr>
-              <w:t>狗, 猫, 玩具熊, 蝴蝶, 飞蛾</w:t>
+              <w:t>书, 杂志</w:t>
             </w:r>
           </w:p>
         </w:tc>
@@ -4880,7 +4880,7 @@
               <w:rPr>
                 <w:sz w:val="22"/>
               </w:rPr>
-              <w:t>位</w:t>
+              <w:t>张</w:t>
             </w:r>
           </w:p>
         </w:tc>
@@ -4897,7 +4897,7 @@
               <w:rPr>
                 <w:sz w:val="22"/>
               </w:rPr>
-              <w:t>wèi</w:t>
+              <w:t>zhāng</w:t>
             </w:r>
           </w:p>
         </w:tc>
@@ -4914,7 +4914,7 @@
               <w:rPr>
                 <w:sz w:val="22"/>
               </w:rPr>
-              <w:t>люди (вежливо)</w:t>
+              <w:t>плоские предметы: бумага, билеты, фото, столы, кровати; лицо</w:t>
             </w:r>
           </w:p>
         </w:tc>
@@ -4932,7 +4932,7 @@
               <w:rPr>
                 <w:sz w:val="22"/>
               </w:rPr>
-              <w:t>9</w:t>
+              <w:t>15</w:t>
             </w:r>
           </w:p>
         </w:tc>
@@ -4949,7 +4949,7 @@
               <w:rPr>
                 <w:sz w:val="22"/>
               </w:rPr>
-              <w:t>女士, 老爷爷, 管理员, 老太太, 成员</w:t>
+              <w:t>照片, 桌子, 地图, 入场券, 往返票</w:t>
             </w:r>
           </w:p>
         </w:tc>
@@ -4968,7 +4968,7 @@
               <w:rPr>
                 <w:sz w:val="22"/>
               </w:rPr>
-              <w:t>份</w:t>
+              <w:t>只</w:t>
             </w:r>
           </w:p>
         </w:tc>
@@ -4985,7 +4985,7 @@
               <w:rPr>
                 <w:sz w:val="22"/>
               </w:rPr>
-              <w:t>fèn</w:t>
+              <w:t>zhī</w:t>
             </w:r>
           </w:p>
         </w:tc>
@@ -5002,7 +5002,7 @@
               <w:rPr>
                 <w:sz w:val="22"/>
               </w:rPr>
-              <w:t>порции, экземпляры, документы; работа</w:t>
+              <w:t>многие животные; один предмет из пары</w:t>
             </w:r>
           </w:p>
         </w:tc>
@@ -5020,7 +5020,7 @@
               <w:rPr>
                 <w:sz w:val="22"/>
               </w:rPr>
-              <w:t>9</w:t>
+              <w:t>12</w:t>
             </w:r>
           </w:p>
         </w:tc>
@@ -5037,7 +5037,7 @@
               <w:rPr>
                 <w:sz w:val="22"/>
               </w:rPr>
-              <w:t>工作, 名单, 英译本, 人权, 报告</w:t>
+              <w:t>狗, 猫, 是, 玩具熊, 蝴蝶</w:t>
             </w:r>
           </w:p>
         </w:tc>
@@ -5108,7 +5108,7 @@
               <w:rPr>
                 <w:sz w:val="22"/>
               </w:rPr>
-              <w:t>6</w:t>
+              <w:t>10</w:t>
             </w:r>
           </w:p>
         </w:tc>
@@ -5144,7 +5144,7 @@
               <w:rPr>
                 <w:sz w:val="22"/>
               </w:rPr>
-              <w:t>杯</w:t>
+              <w:t>所</w:t>
             </w:r>
           </w:p>
         </w:tc>
@@ -5161,7 +5161,7 @@
               <w:rPr>
                 <w:sz w:val="22"/>
               </w:rPr>
-              <w:t>bēi</w:t>
+              <w:t>suǒ</w:t>
             </w:r>
           </w:p>
         </w:tc>
@@ -5178,7 +5178,7 @@
               <w:rPr>
                 <w:sz w:val="22"/>
               </w:rPr>
-              <w:t>чашка, стакан (напитки)</w:t>
+              <w:t>учреждения, школы, дома</w:t>
             </w:r>
           </w:p>
         </w:tc>
@@ -5196,7 +5196,7 @@
               <w:rPr>
                 <w:sz w:val="22"/>
               </w:rPr>
-              <w:t>6</w:t>
+              <w:t>9</w:t>
             </w:r>
           </w:p>
         </w:tc>
@@ -5213,7 +5213,7 @@
               <w:rPr>
                 <w:sz w:val="22"/>
               </w:rPr>
-              <w:t>咖啡, 茶, 苹果汁, 绿茶</w:t>
+              <w:t>学校, 示, 中心内, 活动, 住房</w:t>
             </w:r>
           </w:p>
         </w:tc>
@@ -5225,7 +5225,7 @@
         <w:ind w:firstLine="709"/>
       </w:pPr>
       <w:r>
-        <w:t xml:space="preserve">Показаны 15 самых частых из 48; полный список — </w:t>
+        <w:t xml:space="preserve">Показаны 15 самых частых из 53; полный список — </w:t>
       </w:r>
       <w:r>
         <w:rPr>
@@ -5340,7 +5340,7 @@
               <w:rPr>
                 <w:sz w:val="22"/>
               </w:rPr>
-              <w:t>2406</w:t>
+              <w:t>4249</w:t>
             </w:r>
           </w:p>
         </w:tc>
@@ -5377,7 +5377,7 @@
               <w:rPr>
                 <w:sz w:val="22"/>
               </w:rPr>
-              <w:t>416</w:t>
+              <w:t>876</w:t>
             </w:r>
           </w:p>
         </w:tc>
@@ -5414,7 +5414,7 @@
               <w:rPr>
                 <w:sz w:val="22"/>
               </w:rPr>
-              <w:t>83</w:t>
+              <w:t>167</w:t>
             </w:r>
           </w:p>
         </w:tc>
@@ -5435,7 +5435,7 @@
         <w:t>the</w:t>
       </w:r>
       <w:r>
-        <w:t xml:space="preserve">: committee (103), nations (89), general (65), meeting (60), convention (51), council (50), government (44), agenda (39); с </w:t>
+        <w:t xml:space="preserve">: committee (125), government (69), group (54), programme (50), commission (44), author (44), party (40), case (36); с </w:t>
       </w:r>
       <w:r>
         <w:rPr>
@@ -5444,9 +5444,2433 @@
         <w:t>a/an</w:t>
       </w:r>
       <w:r>
-        <w:t>: state (14), document (10), statement (9), representative (8), vote (7), obstacle (7), period (7), curfew (7).</w:t>
+        <w:t>: number (26), system (14), statement (13), result (11), report (11), approach (10), role (10), view (10).</w:t>
       </w:r>
     </w:p>
+    <w:p>
+      <w:pPr>
+        <w:pStyle w:val="Heading2"/>
+      </w:pPr>
+      <w:r>
+        <w:t>Регистры</w:t>
+      </w:r>
+    </w:p>
+    <w:p>
+      <w:pPr>
+        <w:ind w:firstLine="709"/>
+      </w:pPr>
+      <w:r>
+        <w:t>Показатели нормированы на объём регистра: артикли — на 100 слов EN, 量词 — на 100 иероглифов ZH, существительные — на 100 слов RU; сложность — средняя оценка пар (0–1, см. «Оценка сложности»).</w:t>
+      </w:r>
+    </w:p>
+    <w:p>
+      <w:pPr>
+        <w:keepNext/>
+        <w:ind w:firstLine="0"/>
+        <w:jc w:val="left"/>
+      </w:pPr>
+      <w:r>
+        <w:rPr>
+          <w:sz w:val="24"/>
+        </w:rPr>
+        <w:t>Таблица 6 — Регистры</w:t>
+      </w:r>
+    </w:p>
+    <w:tbl>
+      <w:tblPr>
+        <w:tblStyle w:val="TableGrid"/>
+        <w:tblW w:type="auto" w:w="0"/>
+        <w:jc w:val="center"/>
+        <w:tblLook w:firstColumn="1" w:firstRow="1" w:lastColumn="0" w:lastRow="0" w:noHBand="0" w:noVBand="1" w:val="04A0"/>
+      </w:tblPr>
+      <w:tblGrid>
+        <w:gridCol w:w="1336"/>
+        <w:gridCol w:w="1336"/>
+        <w:gridCol w:w="1336"/>
+        <w:gridCol w:w="1336"/>
+        <w:gridCol w:w="1336"/>
+        <w:gridCol w:w="1336"/>
+        <w:gridCol w:w="1336"/>
+      </w:tblGrid>
+      <w:tr>
+        <w:tc>
+          <w:tcPr>
+            <w:tcW w:type="dxa" w:w="1336"/>
+          </w:tcPr>
+          <w:p>
+            <w:pPr>
+              <w:spacing w:line="240" w:lineRule="auto"/>
+              <w:ind w:firstLine="0"/>
+            </w:pPr>
+            <w:r>
+              <w:rPr>
+                <w:b/>
+                <w:sz w:val="22"/>
+              </w:rPr>
+              <w:t>Регистр</w:t>
+            </w:r>
+          </w:p>
+        </w:tc>
+        <w:tc>
+          <w:tcPr>
+            <w:tcW w:type="dxa" w:w="1336"/>
+          </w:tcPr>
+          <w:p>
+            <w:pPr>
+              <w:spacing w:line="240" w:lineRule="auto"/>
+              <w:ind w:firstLine="0"/>
+            </w:pPr>
+            <w:r>
+              <w:rPr>
+                <w:b/>
+                <w:sz w:val="22"/>
+              </w:rPr>
+              <w:t>Текстов</w:t>
+            </w:r>
+          </w:p>
+        </w:tc>
+        <w:tc>
+          <w:tcPr>
+            <w:tcW w:type="dxa" w:w="1336"/>
+          </w:tcPr>
+          <w:p>
+            <w:pPr>
+              <w:spacing w:line="240" w:lineRule="auto"/>
+              <w:ind w:firstLine="0"/>
+            </w:pPr>
+            <w:r>
+              <w:rPr>
+                <w:b/>
+                <w:sz w:val="22"/>
+              </w:rPr>
+              <w:t>Пар</w:t>
+            </w:r>
+          </w:p>
+        </w:tc>
+        <w:tc>
+          <w:tcPr>
+            <w:tcW w:type="dxa" w:w="1336"/>
+          </w:tcPr>
+          <w:p>
+            <w:pPr>
+              <w:spacing w:line="240" w:lineRule="auto"/>
+              <w:ind w:firstLine="0"/>
+            </w:pPr>
+            <w:r>
+              <w:rPr>
+                <w:b/>
+                <w:sz w:val="22"/>
+              </w:rPr>
+              <w:t>Артиклей на 100 слов</w:t>
+            </w:r>
+          </w:p>
+        </w:tc>
+        <w:tc>
+          <w:tcPr>
+            <w:tcW w:type="dxa" w:w="1336"/>
+          </w:tcPr>
+          <w:p>
+            <w:pPr>
+              <w:spacing w:line="240" w:lineRule="auto"/>
+              <w:ind w:firstLine="0"/>
+            </w:pPr>
+            <w:r>
+              <w:rPr>
+                <w:b/>
+                <w:sz w:val="22"/>
+              </w:rPr>
+              <w:t>量词 на 100 иероглифов</w:t>
+            </w:r>
+          </w:p>
+        </w:tc>
+        <w:tc>
+          <w:tcPr>
+            <w:tcW w:type="dxa" w:w="1336"/>
+          </w:tcPr>
+          <w:p>
+            <w:pPr>
+              <w:spacing w:line="240" w:lineRule="auto"/>
+              <w:ind w:firstLine="0"/>
+            </w:pPr>
+            <w:r>
+              <w:rPr>
+                <w:b/>
+                <w:sz w:val="22"/>
+              </w:rPr>
+              <w:t>Сущ. RU на 100 слов</w:t>
+            </w:r>
+          </w:p>
+        </w:tc>
+        <w:tc>
+          <w:tcPr>
+            <w:tcW w:type="dxa" w:w="1336"/>
+          </w:tcPr>
+          <w:p>
+            <w:pPr>
+              <w:spacing w:line="240" w:lineRule="auto"/>
+              <w:ind w:firstLine="0"/>
+            </w:pPr>
+            <w:r>
+              <w:rPr>
+                <w:b/>
+                <w:sz w:val="22"/>
+              </w:rPr>
+              <w:t>Сложность</w:t>
+            </w:r>
+          </w:p>
+        </w:tc>
+      </w:tr>
+      <w:tr>
+        <w:tc>
+          <w:tcPr>
+            <w:tcW w:type="dxa" w:w="1336"/>
+          </w:tcPr>
+          <w:p>
+            <w:pPr>
+              <w:spacing w:line="240" w:lineRule="auto"/>
+              <w:ind w:firstLine="0"/>
+            </w:pPr>
+            <w:r>
+              <w:rPr>
+                <w:sz w:val="22"/>
+              </w:rPr>
+              <w:t>учебный</w:t>
+            </w:r>
+          </w:p>
+        </w:tc>
+        <w:tc>
+          <w:tcPr>
+            <w:tcW w:type="dxa" w:w="1336"/>
+          </w:tcPr>
+          <w:p>
+            <w:pPr>
+              <w:spacing w:line="240" w:lineRule="auto"/>
+              <w:ind w:firstLine="0"/>
+              <w:jc w:val="right"/>
+            </w:pPr>
+            <w:r>
+              <w:rPr>
+                <w:sz w:val="22"/>
+              </w:rPr>
+              <w:t>6</w:t>
+            </w:r>
+          </w:p>
+        </w:tc>
+        <w:tc>
+          <w:tcPr>
+            <w:tcW w:type="dxa" w:w="1336"/>
+          </w:tcPr>
+          <w:p>
+            <w:pPr>
+              <w:spacing w:line="240" w:lineRule="auto"/>
+              <w:ind w:firstLine="0"/>
+              <w:jc w:val="right"/>
+            </w:pPr>
+            <w:r>
+              <w:rPr>
+                <w:sz w:val="22"/>
+              </w:rPr>
+              <w:t>110</w:t>
+            </w:r>
+          </w:p>
+        </w:tc>
+        <w:tc>
+          <w:tcPr>
+            <w:tcW w:type="dxa" w:w="1336"/>
+          </w:tcPr>
+          <w:p>
+            <w:pPr>
+              <w:spacing w:line="240" w:lineRule="auto"/>
+              <w:ind w:firstLine="0"/>
+              <w:jc w:val="right"/>
+            </w:pPr>
+            <w:r>
+              <w:rPr>
+                <w:sz w:val="22"/>
+              </w:rPr>
+              <w:t>12,53</w:t>
+            </w:r>
+          </w:p>
+        </w:tc>
+        <w:tc>
+          <w:tcPr>
+            <w:tcW w:type="dxa" w:w="1336"/>
+          </w:tcPr>
+          <w:p>
+            <w:pPr>
+              <w:spacing w:line="240" w:lineRule="auto"/>
+              <w:ind w:firstLine="0"/>
+              <w:jc w:val="right"/>
+            </w:pPr>
+            <w:r>
+              <w:rPr>
+                <w:sz w:val="22"/>
+              </w:rPr>
+              <w:t>5,60</w:t>
+            </w:r>
+          </w:p>
+        </w:tc>
+        <w:tc>
+          <w:tcPr>
+            <w:tcW w:type="dxa" w:w="1336"/>
+          </w:tcPr>
+          <w:p>
+            <w:pPr>
+              <w:spacing w:line="240" w:lineRule="auto"/>
+              <w:ind w:firstLine="0"/>
+              <w:jc w:val="right"/>
+            </w:pPr>
+            <w:r>
+              <w:rPr>
+                <w:sz w:val="22"/>
+              </w:rPr>
+              <w:t>35,01</w:t>
+            </w:r>
+          </w:p>
+        </w:tc>
+        <w:tc>
+          <w:tcPr>
+            <w:tcW w:type="dxa" w:w="1336"/>
+          </w:tcPr>
+          <w:p>
+            <w:pPr>
+              <w:spacing w:line="240" w:lineRule="auto"/>
+              <w:ind w:firstLine="0"/>
+              <w:jc w:val="right"/>
+            </w:pPr>
+            <w:r>
+              <w:rPr>
+                <w:sz w:val="22"/>
+              </w:rPr>
+              <w:t>0,26</w:t>
+            </w:r>
+          </w:p>
+        </w:tc>
+      </w:tr>
+      <w:tr>
+        <w:tc>
+          <w:tcPr>
+            <w:tcW w:type="dxa" w:w="1336"/>
+          </w:tcPr>
+          <w:p>
+            <w:pPr>
+              <w:spacing w:line="240" w:lineRule="auto"/>
+              <w:ind w:firstLine="0"/>
+            </w:pPr>
+            <w:r>
+              <w:rPr>
+                <w:sz w:val="22"/>
+              </w:rPr>
+              <w:t>бытовой</w:t>
+            </w:r>
+          </w:p>
+        </w:tc>
+        <w:tc>
+          <w:tcPr>
+            <w:tcW w:type="dxa" w:w="1336"/>
+          </w:tcPr>
+          <w:p>
+            <w:pPr>
+              <w:spacing w:line="240" w:lineRule="auto"/>
+              <w:ind w:firstLine="0"/>
+              <w:jc w:val="right"/>
+            </w:pPr>
+            <w:r>
+              <w:rPr>
+                <w:sz w:val="22"/>
+              </w:rPr>
+              <w:t>1</w:t>
+            </w:r>
+          </w:p>
+        </w:tc>
+        <w:tc>
+          <w:tcPr>
+            <w:tcW w:type="dxa" w:w="1336"/>
+          </w:tcPr>
+          <w:p>
+            <w:pPr>
+              <w:spacing w:line="240" w:lineRule="auto"/>
+              <w:ind w:firstLine="0"/>
+              <w:jc w:val="right"/>
+            </w:pPr>
+            <w:r>
+              <w:rPr>
+                <w:sz w:val="22"/>
+              </w:rPr>
+              <w:t>506</w:t>
+            </w:r>
+          </w:p>
+        </w:tc>
+        <w:tc>
+          <w:tcPr>
+            <w:tcW w:type="dxa" w:w="1336"/>
+          </w:tcPr>
+          <w:p>
+            <w:pPr>
+              <w:spacing w:line="240" w:lineRule="auto"/>
+              <w:ind w:firstLine="0"/>
+              <w:jc w:val="right"/>
+            </w:pPr>
+            <w:r>
+              <w:rPr>
+                <w:sz w:val="22"/>
+              </w:rPr>
+              <w:t>9,40</w:t>
+            </w:r>
+          </w:p>
+        </w:tc>
+        <w:tc>
+          <w:tcPr>
+            <w:tcW w:type="dxa" w:w="1336"/>
+          </w:tcPr>
+          <w:p>
+            <w:pPr>
+              <w:spacing w:line="240" w:lineRule="auto"/>
+              <w:ind w:firstLine="0"/>
+              <w:jc w:val="right"/>
+            </w:pPr>
+            <w:r>
+              <w:rPr>
+                <w:sz w:val="22"/>
+              </w:rPr>
+              <w:t>2,69</w:t>
+            </w:r>
+          </w:p>
+        </w:tc>
+        <w:tc>
+          <w:tcPr>
+            <w:tcW w:type="dxa" w:w="1336"/>
+          </w:tcPr>
+          <w:p>
+            <w:pPr>
+              <w:spacing w:line="240" w:lineRule="auto"/>
+              <w:ind w:firstLine="0"/>
+              <w:jc w:val="right"/>
+            </w:pPr>
+            <w:r>
+              <w:rPr>
+                <w:sz w:val="22"/>
+              </w:rPr>
+              <w:t>28,29</w:t>
+            </w:r>
+          </w:p>
+        </w:tc>
+        <w:tc>
+          <w:tcPr>
+            <w:tcW w:type="dxa" w:w="1336"/>
+          </w:tcPr>
+          <w:p>
+            <w:pPr>
+              <w:spacing w:line="240" w:lineRule="auto"/>
+              <w:ind w:firstLine="0"/>
+              <w:jc w:val="right"/>
+            </w:pPr>
+            <w:r>
+              <w:rPr>
+                <w:sz w:val="22"/>
+              </w:rPr>
+              <w:t>0,17</w:t>
+            </w:r>
+          </w:p>
+        </w:tc>
+      </w:tr>
+      <w:tr>
+        <w:tc>
+          <w:tcPr>
+            <w:tcW w:type="dxa" w:w="1336"/>
+          </w:tcPr>
+          <w:p>
+            <w:pPr>
+              <w:spacing w:line="240" w:lineRule="auto"/>
+              <w:ind w:firstLine="0"/>
+            </w:pPr>
+            <w:r>
+              <w:rPr>
+                <w:sz w:val="22"/>
+              </w:rPr>
+              <w:t>официальный</w:t>
+            </w:r>
+          </w:p>
+        </w:tc>
+        <w:tc>
+          <w:tcPr>
+            <w:tcW w:type="dxa" w:w="1336"/>
+          </w:tcPr>
+          <w:p>
+            <w:pPr>
+              <w:spacing w:line="240" w:lineRule="auto"/>
+              <w:ind w:firstLine="0"/>
+              <w:jc w:val="right"/>
+            </w:pPr>
+            <w:r>
+              <w:rPr>
+                <w:sz w:val="22"/>
+              </w:rPr>
+              <w:t>1</w:t>
+            </w:r>
+          </w:p>
+        </w:tc>
+        <w:tc>
+          <w:tcPr>
+            <w:tcW w:type="dxa" w:w="1336"/>
+          </w:tcPr>
+          <w:p>
+            <w:pPr>
+              <w:spacing w:line="240" w:lineRule="auto"/>
+              <w:ind w:firstLine="0"/>
+              <w:jc w:val="right"/>
+            </w:pPr>
+            <w:r>
+              <w:rPr>
+                <w:sz w:val="22"/>
+              </w:rPr>
+              <w:t>2004</w:t>
+            </w:r>
+          </w:p>
+        </w:tc>
+        <w:tc>
+          <w:tcPr>
+            <w:tcW w:type="dxa" w:w="1336"/>
+          </w:tcPr>
+          <w:p>
+            <w:pPr>
+              <w:spacing w:line="240" w:lineRule="auto"/>
+              <w:ind w:firstLine="0"/>
+              <w:jc w:val="right"/>
+            </w:pPr>
+            <w:r>
+              <w:rPr>
+                <w:sz w:val="22"/>
+              </w:rPr>
+              <w:t>10,70</w:t>
+            </w:r>
+          </w:p>
+        </w:tc>
+        <w:tc>
+          <w:tcPr>
+            <w:tcW w:type="dxa" w:w="1336"/>
+          </w:tcPr>
+          <w:p>
+            <w:pPr>
+              <w:spacing w:line="240" w:lineRule="auto"/>
+              <w:ind w:firstLine="0"/>
+              <w:jc w:val="right"/>
+            </w:pPr>
+            <w:r>
+              <w:rPr>
+                <w:sz w:val="22"/>
+              </w:rPr>
+              <w:t>1,50</w:t>
+            </w:r>
+          </w:p>
+        </w:tc>
+        <w:tc>
+          <w:tcPr>
+            <w:tcW w:type="dxa" w:w="1336"/>
+          </w:tcPr>
+          <w:p>
+            <w:pPr>
+              <w:spacing w:line="240" w:lineRule="auto"/>
+              <w:ind w:firstLine="0"/>
+              <w:jc w:val="right"/>
+            </w:pPr>
+            <w:r>
+              <w:rPr>
+                <w:sz w:val="22"/>
+              </w:rPr>
+              <w:t>40,32</w:t>
+            </w:r>
+          </w:p>
+        </w:tc>
+        <w:tc>
+          <w:tcPr>
+            <w:tcW w:type="dxa" w:w="1336"/>
+          </w:tcPr>
+          <w:p>
+            <w:pPr>
+              <w:spacing w:line="240" w:lineRule="auto"/>
+              <w:ind w:firstLine="0"/>
+              <w:jc w:val="right"/>
+            </w:pPr>
+            <w:r>
+              <w:rPr>
+                <w:sz w:val="22"/>
+              </w:rPr>
+              <w:t>0,43</w:t>
+            </w:r>
+          </w:p>
+        </w:tc>
+      </w:tr>
+    </w:tbl>
+    <w:p/>
+    <w:p>
+      <w:pPr>
+        <w:ind w:firstLine="709"/>
+      </w:pPr>
+      <w:r>
+        <w:t>Распределение падежей (доля среди существительных регистра, %):</w:t>
+      </w:r>
+    </w:p>
+    <w:p>
+      <w:pPr>
+        <w:keepNext/>
+        <w:ind w:firstLine="0"/>
+        <w:jc w:val="left"/>
+      </w:pPr>
+      <w:r>
+        <w:rPr>
+          <w:sz w:val="24"/>
+        </w:rPr>
+        <w:t>Таблица 7 — Регистры</w:t>
+      </w:r>
+    </w:p>
+    <w:tbl>
+      <w:tblPr>
+        <w:tblStyle w:val="TableGrid"/>
+        <w:tblW w:type="auto" w:w="0"/>
+        <w:jc w:val="center"/>
+        <w:tblLook w:firstColumn="1" w:firstRow="1" w:lastColumn="0" w:lastRow="0" w:noHBand="0" w:noVBand="1" w:val="04A0"/>
+      </w:tblPr>
+      <w:tblGrid>
+        <w:gridCol w:w="1336"/>
+        <w:gridCol w:w="1336"/>
+        <w:gridCol w:w="1336"/>
+        <w:gridCol w:w="1336"/>
+        <w:gridCol w:w="1336"/>
+        <w:gridCol w:w="1336"/>
+        <w:gridCol w:w="1336"/>
+      </w:tblGrid>
+      <w:tr>
+        <w:tc>
+          <w:tcPr>
+            <w:tcW w:type="dxa" w:w="1336"/>
+          </w:tcPr>
+          <w:p>
+            <w:pPr>
+              <w:spacing w:line="240" w:lineRule="auto"/>
+              <w:ind w:firstLine="0"/>
+            </w:pPr>
+            <w:r>
+              <w:rPr>
+                <w:b/>
+                <w:sz w:val="22"/>
+              </w:rPr>
+              <w:t>Регистр</w:t>
+            </w:r>
+          </w:p>
+        </w:tc>
+        <w:tc>
+          <w:tcPr>
+            <w:tcW w:type="dxa" w:w="1336"/>
+          </w:tcPr>
+          <w:p>
+            <w:pPr>
+              <w:spacing w:line="240" w:lineRule="auto"/>
+              <w:ind w:firstLine="0"/>
+            </w:pPr>
+            <w:r>
+              <w:rPr>
+                <w:b/>
+                <w:sz w:val="22"/>
+              </w:rPr>
+              <w:t>им.</w:t>
+            </w:r>
+          </w:p>
+        </w:tc>
+        <w:tc>
+          <w:tcPr>
+            <w:tcW w:type="dxa" w:w="1336"/>
+          </w:tcPr>
+          <w:p>
+            <w:pPr>
+              <w:spacing w:line="240" w:lineRule="auto"/>
+              <w:ind w:firstLine="0"/>
+            </w:pPr>
+            <w:r>
+              <w:rPr>
+                <w:b/>
+                <w:sz w:val="22"/>
+              </w:rPr>
+              <w:t>род.</w:t>
+            </w:r>
+          </w:p>
+        </w:tc>
+        <w:tc>
+          <w:tcPr>
+            <w:tcW w:type="dxa" w:w="1336"/>
+          </w:tcPr>
+          <w:p>
+            <w:pPr>
+              <w:spacing w:line="240" w:lineRule="auto"/>
+              <w:ind w:firstLine="0"/>
+            </w:pPr>
+            <w:r>
+              <w:rPr>
+                <w:b/>
+                <w:sz w:val="22"/>
+              </w:rPr>
+              <w:t>дат.</w:t>
+            </w:r>
+          </w:p>
+        </w:tc>
+        <w:tc>
+          <w:tcPr>
+            <w:tcW w:type="dxa" w:w="1336"/>
+          </w:tcPr>
+          <w:p>
+            <w:pPr>
+              <w:spacing w:line="240" w:lineRule="auto"/>
+              <w:ind w:firstLine="0"/>
+            </w:pPr>
+            <w:r>
+              <w:rPr>
+                <w:b/>
+                <w:sz w:val="22"/>
+              </w:rPr>
+              <w:t>вин.</w:t>
+            </w:r>
+          </w:p>
+        </w:tc>
+        <w:tc>
+          <w:tcPr>
+            <w:tcW w:type="dxa" w:w="1336"/>
+          </w:tcPr>
+          <w:p>
+            <w:pPr>
+              <w:spacing w:line="240" w:lineRule="auto"/>
+              <w:ind w:firstLine="0"/>
+            </w:pPr>
+            <w:r>
+              <w:rPr>
+                <w:b/>
+                <w:sz w:val="22"/>
+              </w:rPr>
+              <w:t>твор.</w:t>
+            </w:r>
+          </w:p>
+        </w:tc>
+        <w:tc>
+          <w:tcPr>
+            <w:tcW w:type="dxa" w:w="1336"/>
+          </w:tcPr>
+          <w:p>
+            <w:pPr>
+              <w:spacing w:line="240" w:lineRule="auto"/>
+              <w:ind w:firstLine="0"/>
+            </w:pPr>
+            <w:r>
+              <w:rPr>
+                <w:b/>
+                <w:sz w:val="22"/>
+              </w:rPr>
+              <w:t>предл.</w:t>
+            </w:r>
+          </w:p>
+        </w:tc>
+      </w:tr>
+      <w:tr>
+        <w:tc>
+          <w:tcPr>
+            <w:tcW w:type="dxa" w:w="1336"/>
+          </w:tcPr>
+          <w:p>
+            <w:pPr>
+              <w:spacing w:line="240" w:lineRule="auto"/>
+              <w:ind w:firstLine="0"/>
+            </w:pPr>
+            <w:r>
+              <w:rPr>
+                <w:sz w:val="22"/>
+              </w:rPr>
+              <w:t>учебный</w:t>
+            </w:r>
+          </w:p>
+        </w:tc>
+        <w:tc>
+          <w:tcPr>
+            <w:tcW w:type="dxa" w:w="1336"/>
+          </w:tcPr>
+          <w:p>
+            <w:pPr>
+              <w:spacing w:line="240" w:lineRule="auto"/>
+              <w:ind w:firstLine="0"/>
+              <w:jc w:val="right"/>
+            </w:pPr>
+            <w:r>
+              <w:rPr>
+                <w:sz w:val="22"/>
+              </w:rPr>
+              <w:t>26,7</w:t>
+            </w:r>
+          </w:p>
+        </w:tc>
+        <w:tc>
+          <w:tcPr>
+            <w:tcW w:type="dxa" w:w="1336"/>
+          </w:tcPr>
+          <w:p>
+            <w:pPr>
+              <w:spacing w:line="240" w:lineRule="auto"/>
+              <w:ind w:firstLine="0"/>
+              <w:jc w:val="right"/>
+            </w:pPr>
+            <w:r>
+              <w:rPr>
+                <w:sz w:val="22"/>
+              </w:rPr>
+              <w:t>29,3</w:t>
+            </w:r>
+          </w:p>
+        </w:tc>
+        <w:tc>
+          <w:tcPr>
+            <w:tcW w:type="dxa" w:w="1336"/>
+          </w:tcPr>
+          <w:p>
+            <w:pPr>
+              <w:spacing w:line="240" w:lineRule="auto"/>
+              <w:ind w:firstLine="0"/>
+              <w:jc w:val="right"/>
+            </w:pPr>
+            <w:r>
+              <w:rPr>
+                <w:sz w:val="22"/>
+              </w:rPr>
+              <w:t>4,9</w:t>
+            </w:r>
+          </w:p>
+        </w:tc>
+        <w:tc>
+          <w:tcPr>
+            <w:tcW w:type="dxa" w:w="1336"/>
+          </w:tcPr>
+          <w:p>
+            <w:pPr>
+              <w:spacing w:line="240" w:lineRule="auto"/>
+              <w:ind w:firstLine="0"/>
+              <w:jc w:val="right"/>
+            </w:pPr>
+            <w:r>
+              <w:rPr>
+                <w:sz w:val="22"/>
+              </w:rPr>
+              <w:t>20,4</w:t>
+            </w:r>
+          </w:p>
+        </w:tc>
+        <w:tc>
+          <w:tcPr>
+            <w:tcW w:type="dxa" w:w="1336"/>
+          </w:tcPr>
+          <w:p>
+            <w:pPr>
+              <w:spacing w:line="240" w:lineRule="auto"/>
+              <w:ind w:firstLine="0"/>
+              <w:jc w:val="right"/>
+            </w:pPr>
+            <w:r>
+              <w:rPr>
+                <w:sz w:val="22"/>
+              </w:rPr>
+              <w:t>9,5</w:t>
+            </w:r>
+          </w:p>
+        </w:tc>
+        <w:tc>
+          <w:tcPr>
+            <w:tcW w:type="dxa" w:w="1336"/>
+          </w:tcPr>
+          <w:p>
+            <w:pPr>
+              <w:spacing w:line="240" w:lineRule="auto"/>
+              <w:ind w:firstLine="0"/>
+              <w:jc w:val="right"/>
+            </w:pPr>
+            <w:r>
+              <w:rPr>
+                <w:sz w:val="22"/>
+              </w:rPr>
+              <w:t>9,2</w:t>
+            </w:r>
+          </w:p>
+        </w:tc>
+      </w:tr>
+      <w:tr>
+        <w:tc>
+          <w:tcPr>
+            <w:tcW w:type="dxa" w:w="1336"/>
+          </w:tcPr>
+          <w:p>
+            <w:pPr>
+              <w:spacing w:line="240" w:lineRule="auto"/>
+              <w:ind w:firstLine="0"/>
+            </w:pPr>
+            <w:r>
+              <w:rPr>
+                <w:sz w:val="22"/>
+              </w:rPr>
+              <w:t>бытовой</w:t>
+            </w:r>
+          </w:p>
+        </w:tc>
+        <w:tc>
+          <w:tcPr>
+            <w:tcW w:type="dxa" w:w="1336"/>
+          </w:tcPr>
+          <w:p>
+            <w:pPr>
+              <w:spacing w:line="240" w:lineRule="auto"/>
+              <w:ind w:firstLine="0"/>
+              <w:jc w:val="right"/>
+            </w:pPr>
+            <w:r>
+              <w:rPr>
+                <w:sz w:val="22"/>
+              </w:rPr>
+              <w:t>27,1</w:t>
+            </w:r>
+          </w:p>
+        </w:tc>
+        <w:tc>
+          <w:tcPr>
+            <w:tcW w:type="dxa" w:w="1336"/>
+          </w:tcPr>
+          <w:p>
+            <w:pPr>
+              <w:spacing w:line="240" w:lineRule="auto"/>
+              <w:ind w:firstLine="0"/>
+              <w:jc w:val="right"/>
+            </w:pPr>
+            <w:r>
+              <w:rPr>
+                <w:sz w:val="22"/>
+              </w:rPr>
+              <w:t>26,7</w:t>
+            </w:r>
+          </w:p>
+        </w:tc>
+        <w:tc>
+          <w:tcPr>
+            <w:tcW w:type="dxa" w:w="1336"/>
+          </w:tcPr>
+          <w:p>
+            <w:pPr>
+              <w:spacing w:line="240" w:lineRule="auto"/>
+              <w:ind w:firstLine="0"/>
+              <w:jc w:val="right"/>
+            </w:pPr>
+            <w:r>
+              <w:rPr>
+                <w:sz w:val="22"/>
+              </w:rPr>
+              <w:t>3,1</w:t>
+            </w:r>
+          </w:p>
+        </w:tc>
+        <w:tc>
+          <w:tcPr>
+            <w:tcW w:type="dxa" w:w="1336"/>
+          </w:tcPr>
+          <w:p>
+            <w:pPr>
+              <w:spacing w:line="240" w:lineRule="auto"/>
+              <w:ind w:firstLine="0"/>
+              <w:jc w:val="right"/>
+            </w:pPr>
+            <w:r>
+              <w:rPr>
+                <w:sz w:val="22"/>
+              </w:rPr>
+              <w:t>26,1</w:t>
+            </w:r>
+          </w:p>
+        </w:tc>
+        <w:tc>
+          <w:tcPr>
+            <w:tcW w:type="dxa" w:w="1336"/>
+          </w:tcPr>
+          <w:p>
+            <w:pPr>
+              <w:spacing w:line="240" w:lineRule="auto"/>
+              <w:ind w:firstLine="0"/>
+              <w:jc w:val="right"/>
+            </w:pPr>
+            <w:r>
+              <w:rPr>
+                <w:sz w:val="22"/>
+              </w:rPr>
+              <w:t>5,7</w:t>
+            </w:r>
+          </w:p>
+        </w:tc>
+        <w:tc>
+          <w:tcPr>
+            <w:tcW w:type="dxa" w:w="1336"/>
+          </w:tcPr>
+          <w:p>
+            <w:pPr>
+              <w:spacing w:line="240" w:lineRule="auto"/>
+              <w:ind w:firstLine="0"/>
+              <w:jc w:val="right"/>
+            </w:pPr>
+            <w:r>
+              <w:rPr>
+                <w:sz w:val="22"/>
+              </w:rPr>
+              <w:t>11,2</w:t>
+            </w:r>
+          </w:p>
+        </w:tc>
+      </w:tr>
+      <w:tr>
+        <w:tc>
+          <w:tcPr>
+            <w:tcW w:type="dxa" w:w="1336"/>
+          </w:tcPr>
+          <w:p>
+            <w:pPr>
+              <w:spacing w:line="240" w:lineRule="auto"/>
+              <w:ind w:firstLine="0"/>
+            </w:pPr>
+            <w:r>
+              <w:rPr>
+                <w:sz w:val="22"/>
+              </w:rPr>
+              <w:t>официальный</w:t>
+            </w:r>
+          </w:p>
+        </w:tc>
+        <w:tc>
+          <w:tcPr>
+            <w:tcW w:type="dxa" w:w="1336"/>
+          </w:tcPr>
+          <w:p>
+            <w:pPr>
+              <w:spacing w:line="240" w:lineRule="auto"/>
+              <w:ind w:firstLine="0"/>
+              <w:jc w:val="right"/>
+            </w:pPr>
+            <w:r>
+              <w:rPr>
+                <w:sz w:val="22"/>
+              </w:rPr>
+              <w:t>15,5</w:t>
+            </w:r>
+          </w:p>
+        </w:tc>
+        <w:tc>
+          <w:tcPr>
+            <w:tcW w:type="dxa" w:w="1336"/>
+          </w:tcPr>
+          <w:p>
+            <w:pPr>
+              <w:spacing w:line="240" w:lineRule="auto"/>
+              <w:ind w:firstLine="0"/>
+              <w:jc w:val="right"/>
+            </w:pPr>
+            <w:r>
+              <w:rPr>
+                <w:sz w:val="22"/>
+              </w:rPr>
+              <w:t>43,4</w:t>
+            </w:r>
+          </w:p>
+        </w:tc>
+        <w:tc>
+          <w:tcPr>
+            <w:tcW w:type="dxa" w:w="1336"/>
+          </w:tcPr>
+          <w:p>
+            <w:pPr>
+              <w:spacing w:line="240" w:lineRule="auto"/>
+              <w:ind w:firstLine="0"/>
+              <w:jc w:val="right"/>
+            </w:pPr>
+            <w:r>
+              <w:rPr>
+                <w:sz w:val="22"/>
+              </w:rPr>
+              <w:t>6,9</w:t>
+            </w:r>
+          </w:p>
+        </w:tc>
+        <w:tc>
+          <w:tcPr>
+            <w:tcW w:type="dxa" w:w="1336"/>
+          </w:tcPr>
+          <w:p>
+            <w:pPr>
+              <w:spacing w:line="240" w:lineRule="auto"/>
+              <w:ind w:firstLine="0"/>
+              <w:jc w:val="right"/>
+            </w:pPr>
+            <w:r>
+              <w:rPr>
+                <w:sz w:val="22"/>
+              </w:rPr>
+              <w:t>14,5</w:t>
+            </w:r>
+          </w:p>
+        </w:tc>
+        <w:tc>
+          <w:tcPr>
+            <w:tcW w:type="dxa" w:w="1336"/>
+          </w:tcPr>
+          <w:p>
+            <w:pPr>
+              <w:spacing w:line="240" w:lineRule="auto"/>
+              <w:ind w:firstLine="0"/>
+              <w:jc w:val="right"/>
+            </w:pPr>
+            <w:r>
+              <w:rPr>
+                <w:sz w:val="22"/>
+              </w:rPr>
+              <w:t>7,3</w:t>
+            </w:r>
+          </w:p>
+        </w:tc>
+        <w:tc>
+          <w:tcPr>
+            <w:tcW w:type="dxa" w:w="1336"/>
+          </w:tcPr>
+          <w:p>
+            <w:pPr>
+              <w:spacing w:line="240" w:lineRule="auto"/>
+              <w:ind w:firstLine="0"/>
+              <w:jc w:val="right"/>
+            </w:pPr>
+            <w:r>
+              <w:rPr>
+                <w:sz w:val="22"/>
+              </w:rPr>
+              <w:t>12,4</w:t>
+            </w:r>
+          </w:p>
+        </w:tc>
+      </w:tr>
+    </w:tbl>
+    <w:p/>
+    <w:p>
+      <w:pPr>
+        <w:ind w:firstLine="709"/>
+      </w:pPr>
+      <w:r>
+        <w:t>Самые частые 量词 (доля среди конструкций регистра):</w:t>
+      </w:r>
+    </w:p>
+    <w:p>
+      <w:pPr>
+        <w:keepNext/>
+        <w:ind w:firstLine="0"/>
+        <w:jc w:val="left"/>
+      </w:pPr>
+      <w:r>
+        <w:rPr>
+          <w:sz w:val="24"/>
+        </w:rPr>
+        <w:t>Таблица 8 — Регистры</w:t>
+      </w:r>
+    </w:p>
+    <w:tbl>
+      <w:tblPr>
+        <w:tblStyle w:val="TableGrid"/>
+        <w:tblW w:type="auto" w:w="0"/>
+        <w:jc w:val="center"/>
+        <w:tblLook w:firstColumn="1" w:firstRow="1" w:lastColumn="0" w:lastRow="0" w:noHBand="0" w:noVBand="1" w:val="04A0"/>
+      </w:tblPr>
+      <w:tblGrid>
+        <w:gridCol w:w="4677"/>
+        <w:gridCol w:w="4677"/>
+      </w:tblGrid>
+      <w:tr>
+        <w:tc>
+          <w:tcPr>
+            <w:tcW w:type="dxa" w:w="4677"/>
+          </w:tcPr>
+          <w:p>
+            <w:pPr>
+              <w:spacing w:line="240" w:lineRule="auto"/>
+              <w:ind w:firstLine="0"/>
+            </w:pPr>
+            <w:r>
+              <w:rPr>
+                <w:b/>
+                <w:sz w:val="22"/>
+              </w:rPr>
+              <w:t>Регистр</w:t>
+            </w:r>
+          </w:p>
+        </w:tc>
+        <w:tc>
+          <w:tcPr>
+            <w:tcW w:type="dxa" w:w="4677"/>
+          </w:tcPr>
+          <w:p>
+            <w:pPr>
+              <w:spacing w:line="240" w:lineRule="auto"/>
+              <w:ind w:firstLine="0"/>
+            </w:pPr>
+            <w:r>
+              <w:rPr>
+                <w:b/>
+                <w:sz w:val="22"/>
+              </w:rPr>
+              <w:t>量词</w:t>
+            </w:r>
+          </w:p>
+        </w:tc>
+      </w:tr>
+      <w:tr>
+        <w:tc>
+          <w:tcPr>
+            <w:tcW w:type="dxa" w:w="4677"/>
+          </w:tcPr>
+          <w:p>
+            <w:pPr>
+              <w:spacing w:line="240" w:lineRule="auto"/>
+              <w:ind w:firstLine="0"/>
+            </w:pPr>
+            <w:r>
+              <w:rPr>
+                <w:sz w:val="22"/>
+              </w:rPr>
+              <w:t>учебный</w:t>
+            </w:r>
+          </w:p>
+        </w:tc>
+        <w:tc>
+          <w:tcPr>
+            <w:tcW w:type="dxa" w:w="4677"/>
+          </w:tcPr>
+          <w:p>
+            <w:pPr>
+              <w:spacing w:line="240" w:lineRule="auto"/>
+              <w:ind w:firstLine="0"/>
+            </w:pPr>
+            <w:r>
+              <w:rPr>
+                <w:sz w:val="22"/>
+              </w:rPr>
+              <w:t>个 23,4 %, 种 14,0 %, 本 7,5 %, 位 6,5 %, 张 6,5 %</w:t>
+            </w:r>
+          </w:p>
+        </w:tc>
+      </w:tr>
+      <w:tr>
+        <w:tc>
+          <w:tcPr>
+            <w:tcW w:type="dxa" w:w="4677"/>
+          </w:tcPr>
+          <w:p>
+            <w:pPr>
+              <w:spacing w:line="240" w:lineRule="auto"/>
+              <w:ind w:firstLine="0"/>
+            </w:pPr>
+            <w:r>
+              <w:rPr>
+                <w:sz w:val="22"/>
+              </w:rPr>
+              <w:t>бытовой</w:t>
+            </w:r>
+          </w:p>
+        </w:tc>
+        <w:tc>
+          <w:tcPr>
+            <w:tcW w:type="dxa" w:w="4677"/>
+          </w:tcPr>
+          <w:p>
+            <w:pPr>
+              <w:spacing w:line="240" w:lineRule="auto"/>
+              <w:ind w:firstLine="0"/>
+            </w:pPr>
+            <w:r>
+              <w:rPr>
+                <w:sz w:val="22"/>
+              </w:rPr>
+              <w:t>个 41,4 %, 些 10,2 %, 本 5,5 %, 次 4,7 %, 只 3,9 %</w:t>
+            </w:r>
+          </w:p>
+        </w:tc>
+      </w:tr>
+      <w:tr>
+        <w:tc>
+          <w:tcPr>
+            <w:tcW w:type="dxa" w:w="4677"/>
+          </w:tcPr>
+          <w:p>
+            <w:pPr>
+              <w:spacing w:line="240" w:lineRule="auto"/>
+              <w:ind w:firstLine="0"/>
+            </w:pPr>
+            <w:r>
+              <w:rPr>
+                <w:sz w:val="22"/>
+              </w:rPr>
+              <w:t>официальный</w:t>
+            </w:r>
+          </w:p>
+        </w:tc>
+        <w:tc>
+          <w:tcPr>
+            <w:tcW w:type="dxa" w:w="4677"/>
+          </w:tcPr>
+          <w:p>
+            <w:pPr>
+              <w:spacing w:line="240" w:lineRule="auto"/>
+              <w:ind w:firstLine="0"/>
+            </w:pPr>
+            <w:r>
+              <w:rPr>
+                <w:sz w:val="22"/>
+              </w:rPr>
+              <w:t>些 25,9 %, 个 24,3 %, 种 11,4 %, 条 9,2 %, 名 6,4 %</w:t>
+            </w:r>
+          </w:p>
+        </w:tc>
+      </w:tr>
+    </w:tbl>
+    <w:p/>
+    <w:p>
+      <w:pPr>
+        <w:pStyle w:val="Heading2"/>
+      </w:pPr>
+      <w:r>
+        <w:t>Оценка сложности</w:t>
+      </w:r>
+    </w:p>
+    <w:p>
+      <w:pPr>
+        <w:ind w:firstLine="709"/>
+      </w:pPr>
+      <w:r>
+        <w:t>Оценка пары = среднее по трём языкам от 0,5 · min(длина / L, 1) + 0,5 · доля слов с частотностью ниже Zipf 4 (wordfreq); L = 30 слов EN, 30 слов ZH, 25 слов RU. Границы уровней — середины между медианами оценок учебных текстов с уровнем, заданным автором (таблица ниже). Уровень учебной пары — уровень её текста; импортированной — по оценке.</w:t>
+      </w:r>
+    </w:p>
+    <w:p>
+      <w:pPr>
+        <w:keepNext/>
+        <w:ind w:firstLine="0"/>
+        <w:jc w:val="left"/>
+      </w:pPr>
+      <w:r>
+        <w:rPr>
+          <w:sz w:val="24"/>
+        </w:rPr>
+        <w:t>Таблица 9 — Оценка сложности</w:t>
+      </w:r>
+    </w:p>
+    <w:tbl>
+      <w:tblPr>
+        <w:tblStyle w:val="TableGrid"/>
+        <w:tblW w:type="auto" w:w="0"/>
+        <w:jc w:val="center"/>
+        <w:tblLook w:firstColumn="1" w:firstRow="1" w:lastColumn="0" w:lastRow="0" w:noHBand="0" w:noVBand="1" w:val="04A0"/>
+      </w:tblPr>
+      <w:tblGrid>
+        <w:gridCol w:w="1871"/>
+        <w:gridCol w:w="1871"/>
+        <w:gridCol w:w="1871"/>
+        <w:gridCol w:w="1871"/>
+        <w:gridCol w:w="1871"/>
+      </w:tblGrid>
+      <w:tr>
+        <w:tc>
+          <w:tcPr>
+            <w:tcW w:type="dxa" w:w="1871"/>
+          </w:tcPr>
+          <w:p>
+            <w:pPr>
+              <w:spacing w:line="240" w:lineRule="auto"/>
+              <w:ind w:firstLine="0"/>
+            </w:pPr>
+            <w:r>
+              <w:rPr>
+                <w:b/>
+                <w:sz w:val="22"/>
+              </w:rPr>
+              <w:t>Уровень текста</w:t>
+            </w:r>
+          </w:p>
+        </w:tc>
+        <w:tc>
+          <w:tcPr>
+            <w:tcW w:type="dxa" w:w="1871"/>
+          </w:tcPr>
+          <w:p>
+            <w:pPr>
+              <w:spacing w:line="240" w:lineRule="auto"/>
+              <w:ind w:firstLine="0"/>
+            </w:pPr>
+            <w:r>
+              <w:rPr>
+                <w:b/>
+                <w:sz w:val="22"/>
+              </w:rPr>
+              <w:t>Пар</w:t>
+            </w:r>
+          </w:p>
+        </w:tc>
+        <w:tc>
+          <w:tcPr>
+            <w:tcW w:type="dxa" w:w="1871"/>
+          </w:tcPr>
+          <w:p>
+            <w:pPr>
+              <w:spacing w:line="240" w:lineRule="auto"/>
+              <w:ind w:firstLine="0"/>
+            </w:pPr>
+            <w:r>
+              <w:rPr>
+                <w:b/>
+                <w:sz w:val="22"/>
+              </w:rPr>
+              <w:t>Медиана оценки</w:t>
+            </w:r>
+          </w:p>
+        </w:tc>
+        <w:tc>
+          <w:tcPr>
+            <w:tcW w:type="dxa" w:w="1871"/>
+          </w:tcPr>
+          <w:p>
+            <w:pPr>
+              <w:spacing w:line="240" w:lineRule="auto"/>
+              <w:ind w:firstLine="0"/>
+            </w:pPr>
+            <w:r>
+              <w:rPr>
+                <w:b/>
+                <w:sz w:val="22"/>
+              </w:rPr>
+              <w:t>Мин.</w:t>
+            </w:r>
+          </w:p>
+        </w:tc>
+        <w:tc>
+          <w:tcPr>
+            <w:tcW w:type="dxa" w:w="1871"/>
+          </w:tcPr>
+          <w:p>
+            <w:pPr>
+              <w:spacing w:line="240" w:lineRule="auto"/>
+              <w:ind w:firstLine="0"/>
+            </w:pPr>
+            <w:r>
+              <w:rPr>
+                <w:b/>
+                <w:sz w:val="22"/>
+              </w:rPr>
+              <w:t>Макс.</w:t>
+            </w:r>
+          </w:p>
+        </w:tc>
+      </w:tr>
+      <w:tr>
+        <w:tc>
+          <w:tcPr>
+            <w:tcW w:type="dxa" w:w="1871"/>
+          </w:tcPr>
+          <w:p>
+            <w:pPr>
+              <w:spacing w:line="240" w:lineRule="auto"/>
+              <w:ind w:firstLine="0"/>
+            </w:pPr>
+            <w:r>
+              <w:rPr>
+                <w:sz w:val="22"/>
+              </w:rPr>
+              <w:t>A1</w:t>
+            </w:r>
+          </w:p>
+        </w:tc>
+        <w:tc>
+          <w:tcPr>
+            <w:tcW w:type="dxa" w:w="1871"/>
+          </w:tcPr>
+          <w:p>
+            <w:pPr>
+              <w:spacing w:line="240" w:lineRule="auto"/>
+              <w:ind w:firstLine="0"/>
+              <w:jc w:val="right"/>
+            </w:pPr>
+            <w:r>
+              <w:rPr>
+                <w:sz w:val="22"/>
+              </w:rPr>
+              <w:t>19</w:t>
+            </w:r>
+          </w:p>
+        </w:tc>
+        <w:tc>
+          <w:tcPr>
+            <w:tcW w:type="dxa" w:w="1871"/>
+          </w:tcPr>
+          <w:p>
+            <w:pPr>
+              <w:spacing w:line="240" w:lineRule="auto"/>
+              <w:ind w:firstLine="0"/>
+              <w:jc w:val="right"/>
+            </w:pPr>
+            <w:r>
+              <w:rPr>
+                <w:sz w:val="22"/>
+              </w:rPr>
+              <w:t>0,183</w:t>
+            </w:r>
+          </w:p>
+        </w:tc>
+        <w:tc>
+          <w:tcPr>
+            <w:tcW w:type="dxa" w:w="1871"/>
+          </w:tcPr>
+          <w:p>
+            <w:pPr>
+              <w:spacing w:line="240" w:lineRule="auto"/>
+              <w:ind w:firstLine="0"/>
+              <w:jc w:val="right"/>
+            </w:pPr>
+            <w:r>
+              <w:rPr>
+                <w:sz w:val="22"/>
+              </w:rPr>
+              <w:t>0,075</w:t>
+            </w:r>
+          </w:p>
+        </w:tc>
+        <w:tc>
+          <w:tcPr>
+            <w:tcW w:type="dxa" w:w="1871"/>
+          </w:tcPr>
+          <w:p>
+            <w:pPr>
+              <w:spacing w:line="240" w:lineRule="auto"/>
+              <w:ind w:firstLine="0"/>
+              <w:jc w:val="right"/>
+            </w:pPr>
+            <w:r>
+              <w:rPr>
+                <w:sz w:val="22"/>
+              </w:rPr>
+              <w:t>0,249</w:t>
+            </w:r>
+          </w:p>
+        </w:tc>
+      </w:tr>
+      <w:tr>
+        <w:tc>
+          <w:tcPr>
+            <w:tcW w:type="dxa" w:w="1871"/>
+          </w:tcPr>
+          <w:p>
+            <w:pPr>
+              <w:spacing w:line="240" w:lineRule="auto"/>
+              <w:ind w:firstLine="0"/>
+            </w:pPr>
+            <w:r>
+              <w:rPr>
+                <w:sz w:val="22"/>
+              </w:rPr>
+              <w:t>A2</w:t>
+            </w:r>
+          </w:p>
+        </w:tc>
+        <w:tc>
+          <w:tcPr>
+            <w:tcW w:type="dxa" w:w="1871"/>
+          </w:tcPr>
+          <w:p>
+            <w:pPr>
+              <w:spacing w:line="240" w:lineRule="auto"/>
+              <w:ind w:firstLine="0"/>
+              <w:jc w:val="right"/>
+            </w:pPr>
+            <w:r>
+              <w:rPr>
+                <w:sz w:val="22"/>
+              </w:rPr>
+              <w:t>24</w:t>
+            </w:r>
+          </w:p>
+        </w:tc>
+        <w:tc>
+          <w:tcPr>
+            <w:tcW w:type="dxa" w:w="1871"/>
+          </w:tcPr>
+          <w:p>
+            <w:pPr>
+              <w:spacing w:line="240" w:lineRule="auto"/>
+              <w:ind w:firstLine="0"/>
+              <w:jc w:val="right"/>
+            </w:pPr>
+            <w:r>
+              <w:rPr>
+                <w:sz w:val="22"/>
+              </w:rPr>
+              <w:t>0,204</w:t>
+            </w:r>
+          </w:p>
+        </w:tc>
+        <w:tc>
+          <w:tcPr>
+            <w:tcW w:type="dxa" w:w="1871"/>
+          </w:tcPr>
+          <w:p>
+            <w:pPr>
+              <w:spacing w:line="240" w:lineRule="auto"/>
+              <w:ind w:firstLine="0"/>
+              <w:jc w:val="right"/>
+            </w:pPr>
+            <w:r>
+              <w:rPr>
+                <w:sz w:val="22"/>
+              </w:rPr>
+              <w:t>0,123</w:t>
+            </w:r>
+          </w:p>
+        </w:tc>
+        <w:tc>
+          <w:tcPr>
+            <w:tcW w:type="dxa" w:w="1871"/>
+          </w:tcPr>
+          <w:p>
+            <w:pPr>
+              <w:spacing w:line="240" w:lineRule="auto"/>
+              <w:ind w:firstLine="0"/>
+              <w:jc w:val="right"/>
+            </w:pPr>
+            <w:r>
+              <w:rPr>
+                <w:sz w:val="22"/>
+              </w:rPr>
+              <w:t>0,321</w:t>
+            </w:r>
+          </w:p>
+        </w:tc>
+      </w:tr>
+      <w:tr>
+        <w:tc>
+          <w:tcPr>
+            <w:tcW w:type="dxa" w:w="1871"/>
+          </w:tcPr>
+          <w:p>
+            <w:pPr>
+              <w:spacing w:line="240" w:lineRule="auto"/>
+              <w:ind w:firstLine="0"/>
+            </w:pPr>
+            <w:r>
+              <w:rPr>
+                <w:sz w:val="22"/>
+              </w:rPr>
+              <w:t>B1</w:t>
+            </w:r>
+          </w:p>
+        </w:tc>
+        <w:tc>
+          <w:tcPr>
+            <w:tcW w:type="dxa" w:w="1871"/>
+          </w:tcPr>
+          <w:p>
+            <w:pPr>
+              <w:spacing w:line="240" w:lineRule="auto"/>
+              <w:ind w:firstLine="0"/>
+              <w:jc w:val="right"/>
+            </w:pPr>
+            <w:r>
+              <w:rPr>
+                <w:sz w:val="22"/>
+              </w:rPr>
+              <w:t>36</w:t>
+            </w:r>
+          </w:p>
+        </w:tc>
+        <w:tc>
+          <w:tcPr>
+            <w:tcW w:type="dxa" w:w="1871"/>
+          </w:tcPr>
+          <w:p>
+            <w:pPr>
+              <w:spacing w:line="240" w:lineRule="auto"/>
+              <w:ind w:firstLine="0"/>
+              <w:jc w:val="right"/>
+            </w:pPr>
+            <w:r>
+              <w:rPr>
+                <w:sz w:val="22"/>
+              </w:rPr>
+              <w:t>0,240</w:t>
+            </w:r>
+          </w:p>
+        </w:tc>
+        <w:tc>
+          <w:tcPr>
+            <w:tcW w:type="dxa" w:w="1871"/>
+          </w:tcPr>
+          <w:p>
+            <w:pPr>
+              <w:spacing w:line="240" w:lineRule="auto"/>
+              <w:ind w:firstLine="0"/>
+              <w:jc w:val="right"/>
+            </w:pPr>
+            <w:r>
+              <w:rPr>
+                <w:sz w:val="22"/>
+              </w:rPr>
+              <w:t>0,120</w:t>
+            </w:r>
+          </w:p>
+        </w:tc>
+        <w:tc>
+          <w:tcPr>
+            <w:tcW w:type="dxa" w:w="1871"/>
+          </w:tcPr>
+          <w:p>
+            <w:pPr>
+              <w:spacing w:line="240" w:lineRule="auto"/>
+              <w:ind w:firstLine="0"/>
+              <w:jc w:val="right"/>
+            </w:pPr>
+            <w:r>
+              <w:rPr>
+                <w:sz w:val="22"/>
+              </w:rPr>
+              <w:t>0,476</w:t>
+            </w:r>
+          </w:p>
+        </w:tc>
+      </w:tr>
+      <w:tr>
+        <w:tc>
+          <w:tcPr>
+            <w:tcW w:type="dxa" w:w="1871"/>
+          </w:tcPr>
+          <w:p>
+            <w:pPr>
+              <w:spacing w:line="240" w:lineRule="auto"/>
+              <w:ind w:firstLine="0"/>
+            </w:pPr>
+            <w:r>
+              <w:rPr>
+                <w:sz w:val="22"/>
+              </w:rPr>
+              <w:t>B2</w:t>
+            </w:r>
+          </w:p>
+        </w:tc>
+        <w:tc>
+          <w:tcPr>
+            <w:tcW w:type="dxa" w:w="1871"/>
+          </w:tcPr>
+          <w:p>
+            <w:pPr>
+              <w:spacing w:line="240" w:lineRule="auto"/>
+              <w:ind w:firstLine="0"/>
+              <w:jc w:val="right"/>
+            </w:pPr>
+            <w:r>
+              <w:rPr>
+                <w:sz w:val="22"/>
+              </w:rPr>
+              <w:t>16</w:t>
+            </w:r>
+          </w:p>
+        </w:tc>
+        <w:tc>
+          <w:tcPr>
+            <w:tcW w:type="dxa" w:w="1871"/>
+          </w:tcPr>
+          <w:p>
+            <w:pPr>
+              <w:spacing w:line="240" w:lineRule="auto"/>
+              <w:ind w:firstLine="0"/>
+              <w:jc w:val="right"/>
+            </w:pPr>
+            <w:r>
+              <w:rPr>
+                <w:sz w:val="22"/>
+              </w:rPr>
+              <w:t>0,316</w:t>
+            </w:r>
+          </w:p>
+        </w:tc>
+        <w:tc>
+          <w:tcPr>
+            <w:tcW w:type="dxa" w:w="1871"/>
+          </w:tcPr>
+          <w:p>
+            <w:pPr>
+              <w:spacing w:line="240" w:lineRule="auto"/>
+              <w:ind w:firstLine="0"/>
+              <w:jc w:val="right"/>
+            </w:pPr>
+            <w:r>
+              <w:rPr>
+                <w:sz w:val="22"/>
+              </w:rPr>
+              <w:t>0,194</w:t>
+            </w:r>
+          </w:p>
+        </w:tc>
+        <w:tc>
+          <w:tcPr>
+            <w:tcW w:type="dxa" w:w="1871"/>
+          </w:tcPr>
+          <w:p>
+            <w:pPr>
+              <w:spacing w:line="240" w:lineRule="auto"/>
+              <w:ind w:firstLine="0"/>
+              <w:jc w:val="right"/>
+            </w:pPr>
+            <w:r>
+              <w:rPr>
+                <w:sz w:val="22"/>
+              </w:rPr>
+              <w:t>0,488</w:t>
+            </w:r>
+          </w:p>
+        </w:tc>
+      </w:tr>
+      <w:tr>
+        <w:tc>
+          <w:tcPr>
+            <w:tcW w:type="dxa" w:w="1871"/>
+          </w:tcPr>
+          <w:p>
+            <w:pPr>
+              <w:spacing w:line="240" w:lineRule="auto"/>
+              <w:ind w:firstLine="0"/>
+            </w:pPr>
+            <w:r>
+              <w:rPr>
+                <w:sz w:val="22"/>
+              </w:rPr>
+              <w:t>C1</w:t>
+            </w:r>
+          </w:p>
+        </w:tc>
+        <w:tc>
+          <w:tcPr>
+            <w:tcW w:type="dxa" w:w="1871"/>
+          </w:tcPr>
+          <w:p>
+            <w:pPr>
+              <w:spacing w:line="240" w:lineRule="auto"/>
+              <w:ind w:firstLine="0"/>
+              <w:jc w:val="right"/>
+            </w:pPr>
+            <w:r>
+              <w:rPr>
+                <w:sz w:val="22"/>
+              </w:rPr>
+              <w:t>15</w:t>
+            </w:r>
+          </w:p>
+        </w:tc>
+        <w:tc>
+          <w:tcPr>
+            <w:tcW w:type="dxa" w:w="1871"/>
+          </w:tcPr>
+          <w:p>
+            <w:pPr>
+              <w:spacing w:line="240" w:lineRule="auto"/>
+              <w:ind w:firstLine="0"/>
+              <w:jc w:val="right"/>
+            </w:pPr>
+            <w:r>
+              <w:rPr>
+                <w:sz w:val="22"/>
+              </w:rPr>
+              <w:t>0,374</w:t>
+            </w:r>
+          </w:p>
+        </w:tc>
+        <w:tc>
+          <w:tcPr>
+            <w:tcW w:type="dxa" w:w="1871"/>
+          </w:tcPr>
+          <w:p>
+            <w:pPr>
+              <w:spacing w:line="240" w:lineRule="auto"/>
+              <w:ind w:firstLine="0"/>
+              <w:jc w:val="right"/>
+            </w:pPr>
+            <w:r>
+              <w:rPr>
+                <w:sz w:val="22"/>
+              </w:rPr>
+              <w:t>0,150</w:t>
+            </w:r>
+          </w:p>
+        </w:tc>
+        <w:tc>
+          <w:tcPr>
+            <w:tcW w:type="dxa" w:w="1871"/>
+          </w:tcPr>
+          <w:p>
+            <w:pPr>
+              <w:spacing w:line="240" w:lineRule="auto"/>
+              <w:ind w:firstLine="0"/>
+              <w:jc w:val="right"/>
+            </w:pPr>
+            <w:r>
+              <w:rPr>
+                <w:sz w:val="22"/>
+              </w:rPr>
+              <w:t>0,577</w:t>
+            </w:r>
+          </w:p>
+        </w:tc>
+      </w:tr>
+    </w:tbl>
+    <w:p/>
+    <w:p>
+      <w:pPr>
+        <w:ind w:firstLine="709"/>
+      </w:pPr>
+      <w:r>
+        <w:t>Пары по уровням и регистрам:</w:t>
+      </w:r>
+    </w:p>
+    <w:p>
+      <w:pPr>
+        <w:keepNext/>
+        <w:ind w:firstLine="0"/>
+        <w:jc w:val="left"/>
+      </w:pPr>
+      <w:r>
+        <w:rPr>
+          <w:sz w:val="24"/>
+        </w:rPr>
+        <w:t>Таблица 10 — Оценка сложности</w:t>
+      </w:r>
+    </w:p>
+    <w:tbl>
+      <w:tblPr>
+        <w:tblStyle w:val="TableGrid"/>
+        <w:tblW w:type="auto" w:w="0"/>
+        <w:jc w:val="center"/>
+        <w:tblLook w:firstColumn="1" w:firstRow="1" w:lastColumn="0" w:lastRow="0" w:noHBand="0" w:noVBand="1" w:val="04A0"/>
+      </w:tblPr>
+      <w:tblGrid>
+        <w:gridCol w:w="1336"/>
+        <w:gridCol w:w="1336"/>
+        <w:gridCol w:w="1336"/>
+        <w:gridCol w:w="1336"/>
+        <w:gridCol w:w="1336"/>
+        <w:gridCol w:w="1336"/>
+        <w:gridCol w:w="1336"/>
+      </w:tblGrid>
+      <w:tr>
+        <w:tc>
+          <w:tcPr>
+            <w:tcW w:type="dxa" w:w="1336"/>
+          </w:tcPr>
+          <w:p>
+            <w:pPr>
+              <w:spacing w:line="240" w:lineRule="auto"/>
+              <w:ind w:firstLine="0"/>
+            </w:pPr>
+            <w:r>
+              <w:rPr>
+                <w:b/>
+                <w:sz w:val="22"/>
+              </w:rPr>
+              <w:t>Регистр</w:t>
+            </w:r>
+          </w:p>
+        </w:tc>
+        <w:tc>
+          <w:tcPr>
+            <w:tcW w:type="dxa" w:w="1336"/>
+          </w:tcPr>
+          <w:p>
+            <w:pPr>
+              <w:spacing w:line="240" w:lineRule="auto"/>
+              <w:ind w:firstLine="0"/>
+            </w:pPr>
+            <w:r>
+              <w:rPr>
+                <w:b/>
+                <w:sz w:val="22"/>
+              </w:rPr>
+              <w:t>A1</w:t>
+            </w:r>
+          </w:p>
+        </w:tc>
+        <w:tc>
+          <w:tcPr>
+            <w:tcW w:type="dxa" w:w="1336"/>
+          </w:tcPr>
+          <w:p>
+            <w:pPr>
+              <w:spacing w:line="240" w:lineRule="auto"/>
+              <w:ind w:firstLine="0"/>
+            </w:pPr>
+            <w:r>
+              <w:rPr>
+                <w:b/>
+                <w:sz w:val="22"/>
+              </w:rPr>
+              <w:t>A2</w:t>
+            </w:r>
+          </w:p>
+        </w:tc>
+        <w:tc>
+          <w:tcPr>
+            <w:tcW w:type="dxa" w:w="1336"/>
+          </w:tcPr>
+          <w:p>
+            <w:pPr>
+              <w:spacing w:line="240" w:lineRule="auto"/>
+              <w:ind w:firstLine="0"/>
+            </w:pPr>
+            <w:r>
+              <w:rPr>
+                <w:b/>
+                <w:sz w:val="22"/>
+              </w:rPr>
+              <w:t>B1</w:t>
+            </w:r>
+          </w:p>
+        </w:tc>
+        <w:tc>
+          <w:tcPr>
+            <w:tcW w:type="dxa" w:w="1336"/>
+          </w:tcPr>
+          <w:p>
+            <w:pPr>
+              <w:spacing w:line="240" w:lineRule="auto"/>
+              <w:ind w:firstLine="0"/>
+            </w:pPr>
+            <w:r>
+              <w:rPr>
+                <w:b/>
+                <w:sz w:val="22"/>
+              </w:rPr>
+              <w:t>B2</w:t>
+            </w:r>
+          </w:p>
+        </w:tc>
+        <w:tc>
+          <w:tcPr>
+            <w:tcW w:type="dxa" w:w="1336"/>
+          </w:tcPr>
+          <w:p>
+            <w:pPr>
+              <w:spacing w:line="240" w:lineRule="auto"/>
+              <w:ind w:firstLine="0"/>
+            </w:pPr>
+            <w:r>
+              <w:rPr>
+                <w:b/>
+                <w:sz w:val="22"/>
+              </w:rPr>
+              <w:t>C1</w:t>
+            </w:r>
+          </w:p>
+        </w:tc>
+        <w:tc>
+          <w:tcPr>
+            <w:tcW w:type="dxa" w:w="1336"/>
+          </w:tcPr>
+          <w:p>
+            <w:pPr>
+              <w:spacing w:line="240" w:lineRule="auto"/>
+              <w:ind w:firstLine="0"/>
+            </w:pPr>
+            <w:r>
+              <w:rPr>
+                <w:b/>
+                <w:sz w:val="22"/>
+              </w:rPr>
+              <w:t>C2</w:t>
+            </w:r>
+          </w:p>
+        </w:tc>
+      </w:tr>
+      <w:tr>
+        <w:tc>
+          <w:tcPr>
+            <w:tcW w:type="dxa" w:w="1336"/>
+          </w:tcPr>
+          <w:p>
+            <w:pPr>
+              <w:spacing w:line="240" w:lineRule="auto"/>
+              <w:ind w:firstLine="0"/>
+            </w:pPr>
+            <w:r>
+              <w:rPr>
+                <w:sz w:val="22"/>
+              </w:rPr>
+              <w:t>учебный</w:t>
+            </w:r>
+          </w:p>
+        </w:tc>
+        <w:tc>
+          <w:tcPr>
+            <w:tcW w:type="dxa" w:w="1336"/>
+          </w:tcPr>
+          <w:p>
+            <w:pPr>
+              <w:spacing w:line="240" w:lineRule="auto"/>
+              <w:ind w:firstLine="0"/>
+              <w:jc w:val="right"/>
+            </w:pPr>
+            <w:r>
+              <w:rPr>
+                <w:sz w:val="22"/>
+              </w:rPr>
+              <w:t>19</w:t>
+            </w:r>
+          </w:p>
+        </w:tc>
+        <w:tc>
+          <w:tcPr>
+            <w:tcW w:type="dxa" w:w="1336"/>
+          </w:tcPr>
+          <w:p>
+            <w:pPr>
+              <w:spacing w:line="240" w:lineRule="auto"/>
+              <w:ind w:firstLine="0"/>
+              <w:jc w:val="right"/>
+            </w:pPr>
+            <w:r>
+              <w:rPr>
+                <w:sz w:val="22"/>
+              </w:rPr>
+              <w:t>24</w:t>
+            </w:r>
+          </w:p>
+        </w:tc>
+        <w:tc>
+          <w:tcPr>
+            <w:tcW w:type="dxa" w:w="1336"/>
+          </w:tcPr>
+          <w:p>
+            <w:pPr>
+              <w:spacing w:line="240" w:lineRule="auto"/>
+              <w:ind w:firstLine="0"/>
+              <w:jc w:val="right"/>
+            </w:pPr>
+            <w:r>
+              <w:rPr>
+                <w:sz w:val="22"/>
+              </w:rPr>
+              <w:t>36</w:t>
+            </w:r>
+          </w:p>
+        </w:tc>
+        <w:tc>
+          <w:tcPr>
+            <w:tcW w:type="dxa" w:w="1336"/>
+          </w:tcPr>
+          <w:p>
+            <w:pPr>
+              <w:spacing w:line="240" w:lineRule="auto"/>
+              <w:ind w:firstLine="0"/>
+              <w:jc w:val="right"/>
+            </w:pPr>
+            <w:r>
+              <w:rPr>
+                <w:sz w:val="22"/>
+              </w:rPr>
+              <w:t>16</w:t>
+            </w:r>
+          </w:p>
+        </w:tc>
+        <w:tc>
+          <w:tcPr>
+            <w:tcW w:type="dxa" w:w="1336"/>
+          </w:tcPr>
+          <w:p>
+            <w:pPr>
+              <w:spacing w:line="240" w:lineRule="auto"/>
+              <w:ind w:firstLine="0"/>
+              <w:jc w:val="right"/>
+            </w:pPr>
+            <w:r>
+              <w:rPr>
+                <w:sz w:val="22"/>
+              </w:rPr>
+              <w:t>15</w:t>
+            </w:r>
+          </w:p>
+        </w:tc>
+        <w:tc>
+          <w:tcPr>
+            <w:tcW w:type="dxa" w:w="1336"/>
+          </w:tcPr>
+          <w:p>
+            <w:pPr>
+              <w:spacing w:line="240" w:lineRule="auto"/>
+              <w:ind w:firstLine="0"/>
+              <w:jc w:val="right"/>
+            </w:pPr>
+            <w:r>
+              <w:rPr>
+                <w:sz w:val="22"/>
+              </w:rPr>
+              <w:t>0</w:t>
+            </w:r>
+          </w:p>
+        </w:tc>
+      </w:tr>
+      <w:tr>
+        <w:tc>
+          <w:tcPr>
+            <w:tcW w:type="dxa" w:w="1336"/>
+          </w:tcPr>
+          <w:p>
+            <w:pPr>
+              <w:spacing w:line="240" w:lineRule="auto"/>
+              <w:ind w:firstLine="0"/>
+            </w:pPr>
+            <w:r>
+              <w:rPr>
+                <w:sz w:val="22"/>
+              </w:rPr>
+              <w:t>бытовой</w:t>
+            </w:r>
+          </w:p>
+        </w:tc>
+        <w:tc>
+          <w:tcPr>
+            <w:tcW w:type="dxa" w:w="1336"/>
+          </w:tcPr>
+          <w:p>
+            <w:pPr>
+              <w:spacing w:line="240" w:lineRule="auto"/>
+              <w:ind w:firstLine="0"/>
+              <w:jc w:val="right"/>
+            </w:pPr>
+            <w:r>
+              <w:rPr>
+                <w:sz w:val="22"/>
+              </w:rPr>
+              <w:t>337</w:t>
+            </w:r>
+          </w:p>
+        </w:tc>
+        <w:tc>
+          <w:tcPr>
+            <w:tcW w:type="dxa" w:w="1336"/>
+          </w:tcPr>
+          <w:p>
+            <w:pPr>
+              <w:spacing w:line="240" w:lineRule="auto"/>
+              <w:ind w:firstLine="0"/>
+              <w:jc w:val="right"/>
+            </w:pPr>
+            <w:r>
+              <w:rPr>
+                <w:sz w:val="22"/>
+              </w:rPr>
+              <w:t>79</w:t>
+            </w:r>
+          </w:p>
+        </w:tc>
+        <w:tc>
+          <w:tcPr>
+            <w:tcW w:type="dxa" w:w="1336"/>
+          </w:tcPr>
+          <w:p>
+            <w:pPr>
+              <w:spacing w:line="240" w:lineRule="auto"/>
+              <w:ind w:firstLine="0"/>
+              <w:jc w:val="right"/>
+            </w:pPr>
+            <w:r>
+              <w:rPr>
+                <w:sz w:val="22"/>
+              </w:rPr>
+              <w:t>70</w:t>
+            </w:r>
+          </w:p>
+        </w:tc>
+        <w:tc>
+          <w:tcPr>
+            <w:tcW w:type="dxa" w:w="1336"/>
+          </w:tcPr>
+          <w:p>
+            <w:pPr>
+              <w:spacing w:line="240" w:lineRule="auto"/>
+              <w:ind w:firstLine="0"/>
+              <w:jc w:val="right"/>
+            </w:pPr>
+            <w:r>
+              <w:rPr>
+                <w:sz w:val="22"/>
+              </w:rPr>
+              <w:t>13</w:t>
+            </w:r>
+          </w:p>
+        </w:tc>
+        <w:tc>
+          <w:tcPr>
+            <w:tcW w:type="dxa" w:w="1336"/>
+          </w:tcPr>
+          <w:p>
+            <w:pPr>
+              <w:spacing w:line="240" w:lineRule="auto"/>
+              <w:ind w:firstLine="0"/>
+              <w:jc w:val="right"/>
+            </w:pPr>
+            <w:r>
+              <w:rPr>
+                <w:sz w:val="22"/>
+              </w:rPr>
+              <w:t>7</w:t>
+            </w:r>
+          </w:p>
+        </w:tc>
+        <w:tc>
+          <w:tcPr>
+            <w:tcW w:type="dxa" w:w="1336"/>
+          </w:tcPr>
+          <w:p>
+            <w:pPr>
+              <w:spacing w:line="240" w:lineRule="auto"/>
+              <w:ind w:firstLine="0"/>
+              <w:jc w:val="right"/>
+            </w:pPr>
+            <w:r>
+              <w:rPr>
+                <w:sz w:val="22"/>
+              </w:rPr>
+              <w:t>0</w:t>
+            </w:r>
+          </w:p>
+        </w:tc>
+      </w:tr>
+      <w:tr>
+        <w:tc>
+          <w:tcPr>
+            <w:tcW w:type="dxa" w:w="1336"/>
+          </w:tcPr>
+          <w:p>
+            <w:pPr>
+              <w:spacing w:line="240" w:lineRule="auto"/>
+              <w:ind w:firstLine="0"/>
+            </w:pPr>
+            <w:r>
+              <w:rPr>
+                <w:sz w:val="22"/>
+              </w:rPr>
+              <w:t>официальный</w:t>
+            </w:r>
+          </w:p>
+        </w:tc>
+        <w:tc>
+          <w:tcPr>
+            <w:tcW w:type="dxa" w:w="1336"/>
+          </w:tcPr>
+          <w:p>
+            <w:pPr>
+              <w:spacing w:line="240" w:lineRule="auto"/>
+              <w:ind w:firstLine="0"/>
+              <w:jc w:val="right"/>
+            </w:pPr>
+            <w:r>
+              <w:rPr>
+                <w:sz w:val="22"/>
+              </w:rPr>
+              <w:t>68</w:t>
+            </w:r>
+          </w:p>
+        </w:tc>
+        <w:tc>
+          <w:tcPr>
+            <w:tcW w:type="dxa" w:w="1336"/>
+          </w:tcPr>
+          <w:p>
+            <w:pPr>
+              <w:spacing w:line="240" w:lineRule="auto"/>
+              <w:ind w:firstLine="0"/>
+              <w:jc w:val="right"/>
+            </w:pPr>
+            <w:r>
+              <w:rPr>
+                <w:sz w:val="22"/>
+              </w:rPr>
+              <w:t>42</w:t>
+            </w:r>
+          </w:p>
+        </w:tc>
+        <w:tc>
+          <w:tcPr>
+            <w:tcW w:type="dxa" w:w="1336"/>
+          </w:tcPr>
+          <w:p>
+            <w:pPr>
+              <w:spacing w:line="240" w:lineRule="auto"/>
+              <w:ind w:firstLine="0"/>
+              <w:jc w:val="right"/>
+            </w:pPr>
+            <w:r>
+              <w:rPr>
+                <w:sz w:val="22"/>
+              </w:rPr>
+              <w:t>148</w:t>
+            </w:r>
+          </w:p>
+        </w:tc>
+        <w:tc>
+          <w:tcPr>
+            <w:tcW w:type="dxa" w:w="1336"/>
+          </w:tcPr>
+          <w:p>
+            <w:pPr>
+              <w:spacing w:line="240" w:lineRule="auto"/>
+              <w:ind w:firstLine="0"/>
+              <w:jc w:val="right"/>
+            </w:pPr>
+            <w:r>
+              <w:rPr>
+                <w:sz w:val="22"/>
+              </w:rPr>
+              <w:t>258</w:t>
+            </w:r>
+          </w:p>
+        </w:tc>
+        <w:tc>
+          <w:tcPr>
+            <w:tcW w:type="dxa" w:w="1336"/>
+          </w:tcPr>
+          <w:p>
+            <w:pPr>
+              <w:spacing w:line="240" w:lineRule="auto"/>
+              <w:ind w:firstLine="0"/>
+              <w:jc w:val="right"/>
+            </w:pPr>
+            <w:r>
+              <w:rPr>
+                <w:sz w:val="22"/>
+              </w:rPr>
+              <w:t>493</w:t>
+            </w:r>
+          </w:p>
+        </w:tc>
+        <w:tc>
+          <w:tcPr>
+            <w:tcW w:type="dxa" w:w="1336"/>
+          </w:tcPr>
+          <w:p>
+            <w:pPr>
+              <w:spacing w:line="240" w:lineRule="auto"/>
+              <w:ind w:firstLine="0"/>
+              <w:jc w:val="right"/>
+            </w:pPr>
+            <w:r>
+              <w:rPr>
+                <w:sz w:val="22"/>
+              </w:rPr>
+              <w:t>995</w:t>
+            </w:r>
+          </w:p>
+        </w:tc>
+      </w:tr>
+    </w:tbl>
+    <w:p/>
     <w:p>
       <w:pPr>
         <w:pStyle w:val="Heading2"/>
@@ -5465,7 +7889,7 @@
         <w:rPr>
           <w:sz w:val="24"/>
         </w:rPr>
-        <w:t>Таблица 6 — Выравнивание</w:t>
+        <w:t>Таблица 11 — Выравнивание</w:t>
       </w:r>
     </w:p>
     <w:tbl>
@@ -5549,7 +7973,7 @@
               <w:rPr>
                 <w:sz w:val="22"/>
               </w:rPr>
-              <w:t>2500</w:t>
+              <w:t>2440</w:t>
             </w:r>
           </w:p>
         </w:tc>
@@ -5568,7 +7992,7 @@
               <w:rPr>
                 <w:sz w:val="22"/>
               </w:rPr>
-              <w:t>2–1–1</w:t>
+              <w:t>1–1–2</w:t>
             </w:r>
           </w:p>
         </w:tc>
@@ -5586,7 +8010,7 @@
               <w:rPr>
                 <w:sz w:val="22"/>
               </w:rPr>
-              <w:t>52</w:t>
+              <w:t>68</w:t>
             </w:r>
           </w:p>
         </w:tc>
@@ -5605,7 +8029,7 @@
               <w:rPr>
                 <w:sz w:val="22"/>
               </w:rPr>
-              <w:t>1–1–2</w:t>
+              <w:t>1–2–1</w:t>
             </w:r>
           </w:p>
         </w:tc>
@@ -5623,7 +8047,7 @@
               <w:rPr>
                 <w:sz w:val="22"/>
               </w:rPr>
-              <w:t>22</w:t>
+              <w:t>36</w:t>
             </w:r>
           </w:p>
         </w:tc>
@@ -5642,7 +8066,7 @@
               <w:rPr>
                 <w:sz w:val="22"/>
               </w:rPr>
-              <w:t>1–2–1</w:t>
+              <w:t>1–1–3</w:t>
             </w:r>
           </w:p>
         </w:tc>
@@ -5660,7 +8084,7 @@
               <w:rPr>
                 <w:sz w:val="22"/>
               </w:rPr>
-              <w:t>20</w:t>
+              <w:t>36</w:t>
             </w:r>
           </w:p>
         </w:tc>
@@ -5679,7 +8103,7 @@
               <w:rPr>
                 <w:sz w:val="22"/>
               </w:rPr>
-              <w:t>1–1–0</w:t>
+              <w:t>2–1–1</w:t>
             </w:r>
           </w:p>
         </w:tc>
@@ -5697,7 +8121,7 @@
               <w:rPr>
                 <w:sz w:val="22"/>
               </w:rPr>
-              <w:t>11</w:t>
+              <w:t>10</w:t>
             </w:r>
           </w:p>
         </w:tc>
@@ -5716,7 +8140,7 @@
               <w:rPr>
                 <w:sz w:val="22"/>
               </w:rPr>
-              <w:t>2–1–2</w:t>
+              <w:t>1–1–4</w:t>
             </w:r>
           </w:p>
         </w:tc>
@@ -5753,7 +8177,7 @@
               <w:rPr>
                 <w:sz w:val="22"/>
               </w:rPr>
-              <w:t>1–2–2</w:t>
+              <w:t>2–1–2</w:t>
             </w:r>
           </w:p>
         </w:tc>
@@ -5790,7 +8214,7 @@
               <w:rPr>
                 <w:sz w:val="22"/>
               </w:rPr>
-              <w:t>1–1–3</w:t>
+              <w:t>2–2–1</w:t>
             </w:r>
           </w:p>
         </w:tc>
@@ -5827,7 +8251,7 @@
               <w:rPr>
                 <w:sz w:val="22"/>
               </w:rPr>
-              <w:t>1–0–0</w:t>
+              <w:t>1–2–2</w:t>
             </w:r>
           </w:p>
         </w:tc>
@@ -5864,7 +8288,7 @@
               <w:rPr>
                 <w:sz w:val="22"/>
               </w:rPr>
-              <w:t>2–2–1</w:t>
+              <w:t>1–0–0</w:t>
             </w:r>
           </w:p>
         </w:tc>
@@ -5901,7 +8325,7 @@
               <w:rPr>
                 <w:sz w:val="22"/>
               </w:rPr>
-              <w:t>1–1–4</w:t>
+              <w:t>1–1–0</w:t>
             </w:r>
           </w:p>
         </w:tc>
@@ -5938,7 +8362,192 @@
               <w:rPr>
                 <w:sz w:val="22"/>
               </w:rPr>
-              <w:t>1–0–1</w:t>
+              <w:t>1–2–3</w:t>
+            </w:r>
+          </w:p>
+        </w:tc>
+        <w:tc>
+          <w:tcPr>
+            <w:tcW w:type="dxa" w:w="4677"/>
+          </w:tcPr>
+          <w:p>
+            <w:pPr>
+              <w:spacing w:line="240" w:lineRule="auto"/>
+              <w:ind w:firstLine="0"/>
+              <w:jc w:val="right"/>
+            </w:pPr>
+            <w:r>
+              <w:rPr>
+                <w:sz w:val="22"/>
+              </w:rPr>
+              <w:t>1</w:t>
+            </w:r>
+          </w:p>
+        </w:tc>
+      </w:tr>
+      <w:tr>
+        <w:tc>
+          <w:tcPr>
+            <w:tcW w:type="dxa" w:w="4677"/>
+          </w:tcPr>
+          <w:p>
+            <w:pPr>
+              <w:spacing w:line="240" w:lineRule="auto"/>
+              <w:ind w:firstLine="0"/>
+            </w:pPr>
+            <w:r>
+              <w:rPr>
+                <w:sz w:val="22"/>
+              </w:rPr>
+              <w:t>1–1–7</w:t>
+            </w:r>
+          </w:p>
+        </w:tc>
+        <w:tc>
+          <w:tcPr>
+            <w:tcW w:type="dxa" w:w="4677"/>
+          </w:tcPr>
+          <w:p>
+            <w:pPr>
+              <w:spacing w:line="240" w:lineRule="auto"/>
+              <w:ind w:firstLine="0"/>
+              <w:jc w:val="right"/>
+            </w:pPr>
+            <w:r>
+              <w:rPr>
+                <w:sz w:val="22"/>
+              </w:rPr>
+              <w:t>1</w:t>
+            </w:r>
+          </w:p>
+        </w:tc>
+      </w:tr>
+      <w:tr>
+        <w:tc>
+          <w:tcPr>
+            <w:tcW w:type="dxa" w:w="4677"/>
+          </w:tcPr>
+          <w:p>
+            <w:pPr>
+              <w:spacing w:line="240" w:lineRule="auto"/>
+              <w:ind w:firstLine="0"/>
+            </w:pPr>
+            <w:r>
+              <w:rPr>
+                <w:sz w:val="22"/>
+              </w:rPr>
+              <w:t>1–3–1</w:t>
+            </w:r>
+          </w:p>
+        </w:tc>
+        <w:tc>
+          <w:tcPr>
+            <w:tcW w:type="dxa" w:w="4677"/>
+          </w:tcPr>
+          <w:p>
+            <w:pPr>
+              <w:spacing w:line="240" w:lineRule="auto"/>
+              <w:ind w:firstLine="0"/>
+              <w:jc w:val="right"/>
+            </w:pPr>
+            <w:r>
+              <w:rPr>
+                <w:sz w:val="22"/>
+              </w:rPr>
+              <w:t>1</w:t>
+            </w:r>
+          </w:p>
+        </w:tc>
+      </w:tr>
+      <w:tr>
+        <w:tc>
+          <w:tcPr>
+            <w:tcW w:type="dxa" w:w="4677"/>
+          </w:tcPr>
+          <w:p>
+            <w:pPr>
+              <w:spacing w:line="240" w:lineRule="auto"/>
+              <w:ind w:firstLine="0"/>
+            </w:pPr>
+            <w:r>
+              <w:rPr>
+                <w:sz w:val="22"/>
+              </w:rPr>
+              <w:t>1–3–2</w:t>
+            </w:r>
+          </w:p>
+        </w:tc>
+        <w:tc>
+          <w:tcPr>
+            <w:tcW w:type="dxa" w:w="4677"/>
+          </w:tcPr>
+          <w:p>
+            <w:pPr>
+              <w:spacing w:line="240" w:lineRule="auto"/>
+              <w:ind w:firstLine="0"/>
+              <w:jc w:val="right"/>
+            </w:pPr>
+            <w:r>
+              <w:rPr>
+                <w:sz w:val="22"/>
+              </w:rPr>
+              <w:t>1</w:t>
+            </w:r>
+          </w:p>
+        </w:tc>
+      </w:tr>
+      <w:tr>
+        <w:tc>
+          <w:tcPr>
+            <w:tcW w:type="dxa" w:w="4677"/>
+          </w:tcPr>
+          <w:p>
+            <w:pPr>
+              <w:spacing w:line="240" w:lineRule="auto"/>
+              <w:ind w:firstLine="0"/>
+            </w:pPr>
+            <w:r>
+              <w:rPr>
+                <w:sz w:val="22"/>
+              </w:rPr>
+              <w:t>2–1–4</w:t>
+            </w:r>
+          </w:p>
+        </w:tc>
+        <w:tc>
+          <w:tcPr>
+            <w:tcW w:type="dxa" w:w="4677"/>
+          </w:tcPr>
+          <w:p>
+            <w:pPr>
+              <w:spacing w:line="240" w:lineRule="auto"/>
+              <w:ind w:firstLine="0"/>
+              <w:jc w:val="right"/>
+            </w:pPr>
+            <w:r>
+              <w:rPr>
+                <w:sz w:val="22"/>
+              </w:rPr>
+              <w:t>1</w:t>
+            </w:r>
+          </w:p>
+        </w:tc>
+      </w:tr>
+      <w:tr>
+        <w:tc>
+          <w:tcPr>
+            <w:tcW w:type="dxa" w:w="4677"/>
+          </w:tcPr>
+          <w:p>
+            <w:pPr>
+              <w:spacing w:line="240" w:lineRule="auto"/>
+              <w:ind w:firstLine="0"/>
+            </w:pPr>
+            <w:r>
+              <w:rPr>
+                <w:sz w:val="22"/>
+              </w:rPr>
+              <w:t>1–0–2</w:t>
             </w:r>
           </w:p>
         </w:tc>

--- a/reports/docx/corpus.docx
+++ b/reports/docx/corpus.docx
@@ -15,7 +15,7 @@
         <w:pStyle w:val="ListBullet"/>
       </w:pPr>
       <w:r>
-        <w:t>Отчёт построен: 2026-09-28T10:29:14+00:00; сборка корпуса 2026-09-28T10:28:42+00:00.</w:t>
+        <w:t>Отчёт построен: 2026-09-28T10:39:39+00:00; сборка корпуса 2026-09-28T10:39:07+00:00.</w:t>
       </w:r>
     </w:p>
     <w:p>
@@ -38,10 +38,10 @@
         <w:rPr>
           <w:b/>
         </w:rPr>
-        <w:t>2620</w:t>
+        <w:t>2623</w:t>
       </w:r>
       <w:r>
-        <w:t>; предложений EN 2641, ZH 2665, RU 2803.</w:t>
+        <w:t>; предложений EN 2637, ZH 2667, RU 2685.</w:t>
       </w:r>
     </w:p>
     <w:p>
@@ -49,7 +49,7 @@
         <w:pStyle w:val="ListBullet"/>
       </w:pPr>
       <w:r>
-        <w:t>Объём: слов EN 49645, иероглифов ZH 74390, слов RU 44045.</w:t>
+        <w:t>Объём: слов EN 49987, иероглифов ZH 75634, слов RU 44631.</w:t>
       </w:r>
     </w:p>
     <w:p>
@@ -57,7 +57,7 @@
         <w:pStyle w:val="ListBullet"/>
       </w:pPr>
       <w:r>
-        <w:t>Размечено: артиклей 5292, конструкций с 量词 1251 (53 разных 量词), существительных RU 17366; спорных пометок 1853, из них неоднозначных падежей 1480.</w:t>
+        <w:t>Размечено: артиклей 5398, конструкций с 量词 1236 (54 разных 量词), существительных RU 18063; спорных пометок 1878, из них неоднозначных падежей 1523.</w:t>
       </w:r>
     </w:p>
     <w:p>
@@ -65,7 +65,7 @@
         <w:pStyle w:val="ListBullet"/>
       </w:pPr>
       <w:r>
-        <w:t>Выравнивание: Гейл–Чёрч (длина предложений); средний alignment_score 0,964, медиана 1,000; ниже порога 0,35 — 60 пар.</w:t>
+        <w:t>Выравнивание: Гейл–Чёрч (длина предложений); средний alignment_score 0,976, медиана 1,000; ниже порога 0,35 — 27 пар.</w:t>
       </w:r>
     </w:p>
     <w:p>
@@ -73,7 +73,7 @@
         <w:pStyle w:val="ListBullet"/>
       </w:pPr>
       <w:r>
-        <w:t>Ручная проверка: проверено 0, исправлено 0, автоматически 2620.</w:t>
+        <w:t>Ручная проверка: проверено 0, исправлено 0, автоматически 2623.</w:t>
       </w:r>
     </w:p>
     <w:p>
@@ -1745,7 +1745,7 @@
               <w:rPr>
                 <w:sz w:val="22"/>
               </w:rPr>
-              <w:t>C1</w:t>
+              <w:t>C2</w:t>
             </w:r>
           </w:p>
         </w:tc>
@@ -1763,7 +1763,7 @@
               <w:rPr>
                 <w:sz w:val="22"/>
               </w:rPr>
-              <w:t>2020</w:t>
+              <w:t>2016</w:t>
             </w:r>
           </w:p>
         </w:tc>
@@ -1781,7 +1781,7 @@
               <w:rPr>
                 <w:sz w:val="22"/>
               </w:rPr>
-              <w:t>2041</w:t>
+              <w:t>2043</w:t>
             </w:r>
           </w:p>
         </w:tc>
@@ -1799,7 +1799,7 @@
               <w:rPr>
                 <w:sz w:val="22"/>
               </w:rPr>
-              <w:t>2182</w:t>
+              <w:t>2064</w:t>
             </w:r>
           </w:p>
         </w:tc>
@@ -1817,7 +1817,7 @@
               <w:rPr>
                 <w:sz w:val="22"/>
               </w:rPr>
-              <w:t>2004</w:t>
+              <w:t>2007</w:t>
             </w:r>
           </w:p>
         </w:tc>
@@ -1834,7 +1834,7 @@
               <w:rPr>
                 <w:sz w:val="22"/>
               </w:rPr>
-              <w:t>1–1–1: 1838, 1–1–2: 68, 1–1–3: 36, 1–2–1: 31, 1–1–4: 8, 2–1–1: 8, 2–2–1: 4, 2–1–2: 3, 1–0–0: 2, 1–2–3: 1, 1–1–7: 1, 1–3–1: 1, 1–3–2: 1, 2–1–4: 1, 1–0–2: 1</w:t>
+              <w:t>1–1–1: 1916, 1–2–1: 35, 1–1–2: 25, 2–1–1: 9, 1–1–3: 9, 1–0–0: 5, 1–1–4: 5, 1–3–1: 1, 1–4–4: 1, 1–2–2: 1</w:t>
             </w:r>
           </w:p>
         </w:tc>
@@ -1852,7 +1852,7 @@
               <w:rPr>
                 <w:sz w:val="22"/>
               </w:rPr>
-              <w:t>0,971</w:t>
+              <w:t>0,987</w:t>
             </w:r>
           </w:p>
         </w:tc>
@@ -1870,7 +1870,7 @@
               <w:rPr>
                 <w:sz w:val="22"/>
               </w:rPr>
-              <w:t>44952</w:t>
+              <w:t>45294</w:t>
             </w:r>
           </w:p>
         </w:tc>
@@ -1888,7 +1888,7 @@
               <w:rPr>
                 <w:sz w:val="22"/>
               </w:rPr>
-              <w:t>67725</w:t>
+              <w:t>68969</w:t>
             </w:r>
           </w:p>
         </w:tc>
@@ -1906,7 +1906,7 @@
               <w:rPr>
                 <w:sz w:val="22"/>
               </w:rPr>
-              <w:t>40220</w:t>
+              <w:t>40806</w:t>
             </w:r>
           </w:p>
         </w:tc>
@@ -2999,7 +2999,7 @@
               <w:rPr>
                 <w:sz w:val="22"/>
               </w:rPr>
-              <w:t>4811</w:t>
+              <w:t>4917</w:t>
             </w:r>
           </w:p>
         </w:tc>
@@ -3017,7 +3017,7 @@
               <w:rPr>
                 <w:sz w:val="22"/>
               </w:rPr>
-              <w:t>1016</w:t>
+              <w:t>1001</w:t>
             </w:r>
           </w:p>
         </w:tc>
@@ -3035,7 +3035,7 @@
               <w:rPr>
                 <w:sz w:val="22"/>
               </w:rPr>
-              <w:t>16217</w:t>
+              <w:t>16914</w:t>
             </w:r>
           </w:p>
         </w:tc>
@@ -3053,7 +3053,7 @@
               <w:rPr>
                 <w:sz w:val="22"/>
               </w:rPr>
-              <w:t>10,7</w:t>
+              <w:t>10,9</w:t>
             </w:r>
           </w:p>
         </w:tc>
@@ -3089,7 +3089,7 @@
               <w:rPr>
                 <w:sz w:val="22"/>
               </w:rPr>
-              <w:t>40,3</w:t>
+              <w:t>41,4</w:t>
             </w:r>
           </w:p>
         </w:tc>
@@ -3255,7 +3255,7 @@
               <w:rPr>
                 <w:sz w:val="22"/>
               </w:rPr>
-              <w:t>2191</w:t>
+              <w:t>2246</w:t>
             </w:r>
           </w:p>
         </w:tc>
@@ -3273,7 +3273,7 @@
               <w:rPr>
                 <w:sz w:val="22"/>
               </w:rPr>
-              <w:t>634</w:t>
+              <w:t>663</w:t>
             </w:r>
           </w:p>
         </w:tc>
@@ -3291,7 +3291,7 @@
               <w:rPr>
                 <w:sz w:val="22"/>
               </w:rPr>
-              <w:t>2825</w:t>
+              <w:t>2909</w:t>
             </w:r>
           </w:p>
         </w:tc>
@@ -3309,7 +3309,7 @@
               <w:rPr>
                 <w:sz w:val="22"/>
               </w:rPr>
-              <w:t>657</w:t>
+              <w:t>672</w:t>
             </w:r>
           </w:p>
         </w:tc>
@@ -3346,7 +3346,7 @@
               <w:rPr>
                 <w:sz w:val="22"/>
               </w:rPr>
-              <w:t>4894</w:t>
+              <w:t>5185</w:t>
             </w:r>
           </w:p>
         </w:tc>
@@ -3364,7 +3364,7 @@
               <w:rPr>
                 <w:sz w:val="22"/>
               </w:rPr>
-              <w:t>2457</w:t>
+              <w:t>2571</w:t>
             </w:r>
           </w:p>
         </w:tc>
@@ -3382,7 +3382,7 @@
               <w:rPr>
                 <w:sz w:val="22"/>
               </w:rPr>
-              <w:t>7351</w:t>
+              <w:t>7756</w:t>
             </w:r>
           </w:p>
         </w:tc>
@@ -3400,7 +3400,7 @@
               <w:rPr>
                 <w:sz w:val="22"/>
               </w:rPr>
-              <w:t>391</w:t>
+              <w:t>423</w:t>
             </w:r>
           </w:p>
         </w:tc>
@@ -3437,7 +3437,7 @@
               <w:rPr>
                 <w:sz w:val="22"/>
               </w:rPr>
-              <w:t>798</w:t>
+              <w:t>853</w:t>
             </w:r>
           </w:p>
         </w:tc>
@@ -3455,7 +3455,7 @@
               <w:rPr>
                 <w:sz w:val="22"/>
               </w:rPr>
-              <w:t>361</w:t>
+              <w:t>355</w:t>
             </w:r>
           </w:p>
         </w:tc>
@@ -3473,7 +3473,7 @@
               <w:rPr>
                 <w:sz w:val="22"/>
               </w:rPr>
-              <w:t>1159</w:t>
+              <w:t>1208</w:t>
             </w:r>
           </w:p>
         </w:tc>
@@ -3491,7 +3491,7 @@
               <w:rPr>
                 <w:sz w:val="22"/>
               </w:rPr>
-              <w:t>27</w:t>
+              <w:t>34</w:t>
             </w:r>
           </w:p>
         </w:tc>
@@ -3528,7 +3528,7 @@
               <w:rPr>
                 <w:sz w:val="22"/>
               </w:rPr>
-              <w:t>1967</w:t>
+              <w:t>1996</w:t>
             </w:r>
           </w:p>
         </w:tc>
@@ -3546,7 +3546,7 @@
               <w:rPr>
                 <w:sz w:val="22"/>
               </w:rPr>
-              <w:t>660</w:t>
+              <w:t>710</w:t>
             </w:r>
           </w:p>
         </w:tc>
@@ -3564,7 +3564,7 @@
               <w:rPr>
                 <w:sz w:val="22"/>
               </w:rPr>
-              <w:t>2627</w:t>
+              <w:t>2706</w:t>
             </w:r>
           </w:p>
         </w:tc>
@@ -3582,7 +3582,7 @@
               <w:rPr>
                 <w:sz w:val="22"/>
               </w:rPr>
-              <w:t>355</w:t>
+              <w:t>343</w:t>
             </w:r>
           </w:p>
         </w:tc>
@@ -3619,7 +3619,7 @@
               <w:rPr>
                 <w:sz w:val="22"/>
               </w:rPr>
-              <w:t>899</w:t>
+              <w:t>895</w:t>
             </w:r>
           </w:p>
         </w:tc>
@@ -3637,7 +3637,7 @@
               <w:rPr>
                 <w:sz w:val="22"/>
               </w:rPr>
-              <w:t>366</w:t>
+              <w:t>363</w:t>
             </w:r>
           </w:p>
         </w:tc>
@@ -3655,7 +3655,7 @@
               <w:rPr>
                 <w:sz w:val="22"/>
               </w:rPr>
-              <w:t>1265</w:t>
+              <w:t>1258</w:t>
             </w:r>
           </w:p>
         </w:tc>
@@ -3673,7 +3673,7 @@
               <w:rPr>
                 <w:sz w:val="22"/>
               </w:rPr>
-              <w:t>7</w:t>
+              <w:t>3</w:t>
             </w:r>
           </w:p>
         </w:tc>
@@ -3710,7 +3710,7 @@
               <w:rPr>
                 <w:sz w:val="22"/>
               </w:rPr>
-              <w:t>1654</w:t>
+              <w:t>1714</w:t>
             </w:r>
           </w:p>
         </w:tc>
@@ -3728,7 +3728,7 @@
               <w:rPr>
                 <w:sz w:val="22"/>
               </w:rPr>
-              <w:t>485</w:t>
+              <w:t>512</w:t>
             </w:r>
           </w:p>
         </w:tc>
@@ -3746,7 +3746,7 @@
               <w:rPr>
                 <w:sz w:val="22"/>
               </w:rPr>
-              <w:t>2139</w:t>
+              <w:t>2226</w:t>
             </w:r>
           </w:p>
         </w:tc>
@@ -3764,7 +3764,7 @@
               <w:rPr>
                 <w:sz w:val="22"/>
               </w:rPr>
-              <w:t>43</w:t>
+              <w:t>48</w:t>
             </w:r>
           </w:p>
         </w:tc>
@@ -3964,7 +3964,7 @@
               <w:rPr>
                 <w:sz w:val="22"/>
               </w:rPr>
-              <w:t>325</w:t>
+              <w:t>324</w:t>
             </w:r>
           </w:p>
         </w:tc>
@@ -3981,7 +3981,7 @@
               <w:rPr>
                 <w:sz w:val="22"/>
               </w:rPr>
-              <w:t>问题, 人, 国家, 孩子, 项目</w:t>
+              <w:t>人, 问题, 国家, 项目, 目标</w:t>
             </w:r>
           </w:p>
         </w:tc>
@@ -4052,7 +4052,7 @@
               <w:rPr>
                 <w:sz w:val="22"/>
               </w:rPr>
-              <w:t>280</w:t>
+              <w:t>257</w:t>
             </w:r>
           </w:p>
         </w:tc>
@@ -4069,7 +4069,7 @@
               <w:rPr>
                 <w:sz w:val="22"/>
               </w:rPr>
-              <w:t>人, 问题, 情况, 国家, 活动</w:t>
+              <w:t>国家, 人, 情况, 问题, 措施</w:t>
             </w:r>
           </w:p>
         </w:tc>
@@ -4140,7 +4140,7 @@
               <w:rPr>
                 <w:sz w:val="22"/>
               </w:rPr>
-              <w:t>132</w:t>
+              <w:t>121</w:t>
             </w:r>
           </w:p>
         </w:tc>
@@ -4157,7 +4157,7 @@
               <w:rPr>
                 <w:sz w:val="22"/>
               </w:rPr>
-              <w:t>情况, 语言, 方法, 观点, 权利</w:t>
+              <w:t>方式, 语言, 文化, 观点, 现象</w:t>
             </w:r>
           </w:p>
         </w:tc>
@@ -4228,7 +4228,7 @@
               <w:rPr>
                 <w:sz w:val="22"/>
               </w:rPr>
-              <w:t>96</w:t>
+              <w:t>91</w:t>
             </w:r>
           </w:p>
         </w:tc>
@@ -4245,7 +4245,7 @@
               <w:rPr>
                 <w:sz w:val="22"/>
               </w:rPr>
-              <w:t>款, 原则, 情况, 内容, 规定</w:t>
+              <w:t>规定, 款, 受害者, 街, 地道</w:t>
             </w:r>
           </w:p>
         </w:tc>
@@ -4316,7 +4316,7 @@
               <w:rPr>
                 <w:sz w:val="22"/>
               </w:rPr>
-              <w:t>68</w:t>
+              <w:t>67</w:t>
             </w:r>
           </w:p>
         </w:tc>
@@ -4333,7 +4333,7 @@
               <w:rPr>
                 <w:sz w:val="22"/>
               </w:rPr>
-              <w:t>囚犯, 护士, 妇女, 律师, 警察</w:t>
+              <w:t>警察, 学生, 人员, 政治犯, 国民</w:t>
             </w:r>
           </w:p>
         </w:tc>
@@ -4352,7 +4352,7 @@
               <w:rPr>
                 <w:sz w:val="22"/>
               </w:rPr>
-              <w:t>项</w:t>
+              <w:t>次</w:t>
             </w:r>
           </w:p>
         </w:tc>
@@ -4369,7 +4369,7 @@
               <w:rPr>
                 <w:sz w:val="22"/>
               </w:rPr>
-              <w:t>xiàng</w:t>
+              <w:t>cì</w:t>
             </w:r>
           </w:p>
         </w:tc>
@@ -4386,7 +4386,7 @@
               <w:rPr>
                 <w:sz w:val="22"/>
               </w:rPr>
-              <w:t>пункты, задачи, проекты, исследования</w:t>
+              <w:t>раз, случай (кратность действия)</w:t>
             </w:r>
           </w:p>
         </w:tc>
@@ -4404,7 +4404,7 @@
               <w:rPr>
                 <w:sz w:val="22"/>
               </w:rPr>
-              <w:t>64</w:t>
+              <w:t>66</w:t>
             </w:r>
           </w:p>
         </w:tc>
@@ -4421,7 +4421,7 @@
               <w:rPr>
                 <w:sz w:val="22"/>
               </w:rPr>
-              <w:t>实验, 活动, 方案, 规定, 权利</w:t>
+              <w:t>会议, 旅行, 参观, 澡, 航天飞机</w:t>
             </w:r>
           </w:p>
         </w:tc>
@@ -4440,7 +4440,7 @@
               <w:rPr>
                 <w:sz w:val="22"/>
               </w:rPr>
-              <w:t>次</w:t>
+              <w:t>项</w:t>
             </w:r>
           </w:p>
         </w:tc>
@@ -4457,7 +4457,7 @@
               <w:rPr>
                 <w:sz w:val="22"/>
               </w:rPr>
-              <w:t>cì</w:t>
+              <w:t>xiàng</w:t>
             </w:r>
           </w:p>
         </w:tc>
@@ -4474,7 +4474,7 @@
               <w:rPr>
                 <w:sz w:val="22"/>
               </w:rPr>
-              <w:t>раз, случай (кратность действия)</w:t>
+              <w:t>пункты, задачи, проекты, исследования</w:t>
             </w:r>
           </w:p>
         </w:tc>
@@ -4492,7 +4492,7 @@
               <w:rPr>
                 <w:sz w:val="22"/>
               </w:rPr>
-              <w:t>54</w:t>
+              <w:t>63</w:t>
             </w:r>
           </w:p>
         </w:tc>
@@ -4509,7 +4509,7 @@
               <w:rPr>
                 <w:sz w:val="22"/>
               </w:rPr>
-              <w:t>会议, 审查会议, 旅行, 参观, 澡</w:t>
+              <w:t>工作, 任务, 法律, 公约, 建议</w:t>
             </w:r>
           </w:p>
         </w:tc>
@@ -4528,7 +4528,7 @@
               <w:rPr>
                 <w:sz w:val="22"/>
               </w:rPr>
-              <w:t>份</w:t>
+              <w:t>段</w:t>
             </w:r>
           </w:p>
         </w:tc>
@@ -4545,7 +4545,7 @@
               <w:rPr>
                 <w:sz w:val="22"/>
               </w:rPr>
-              <w:t>fèn</w:t>
+              <w:t>duàn</w:t>
             </w:r>
           </w:p>
         </w:tc>
@@ -4562,7 +4562,7 @@
               <w:rPr>
                 <w:sz w:val="22"/>
               </w:rPr>
-              <w:t>порции, экземпляры, документы; работа</w:t>
+              <w:t>отрезки времени; отрывки</w:t>
             </w:r>
           </w:p>
         </w:tc>
@@ -4580,7 +4580,7 @@
               <w:rPr>
                 <w:sz w:val="22"/>
               </w:rPr>
-              <w:t>32</w:t>
+              <w:t>28</w:t>
             </w:r>
           </w:p>
         </w:tc>
@@ -4597,7 +4597,7 @@
               <w:rPr>
                 <w:sz w:val="22"/>
               </w:rPr>
-              <w:t>出版物, 报告, 工作, 对象, 国家</w:t>
+              <w:t>路程, 认为, 文本, 提出, 目的</w:t>
             </w:r>
           </w:p>
         </w:tc>
@@ -4616,7 +4616,7 @@
               <w:rPr>
                 <w:sz w:val="22"/>
               </w:rPr>
-              <w:t>段</w:t>
+              <w:t>份</w:t>
             </w:r>
           </w:p>
         </w:tc>
@@ -4633,7 +4633,7 @@
               <w:rPr>
                 <w:sz w:val="22"/>
               </w:rPr>
-              <w:t>duàn</w:t>
+              <w:t>fèn</w:t>
             </w:r>
           </w:p>
         </w:tc>
@@ -4650,7 +4650,7 @@
               <w:rPr>
                 <w:sz w:val="22"/>
               </w:rPr>
-              <w:t>отрезки времени; отрывки</w:t>
+              <w:t>порции, экземпляры, документы; работа</w:t>
             </w:r>
           </w:p>
         </w:tc>
@@ -4668,7 +4668,7 @@
               <w:rPr>
                 <w:sz w:val="22"/>
               </w:rPr>
-              <w:t>23</w:t>
+              <w:t>25</w:t>
             </w:r>
           </w:p>
         </w:tc>
@@ -4685,7 +4685,7 @@
               <w:rPr>
                 <w:sz w:val="22"/>
               </w:rPr>
-              <w:t>路程, 包括, 文本, 财务, 注意</w:t>
+              <w:t>报告, 出版物, 工作, 名称, 经</w:t>
             </w:r>
           </w:p>
         </w:tc>
@@ -4756,7 +4756,7 @@
               <w:rPr>
                 <w:sz w:val="22"/>
               </w:rPr>
-              <w:t>19</w:t>
+              <w:t>20</w:t>
             </w:r>
           </w:p>
         </w:tc>
@@ -4773,7 +4773,7 @@
               <w:rPr>
                 <w:sz w:val="22"/>
               </w:rPr>
-              <w:t>女士, 老爷爷, 代表, 管理员, 老太太</w:t>
+              <w:t>女士, 代表, 老爷爷, 管理员, 老太太</w:t>
             </w:r>
           </w:p>
         </w:tc>
@@ -4844,7 +4844,7 @@
               <w:rPr>
                 <w:sz w:val="22"/>
               </w:rPr>
-              <w:t>15</w:t>
+              <w:t>16</w:t>
             </w:r>
           </w:p>
         </w:tc>
@@ -4861,7 +4861,7 @@
               <w:rPr>
                 <w:sz w:val="22"/>
               </w:rPr>
-              <w:t>书, 杂志</w:t>
+              <w:t>书, 杂志, 手册</w:t>
             </w:r>
           </w:p>
         </w:tc>
@@ -4880,7 +4880,7 @@
               <w:rPr>
                 <w:sz w:val="22"/>
               </w:rPr>
-              <w:t>张</w:t>
+              <w:t>所</w:t>
             </w:r>
           </w:p>
         </w:tc>
@@ -4897,7 +4897,7 @@
               <w:rPr>
                 <w:sz w:val="22"/>
               </w:rPr>
-              <w:t>zhāng</w:t>
+              <w:t>suǒ</w:t>
             </w:r>
           </w:p>
         </w:tc>
@@ -4914,7 +4914,7 @@
               <w:rPr>
                 <w:sz w:val="22"/>
               </w:rPr>
-              <w:t>плоские предметы: бумага, билеты, фото, столы, кровати; лицо</w:t>
+              <w:t>учреждения, школы, дома</w:t>
             </w:r>
           </w:p>
         </w:tc>
@@ -4932,7 +4932,7 @@
               <w:rPr>
                 <w:sz w:val="22"/>
               </w:rPr>
-              <w:t>15</w:t>
+              <w:t>13</w:t>
             </w:r>
           </w:p>
         </w:tc>
@@ -4949,7 +4949,7 @@
               <w:rPr>
                 <w:sz w:val="22"/>
               </w:rPr>
-              <w:t>照片, 桌子, 地图, 入场券, 往返票</w:t>
+              <w:t>学校, 大学, 产科病房, 幼儿园, 中学</w:t>
             </w:r>
           </w:p>
         </w:tc>
@@ -5037,7 +5037,7 @@
               <w:rPr>
                 <w:sz w:val="22"/>
               </w:rPr>
-              <w:t>狗, 猫, 是, 玩具熊, 蝴蝶</w:t>
+              <w:t>狗, 猫, 玩具熊, 蝴蝶, 飞蛾</w:t>
             </w:r>
           </w:p>
         </w:tc>
@@ -5056,7 +5056,7 @@
               <w:rPr>
                 <w:sz w:val="22"/>
               </w:rPr>
-              <w:t>家</w:t>
+              <w:t>张</w:t>
             </w:r>
           </w:p>
         </w:tc>
@@ -5073,7 +5073,7 @@
               <w:rPr>
                 <w:sz w:val="22"/>
               </w:rPr>
-              <w:t>jiā</w:t>
+              <w:t>zhāng</w:t>
             </w:r>
           </w:p>
         </w:tc>
@@ -5090,7 +5090,7 @@
               <w:rPr>
                 <w:sz w:val="22"/>
               </w:rPr>
-              <w:t>предприятия, магазины, рестораны; семьи</w:t>
+              <w:t>плоские предметы: бумага, билеты, фото, столы, кровати; лицо</w:t>
             </w:r>
           </w:p>
         </w:tc>
@@ -5108,7 +5108,7 @@
               <w:rPr>
                 <w:sz w:val="22"/>
               </w:rPr>
-              <w:t>10</w:t>
+              <w:t>12</w:t>
             </w:r>
           </w:p>
         </w:tc>
@@ -5125,7 +5125,7 @@
               <w:rPr>
                 <w:sz w:val="22"/>
               </w:rPr>
-              <w:t>咖啡馆, 医院, 公司, 酒店, 小店</w:t>
+              <w:t>照片, 桌子, 地图, 入场券, 往返票</w:t>
             </w:r>
           </w:p>
         </w:tc>
@@ -5144,7 +5144,7 @@
               <w:rPr>
                 <w:sz w:val="22"/>
               </w:rPr>
-              <w:t>所</w:t>
+              <w:t>台</w:t>
             </w:r>
           </w:p>
         </w:tc>
@@ -5161,7 +5161,7 @@
               <w:rPr>
                 <w:sz w:val="22"/>
               </w:rPr>
-              <w:t>suǒ</w:t>
+              <w:t>tái</w:t>
             </w:r>
           </w:p>
         </w:tc>
@@ -5178,7 +5178,7 @@
               <w:rPr>
                 <w:sz w:val="22"/>
               </w:rPr>
-              <w:t>учреждения, школы, дома</w:t>
+              <w:t>техника, машины, аппараты</w:t>
             </w:r>
           </w:p>
         </w:tc>
@@ -5196,7 +5196,7 @@
               <w:rPr>
                 <w:sz w:val="22"/>
               </w:rPr>
-              <w:t>9</w:t>
+              <w:t>11</w:t>
             </w:r>
           </w:p>
         </w:tc>
@@ -5213,7 +5213,7 @@
               <w:rPr>
                 <w:sz w:val="22"/>
               </w:rPr>
-              <w:t>学校, 示, 中心内, 活动, 住房</w:t>
+              <w:t>电脑, 时光机, 自行车, 计算机, 系统</w:t>
             </w:r>
           </w:p>
         </w:tc>
@@ -5225,7 +5225,7 @@
         <w:ind w:firstLine="709"/>
       </w:pPr>
       <w:r>
-        <w:t xml:space="preserve">Показаны 15 самых частых из 53; полный список — </w:t>
+        <w:t xml:space="preserve">Показаны 15 самых частых из 54; полный список — </w:t>
       </w:r>
       <w:r>
         <w:rPr>
@@ -5340,7 +5340,7 @@
               <w:rPr>
                 <w:sz w:val="22"/>
               </w:rPr>
-              <w:t>4249</w:t>
+              <w:t>4333</w:t>
             </w:r>
           </w:p>
         </w:tc>
@@ -5377,7 +5377,7 @@
               <w:rPr>
                 <w:sz w:val="22"/>
               </w:rPr>
-              <w:t>876</w:t>
+              <w:t>875</w:t>
             </w:r>
           </w:p>
         </w:tc>
@@ -5414,7 +5414,7 @@
               <w:rPr>
                 <w:sz w:val="22"/>
               </w:rPr>
-              <w:t>167</w:t>
+              <w:t>190</w:t>
             </w:r>
           </w:p>
         </w:tc>
@@ -5435,7 +5435,7 @@
         <w:t>the</w:t>
       </w:r>
       <w:r>
-        <w:t xml:space="preserve">: committee (125), government (69), group (54), programme (50), commission (44), author (44), party (40), case (36); с </w:t>
+        <w:t xml:space="preserve">: committee (132), government (74), programme (42), assembly (42), party (40), country (40), commission (39), group (38); с </w:t>
       </w:r>
       <w:r>
         <w:rPr>
@@ -5444,7 +5444,7 @@
         <w:t>a/an</w:t>
       </w:r>
       <w:r>
-        <w:t>: number (26), system (14), statement (13), result (11), report (11), approach (10), role (10), view (10).</w:t>
+        <w:t>: number (26), basis (17), system (13), programme (11), result (11), country (9), project (9), statement (9).</w:t>
       </w:r>
     </w:p>
     <w:p>
@@ -5924,7 +5924,7 @@
               <w:rPr>
                 <w:sz w:val="22"/>
               </w:rPr>
-              <w:t>2004</w:t>
+              <w:t>2007</w:t>
             </w:r>
           </w:p>
         </w:tc>
@@ -5942,7 +5942,7 @@
               <w:rPr>
                 <w:sz w:val="22"/>
               </w:rPr>
-              <w:t>10,70</w:t>
+              <w:t>10,86</w:t>
             </w:r>
           </w:p>
         </w:tc>
@@ -5960,7 +5960,7 @@
               <w:rPr>
                 <w:sz w:val="22"/>
               </w:rPr>
-              <w:t>1,50</w:t>
+              <w:t>1,45</w:t>
             </w:r>
           </w:p>
         </w:tc>
@@ -5978,7 +5978,7 @@
               <w:rPr>
                 <w:sz w:val="22"/>
               </w:rPr>
-              <w:t>40,32</w:t>
+              <w:t>41,45</w:t>
             </w:r>
           </w:p>
         </w:tc>
@@ -6454,7 +6454,7 @@
               <w:rPr>
                 <w:sz w:val="22"/>
               </w:rPr>
-              <w:t>15,5</w:t>
+              <w:t>15,4</w:t>
             </w:r>
           </w:p>
         </w:tc>
@@ -6472,7 +6472,7 @@
               <w:rPr>
                 <w:sz w:val="22"/>
               </w:rPr>
-              <w:t>43,4</w:t>
+              <w:t>44,0</w:t>
             </w:r>
           </w:p>
         </w:tc>
@@ -6508,7 +6508,7 @@
               <w:rPr>
                 <w:sz w:val="22"/>
               </w:rPr>
-              <w:t>14,5</w:t>
+              <w:t>14,3</w:t>
             </w:r>
           </w:p>
         </w:tc>
@@ -6526,7 +6526,7 @@
               <w:rPr>
                 <w:sz w:val="22"/>
               </w:rPr>
-              <w:t>7,3</w:t>
+              <w:t>7,0</w:t>
             </w:r>
           </w:p>
         </w:tc>
@@ -6724,7 +6724,7 @@
               <w:rPr>
                 <w:sz w:val="22"/>
               </w:rPr>
-              <w:t>些 25,9 %, 个 24,3 %, 种 11,4 %, 条 9,2 %, 名 6,4 %</w:t>
+              <w:t>个 24,6 %, 些 24,0 %, 种 10,5 %, 条 8,9 %, 名 6,4 %</w:t>
             </w:r>
           </w:p>
         </w:tc>
@@ -7774,7 +7774,7 @@
               <w:rPr>
                 <w:sz w:val="22"/>
               </w:rPr>
-              <w:t>68</w:t>
+              <w:t>54</w:t>
             </w:r>
           </w:p>
         </w:tc>
@@ -7792,7 +7792,7 @@
               <w:rPr>
                 <w:sz w:val="22"/>
               </w:rPr>
-              <w:t>42</w:t>
+              <w:t>44</w:t>
             </w:r>
           </w:p>
         </w:tc>
@@ -7810,7 +7810,7 @@
               <w:rPr>
                 <w:sz w:val="22"/>
               </w:rPr>
-              <w:t>148</w:t>
+              <w:t>154</w:t>
             </w:r>
           </w:p>
         </w:tc>
@@ -7828,7 +7828,7 @@
               <w:rPr>
                 <w:sz w:val="22"/>
               </w:rPr>
-              <w:t>258</w:t>
+              <w:t>265</w:t>
             </w:r>
           </w:p>
         </w:tc>
@@ -7846,7 +7846,7 @@
               <w:rPr>
                 <w:sz w:val="22"/>
               </w:rPr>
-              <w:t>493</w:t>
+              <w:t>488</w:t>
             </w:r>
           </w:p>
         </w:tc>
@@ -7864,7 +7864,7 @@
               <w:rPr>
                 <w:sz w:val="22"/>
               </w:rPr>
-              <w:t>995</w:t>
+              <w:t>1002</w:t>
             </w:r>
           </w:p>
         </w:tc>
@@ -7973,7 +7973,7 @@
               <w:rPr>
                 <w:sz w:val="22"/>
               </w:rPr>
-              <w:t>2440</w:t>
+              <w:t>2518</w:t>
             </w:r>
           </w:p>
         </w:tc>
@@ -7992,7 +7992,7 @@
               <w:rPr>
                 <w:sz w:val="22"/>
               </w:rPr>
-              <w:t>1–1–2</w:t>
+              <w:t>1–2–1</w:t>
             </w:r>
           </w:p>
         </w:tc>
@@ -8010,7 +8010,7 @@
               <w:rPr>
                 <w:sz w:val="22"/>
               </w:rPr>
-              <w:t>68</w:t>
+              <w:t>40</w:t>
             </w:r>
           </w:p>
         </w:tc>
@@ -8029,7 +8029,7 @@
               <w:rPr>
                 <w:sz w:val="22"/>
               </w:rPr>
-              <w:t>1–2–1</w:t>
+              <w:t>1–1–2</w:t>
             </w:r>
           </w:p>
         </w:tc>
@@ -8047,7 +8047,7 @@
               <w:rPr>
                 <w:sz w:val="22"/>
               </w:rPr>
-              <w:t>36</w:t>
+              <w:t>25</w:t>
             </w:r>
           </w:p>
         </w:tc>
@@ -8066,7 +8066,7 @@
               <w:rPr>
                 <w:sz w:val="22"/>
               </w:rPr>
-              <w:t>1–1–3</w:t>
+              <w:t>2–1–1</w:t>
             </w:r>
           </w:p>
         </w:tc>
@@ -8084,7 +8084,7 @@
               <w:rPr>
                 <w:sz w:val="22"/>
               </w:rPr>
-              <w:t>36</w:t>
+              <w:t>11</w:t>
             </w:r>
           </w:p>
         </w:tc>
@@ -8103,7 +8103,7 @@
               <w:rPr>
                 <w:sz w:val="22"/>
               </w:rPr>
-              <w:t>2–1–1</w:t>
+              <w:t>1–1–3</w:t>
             </w:r>
           </w:p>
         </w:tc>
@@ -8121,7 +8121,7 @@
               <w:rPr>
                 <w:sz w:val="22"/>
               </w:rPr>
-              <w:t>10</w:t>
+              <w:t>9</w:t>
             </w:r>
           </w:p>
         </w:tc>
@@ -8140,7 +8140,7 @@
               <w:rPr>
                 <w:sz w:val="22"/>
               </w:rPr>
-              <w:t>1–1–4</w:t>
+              <w:t>1–0–0</w:t>
             </w:r>
           </w:p>
         </w:tc>
@@ -8158,7 +8158,7 @@
               <w:rPr>
                 <w:sz w:val="22"/>
               </w:rPr>
-              <w:t>8</w:t>
+              <w:t>5</w:t>
             </w:r>
           </w:p>
         </w:tc>
@@ -8177,7 +8177,7 @@
               <w:rPr>
                 <w:sz w:val="22"/>
               </w:rPr>
-              <w:t>2–1–2</w:t>
+              <w:t>1–1–4</w:t>
             </w:r>
           </w:p>
         </w:tc>
@@ -8195,7 +8195,7 @@
               <w:rPr>
                 <w:sz w:val="22"/>
               </w:rPr>
-              <w:t>6</w:t>
+              <w:t>5</w:t>
             </w:r>
           </w:p>
         </w:tc>
@@ -8214,7 +8214,7 @@
               <w:rPr>
                 <w:sz w:val="22"/>
               </w:rPr>
-              <w:t>2–2–1</w:t>
+              <w:t>1–2–2</w:t>
             </w:r>
           </w:p>
         </w:tc>
@@ -8251,7 +8251,7 @@
               <w:rPr>
                 <w:sz w:val="22"/>
               </w:rPr>
-              <w:t>1–2–2</w:t>
+              <w:t>2–1–2</w:t>
             </w:r>
           </w:p>
         </w:tc>
@@ -8288,7 +8288,7 @@
               <w:rPr>
                 <w:sz w:val="22"/>
               </w:rPr>
-              <w:t>1–0–0</w:t>
+              <w:t>1–1–0</w:t>
             </w:r>
           </w:p>
         </w:tc>
@@ -8306,7 +8306,7 @@
               <w:rPr>
                 <w:sz w:val="22"/>
               </w:rPr>
-              <w:t>2</w:t>
+              <w:t>1</w:t>
             </w:r>
           </w:p>
         </w:tc>
@@ -8325,7 +8325,7 @@
               <w:rPr>
                 <w:sz w:val="22"/>
               </w:rPr>
-              <w:t>1–1–0</w:t>
+              <w:t>1–3–1</w:t>
             </w:r>
           </w:p>
         </w:tc>
@@ -8362,192 +8362,7 @@
               <w:rPr>
                 <w:sz w:val="22"/>
               </w:rPr>
-              <w:t>1–2–3</w:t>
-            </w:r>
-          </w:p>
-        </w:tc>
-        <w:tc>
-          <w:tcPr>
-            <w:tcW w:type="dxa" w:w="4677"/>
-          </w:tcPr>
-          <w:p>
-            <w:pPr>
-              <w:spacing w:line="240" w:lineRule="auto"/>
-              <w:ind w:firstLine="0"/>
-              <w:jc w:val="right"/>
-            </w:pPr>
-            <w:r>
-              <w:rPr>
-                <w:sz w:val="22"/>
-              </w:rPr>
-              <w:t>1</w:t>
-            </w:r>
-          </w:p>
-        </w:tc>
-      </w:tr>
-      <w:tr>
-        <w:tc>
-          <w:tcPr>
-            <w:tcW w:type="dxa" w:w="4677"/>
-          </w:tcPr>
-          <w:p>
-            <w:pPr>
-              <w:spacing w:line="240" w:lineRule="auto"/>
-              <w:ind w:firstLine="0"/>
-            </w:pPr>
-            <w:r>
-              <w:rPr>
-                <w:sz w:val="22"/>
-              </w:rPr>
-              <w:t>1–1–7</w:t>
-            </w:r>
-          </w:p>
-        </w:tc>
-        <w:tc>
-          <w:tcPr>
-            <w:tcW w:type="dxa" w:w="4677"/>
-          </w:tcPr>
-          <w:p>
-            <w:pPr>
-              <w:spacing w:line="240" w:lineRule="auto"/>
-              <w:ind w:firstLine="0"/>
-              <w:jc w:val="right"/>
-            </w:pPr>
-            <w:r>
-              <w:rPr>
-                <w:sz w:val="22"/>
-              </w:rPr>
-              <w:t>1</w:t>
-            </w:r>
-          </w:p>
-        </w:tc>
-      </w:tr>
-      <w:tr>
-        <w:tc>
-          <w:tcPr>
-            <w:tcW w:type="dxa" w:w="4677"/>
-          </w:tcPr>
-          <w:p>
-            <w:pPr>
-              <w:spacing w:line="240" w:lineRule="auto"/>
-              <w:ind w:firstLine="0"/>
-            </w:pPr>
-            <w:r>
-              <w:rPr>
-                <w:sz w:val="22"/>
-              </w:rPr>
-              <w:t>1–3–1</w:t>
-            </w:r>
-          </w:p>
-        </w:tc>
-        <w:tc>
-          <w:tcPr>
-            <w:tcW w:type="dxa" w:w="4677"/>
-          </w:tcPr>
-          <w:p>
-            <w:pPr>
-              <w:spacing w:line="240" w:lineRule="auto"/>
-              <w:ind w:firstLine="0"/>
-              <w:jc w:val="right"/>
-            </w:pPr>
-            <w:r>
-              <w:rPr>
-                <w:sz w:val="22"/>
-              </w:rPr>
-              <w:t>1</w:t>
-            </w:r>
-          </w:p>
-        </w:tc>
-      </w:tr>
-      <w:tr>
-        <w:tc>
-          <w:tcPr>
-            <w:tcW w:type="dxa" w:w="4677"/>
-          </w:tcPr>
-          <w:p>
-            <w:pPr>
-              <w:spacing w:line="240" w:lineRule="auto"/>
-              <w:ind w:firstLine="0"/>
-            </w:pPr>
-            <w:r>
-              <w:rPr>
-                <w:sz w:val="22"/>
-              </w:rPr>
-              <w:t>1–3–2</w:t>
-            </w:r>
-          </w:p>
-        </w:tc>
-        <w:tc>
-          <w:tcPr>
-            <w:tcW w:type="dxa" w:w="4677"/>
-          </w:tcPr>
-          <w:p>
-            <w:pPr>
-              <w:spacing w:line="240" w:lineRule="auto"/>
-              <w:ind w:firstLine="0"/>
-              <w:jc w:val="right"/>
-            </w:pPr>
-            <w:r>
-              <w:rPr>
-                <w:sz w:val="22"/>
-              </w:rPr>
-              <w:t>1</w:t>
-            </w:r>
-          </w:p>
-        </w:tc>
-      </w:tr>
-      <w:tr>
-        <w:tc>
-          <w:tcPr>
-            <w:tcW w:type="dxa" w:w="4677"/>
-          </w:tcPr>
-          <w:p>
-            <w:pPr>
-              <w:spacing w:line="240" w:lineRule="auto"/>
-              <w:ind w:firstLine="0"/>
-            </w:pPr>
-            <w:r>
-              <w:rPr>
-                <w:sz w:val="22"/>
-              </w:rPr>
-              <w:t>2–1–4</w:t>
-            </w:r>
-          </w:p>
-        </w:tc>
-        <w:tc>
-          <w:tcPr>
-            <w:tcW w:type="dxa" w:w="4677"/>
-          </w:tcPr>
-          <w:p>
-            <w:pPr>
-              <w:spacing w:line="240" w:lineRule="auto"/>
-              <w:ind w:firstLine="0"/>
-              <w:jc w:val="right"/>
-            </w:pPr>
-            <w:r>
-              <w:rPr>
-                <w:sz w:val="22"/>
-              </w:rPr>
-              <w:t>1</w:t>
-            </w:r>
-          </w:p>
-        </w:tc>
-      </w:tr>
-      <w:tr>
-        <w:tc>
-          <w:tcPr>
-            <w:tcW w:type="dxa" w:w="4677"/>
-          </w:tcPr>
-          <w:p>
-            <w:pPr>
-              <w:spacing w:line="240" w:lineRule="auto"/>
-              <w:ind w:firstLine="0"/>
-            </w:pPr>
-            <w:r>
-              <w:rPr>
-                <w:sz w:val="22"/>
-              </w:rPr>
-              <w:t>1–0–2</w:t>
+              <w:t>1–4–4</w:t>
             </w:r>
           </w:p>
         </w:tc>

--- a/reports/docx/corpus.docx
+++ b/reports/docx/corpus.docx
@@ -15,7 +15,7 @@
         <w:pStyle w:val="ListBullet"/>
       </w:pPr>
       <w:r>
-        <w:t>Отчёт построен: 2026-09-28T10:39:39+00:00; сборка корпуса 2026-09-28T10:39:07+00:00.</w:t>
+        <w:t>Отчёт построен: 2026-09-28T16:55:37+00:00; сборка корпуса 2026-09-28T16:55:04+00:00.</w:t>
       </w:r>
     </w:p>
     <w:p>
